--- a/p2/P2_DavidRico_ALG.docx
+++ b/p2/P2_DavidRico_ALG.docx
@@ -1,6 +1,6 @@
 
 <file path=word/document.xml><?xml version="1.0" encoding="utf-8"?>
-<w:document xmlns:wpc="http://schemas.microsoft.com/office/word/2010/wordprocessingCanvas" xmlns:cx="http://schemas.microsoft.com/office/drawing/2014/chartex" xmlns:cx1="http://schemas.microsoft.com/office/drawing/2015/9/8/chartex" xmlns:mc="http://schemas.openxmlformats.org/markup-compatibility/2006" xmlns:o="urn:schemas-microsoft-com:office:office" xmlns:r="http://schemas.openxmlformats.org/officeDocument/2006/relationships" xmlns:m="http://schemas.openxmlformats.org/officeDocument/2006/math" xmlns:v="urn:schemas-microsoft-com:vml" xmlns:wp14="http://schemas.microsoft.com/office/word/2010/wordprocessingDrawing" xmlns:wp="http://schemas.openxmlformats.org/drawingml/2006/wordprocessingDrawing" xmlns:w10="urn:schemas-microsoft-com:office:word" xmlns:w="http://schemas.openxmlformats.org/wordprocessingml/2006/main" xmlns:w14="http://schemas.microsoft.com/office/word/2010/wordml" xmlns:w15="http://schemas.microsoft.com/office/word/2012/wordml" xmlns:w16se="http://schemas.microsoft.com/office/word/2015/wordml/symex" xmlns:wpg="http://schemas.microsoft.com/office/word/2010/wordprocessingGroup" xmlns:wpi="http://schemas.microsoft.com/office/word/2010/wordprocessingInk" xmlns:wne="http://schemas.microsoft.com/office/word/2006/wordml" xmlns:wps="http://schemas.microsoft.com/office/word/2010/wordprocessingShape" mc:Ignorable="w14 w15 w16se wp14">
+<w:document xmlns:wpc="http://schemas.microsoft.com/office/word/2010/wordprocessingCanvas" xmlns:cx="http://schemas.microsoft.com/office/drawing/2014/chartex" xmlns:cx1="http://schemas.microsoft.com/office/drawing/2015/9/8/chartex" xmlns:cx2="http://schemas.microsoft.com/office/drawing/2015/10/21/chartex" xmlns:cx3="http://schemas.microsoft.com/office/drawing/2016/5/9/chartex" xmlns:cx4="http://schemas.microsoft.com/office/drawing/2016/5/10/chartex" xmlns:cx5="http://schemas.microsoft.com/office/drawing/2016/5/11/chartex" xmlns:cx6="http://schemas.microsoft.com/office/drawing/2016/5/12/chartex" xmlns:cx7="http://schemas.microsoft.com/office/drawing/2016/5/13/chartex" xmlns:cx8="http://schemas.microsoft.com/office/drawing/2016/5/14/chartex" xmlns:mc="http://schemas.openxmlformats.org/markup-compatibility/2006" xmlns:aink="http://schemas.microsoft.com/office/drawing/2016/ink" xmlns:am3d="http://schemas.microsoft.com/office/drawing/2017/model3d" xmlns:o="urn:schemas-microsoft-com:office:office" xmlns:oel="http://schemas.microsoft.com/office/2019/extlst" xmlns:r="http://schemas.openxmlformats.org/officeDocument/2006/relationships" xmlns:m="http://schemas.openxmlformats.org/officeDocument/2006/math" xmlns:v="urn:schemas-microsoft-com:vml" xmlns:wp14="http://schemas.microsoft.com/office/word/2010/wordprocessingDrawing" xmlns:wp="http://schemas.openxmlformats.org/drawingml/2006/wordprocessingDrawing" xmlns:w10="urn:schemas-microsoft-com:office:word" xmlns:w="http://schemas.openxmlformats.org/wordprocessingml/2006/main" xmlns:w14="http://schemas.microsoft.com/office/word/2010/wordml" xmlns:w15="http://schemas.microsoft.com/office/word/2012/wordml" xmlns:w16cex="http://schemas.microsoft.com/office/word/2018/wordml/cex" xmlns:w16cid="http://schemas.microsoft.com/office/word/2016/wordml/cid" xmlns:w16="http://schemas.microsoft.com/office/word/2018/wordml" xmlns:w16sdtdh="http://schemas.microsoft.com/office/word/2020/wordml/sdtdatahash" xmlns:w16se="http://schemas.microsoft.com/office/word/2015/wordml/symex" xmlns:wpg="http://schemas.microsoft.com/office/word/2010/wordprocessingGroup" xmlns:wpi="http://schemas.microsoft.com/office/word/2010/wordprocessingInk" xmlns:wne="http://schemas.microsoft.com/office/word/2006/wordml" xmlns:wps="http://schemas.microsoft.com/office/word/2010/wordprocessingShape" mc:Ignorable="w14 w15 w16se w16cid w16 w16cex w16sdtdh wp14">
   <w:body>
     <w:p>
       <w:r>
@@ -10,6 +10,9 @@
     <w:p>
       <w:r>
         <w:t>1)INTERCAMBIO DIRECTO o BURBUJA</w:t>
+      </w:r>
+      <w:r>
+        <w:t xml:space="preserve"> N = 1</w:t>
       </w:r>
     </w:p>
     <w:tbl>
@@ -401,8 +404,75 @@
     </w:tbl>
     <w:p/>
     <w:p>
+      <w:pPr>
+        <w:jc w:val="both"/>
+        <w:rPr>
+          <w:b/>
+          <w:bCs/>
+        </w:rPr>
+      </w:pPr>
+      <w:r>
+        <w:rPr>
+          <w:b/>
+          <w:bCs/>
+        </w:rPr>
+        <w:t>Razone si los diferentes tiempos obtenidos concuerdan con lo esperado, según la complejidad temporal estudiada</w:t>
+      </w:r>
+      <w:r>
+        <w:rPr>
+          <w:b/>
+          <w:bCs/>
+        </w:rPr>
+        <w:t>:</w:t>
+      </w:r>
+    </w:p>
+    <w:p>
+      <w:pPr>
+        <w:jc w:val="both"/>
+      </w:pPr>
+      <w:r>
+        <w:t>Si que concuerdan ya que l</w:t>
+      </w:r>
+      <w:r>
+        <w:t>os datos reflejan un comportamiento cuadrático, O(n^2)</w:t>
+      </w:r>
+      <w:r>
+        <w:t xml:space="preserve">. Con respecto a las diferencias de ordenación, el ordenado es más rápido ya que evalúa la condición </w:t>
+      </w:r>
+      <w:proofErr w:type="spellStart"/>
+      <w:r>
+        <w:t>if</w:t>
+      </w:r>
+      <w:proofErr w:type="spellEnd"/>
+      <w:r>
+        <w:t xml:space="preserve"> (a[j - 1] &gt; a[j]</w:t>
+      </w:r>
+      <w:r>
+        <w:t xml:space="preserve">, pero nunca entra dentro, sin embargo en las otras ordenaciones </w:t>
+      </w:r>
+      <w:proofErr w:type="spellStart"/>
+      <w:r>
+        <w:t>si</w:t>
+      </w:r>
+      <w:proofErr w:type="spellEnd"/>
+      <w:r>
+        <w:t xml:space="preserve"> que entra y tarda más.</w:t>
+      </w:r>
+    </w:p>
+    <w:p>
+      <w:pPr>
+        <w:jc w:val="both"/>
+      </w:pPr>
+    </w:p>
+    <w:p>
       <w:r>
         <w:t>2)SELECCIÓN</w:t>
+      </w:r>
+      <w:r>
+        <w:t xml:space="preserve"> </w:t>
+      </w:r>
+      <w:r>
+        <w:t>N = 1</w:t>
       </w:r>
     </w:p>
     <w:tbl>
@@ -806,8 +876,52 @@
     </w:tbl>
     <w:p/>
     <w:p>
+      <w:pPr>
+        <w:jc w:val="both"/>
+        <w:rPr>
+          <w:b/>
+          <w:bCs/>
+        </w:rPr>
+      </w:pPr>
+      <w:r>
+        <w:rPr>
+          <w:b/>
+          <w:bCs/>
+        </w:rPr>
+        <w:t>Razone si los diferentes tiempos obtenidos concuerdan con lo esperado, según la complejidad temporal estudiada</w:t>
+      </w:r>
+      <w:r>
+        <w:rPr>
+          <w:b/>
+          <w:bCs/>
+        </w:rPr>
+        <w:t>:</w:t>
+      </w:r>
+    </w:p>
+    <w:p>
+      <w:r>
+        <w:t>Si que concuerdan ya que l</w:t>
+      </w:r>
+      <w:r>
+        <w:t>os datos reflejan un comportamiento cuadrático, O(n^2)</w:t>
+      </w:r>
+      <w:r>
+        <w:t>. Con respecto a las diferencias de ordenación</w:t>
+      </w:r>
+      <w:r>
+        <w:t>, en este caso el número de comparaciones dentro del algoritmo es constante y no tiene ninguna relación con el orden del array, por tanto el resultado tiene sentido.</w:t>
+      </w:r>
+    </w:p>
+    <w:p/>
+    <w:p>
       <w:r>
         <w:t>3)INSERCIÓN</w:t>
+      </w:r>
+      <w:r>
+        <w:t xml:space="preserve"> </w:t>
+      </w:r>
+      <w:r>
+        <w:t>N = 1</w:t>
       </w:r>
     </w:p>
     <w:tbl>
@@ -1002,6 +1116,7 @@
           </w:tcPr>
           <w:p>
             <w:r>
+              <w:lastRenderedPageBreak/>
               <w:t>8000</w:t>
             </w:r>
           </w:p>
@@ -1208,8 +1323,49 @@
     </w:tbl>
     <w:p/>
     <w:p>
+      <w:pPr>
+        <w:jc w:val="both"/>
+        <w:rPr>
+          <w:b/>
+          <w:bCs/>
+        </w:rPr>
+      </w:pPr>
+      <w:r>
+        <w:rPr>
+          <w:b/>
+          <w:bCs/>
+        </w:rPr>
+        <w:t>Razone si los diferentes tiempos obtenidos concuerdan con lo esperado, según la complejidad temporal estudiada</w:t>
+      </w:r>
+      <w:r>
+        <w:rPr>
+          <w:b/>
+          <w:bCs/>
+        </w:rPr>
+        <w:t>:</w:t>
+      </w:r>
+    </w:p>
+    <w:p>
+      <w:r>
+        <w:t>En este algoritmo podemos ver que los valores en el array ordenado es muy rápido en comparación con los demás ya que es su mejor caso y su coste es lineal O(n), en cambio su caso medio y peor es cuadrático O(n^2) y se refleja en el resultado.</w:t>
+      </w:r>
+    </w:p>
+    <w:p>
+      <w:pPr>
+        <w:rPr>
+          <w:u w:val="single"/>
+        </w:rPr>
+      </w:pPr>
+    </w:p>
+    <w:p>
       <w:r>
         <w:t>4)RAPIDO</w:t>
+      </w:r>
+      <w:r>
+        <w:t xml:space="preserve"> </w:t>
+      </w:r>
+      <w:r>
+        <w:t>N = 1</w:t>
       </w:r>
     </w:p>
     <w:tbl>
@@ -1372,10 +1528,7 @@
           </w:tcPr>
           <w:p>
             <w:r>
-              <w:t>1</w:t>
-            </w:r>
-            <w:r>
-              <w:t>1</w:t>
+              <w:t>11</w:t>
             </w:r>
           </w:p>
         </w:tc>
@@ -1613,8 +1766,471 @@
     </w:tbl>
     <w:p/>
     <w:p>
-      <w:r>
+      <w:pPr>
+        <w:jc w:val="both"/>
+        <w:rPr>
+          <w:b/>
+          <w:bCs/>
+        </w:rPr>
+      </w:pPr>
+      <w:r>
+        <w:rPr>
+          <w:b/>
+          <w:bCs/>
+        </w:rPr>
+        <w:t>Razone si los diferentes tiempos obtenidos concuerdan con lo esperado, según la complejidad temporal estudiada</w:t>
+      </w:r>
+      <w:r>
+        <w:rPr>
+          <w:b/>
+          <w:bCs/>
+        </w:rPr>
+        <w:t>:</w:t>
+      </w:r>
+    </w:p>
+    <w:p>
+      <w:r>
+        <w:t>Si que concuerdan ya que l</w:t>
+      </w:r>
+      <w:r>
+        <w:t xml:space="preserve">os datos reflejan un comportamiento </w:t>
+      </w:r>
+      <w:proofErr w:type="spellStart"/>
+      <w:r>
+        <w:t>cua</w:t>
+      </w:r>
+      <w:r>
+        <w:t>si-lineal</w:t>
+      </w:r>
+      <w:proofErr w:type="spellEnd"/>
+      <w:r>
+        <w:t>, O(n</w:t>
+      </w:r>
+      <w:r>
+        <w:t>*log n</w:t>
+      </w:r>
+      <w:r>
+        <w:t>)</w:t>
+      </w:r>
+      <w:r>
+        <w:t xml:space="preserve">. Con respecto a las diferencias de ordenación, en este caso </w:t>
+      </w:r>
+      <w:r>
+        <w:t>se debe a la elección del pivote, ya que en el algoritmo cogemos el elemento central y esto facilita tanto al inverso como al ordenado, mientras que en el aleatorio tarda más.</w:t>
+      </w:r>
+    </w:p>
+    <w:p>
+      <w:pPr>
+        <w:rPr>
+          <w:b/>
+          <w:bCs/>
+        </w:rPr>
+      </w:pPr>
+      <w:r>
+        <w:rPr>
+          <w:b/>
+          <w:bCs/>
+        </w:rPr>
+        <w:t>Proyecte, a partir de las complejidades y los datos de las tablas anteriores, ¿cuántos días (1 día= 861400.000 milisegundos) tardaría cada uno de los cuatro métodos (Burbuja, Selección, Inserción y Rápido) en ordenar un vector de n= 811920.000 (o sea, n=80000*24*26=80000*210), en el caso inicialmente en orden aleatorio?</w:t>
+      </w:r>
+    </w:p>
+    <w:p>
+      <w:r>
+        <w:rPr>
+          <w:b/>
+          <w:bCs/>
+        </w:rPr>
+        <w:t>Burbuja:</w:t>
+      </w:r>
+    </w:p>
+    <w:p>
+      <w:pPr>
+        <w:ind w:firstLine="360"/>
+      </w:pPr>
+      <w:r>
+        <w:t>T = 55.271</w:t>
+      </w:r>
+      <w:r>
+        <w:t xml:space="preserve"> ms *</w:t>
+      </w:r>
+      <w:r>
+        <w:t xml:space="preserve">104.857.600 </w:t>
+      </w:r>
+      <w:r>
+        <w:t xml:space="preserve"> = </w:t>
+      </w:r>
+      <w:r>
+        <w:t xml:space="preserve">5.795.584.409.600 </w:t>
+      </w:r>
+      <w:r>
+        <w:t xml:space="preserve"> ms (</w:t>
+      </w:r>
+      <w:proofErr w:type="spellStart"/>
+      <w:r>
+        <w:t>aprox</w:t>
+      </w:r>
+      <w:proofErr w:type="spellEnd"/>
+      <w:r>
+        <w:t>)</w:t>
+      </w:r>
+    </w:p>
+    <w:p>
+      <w:pPr>
+        <w:ind w:left="360"/>
+      </w:pPr>
+      <w:r>
+        <w:rPr>
+          <w:b/>
+          <w:bCs/>
+        </w:rPr>
+        <w:t>Días:</w:t>
+      </w:r>
+      <w:r>
+        <w:t xml:space="preserve"> 5.795.584.409.600 / 86.400.000 </w:t>
+      </w:r>
+      <w:r>
+        <w:t xml:space="preserve">= 67.078,5 </w:t>
+      </w:r>
+      <w:proofErr w:type="spellStart"/>
+      <w:r>
+        <w:t>dias</w:t>
+      </w:r>
+      <w:proofErr w:type="spellEnd"/>
+      <w:r>
+        <w:t xml:space="preserve"> (</w:t>
+      </w:r>
+      <w:proofErr w:type="spellStart"/>
+      <w:r>
+        <w:t>apox</w:t>
+      </w:r>
+      <w:proofErr w:type="spellEnd"/>
+      <w:r>
+        <w:t xml:space="preserve"> 183 años)</w:t>
+      </w:r>
+    </w:p>
+    <w:p>
+      <w:r>
+        <w:rPr>
+          <w:b/>
+          <w:bCs/>
+        </w:rPr>
+        <w:t>Selección:</w:t>
+      </w:r>
+    </w:p>
+    <w:p>
+      <w:pPr>
+        <w:ind w:firstLine="360"/>
+      </w:pPr>
+      <w:r>
+        <w:t>T = 25.197</w:t>
+      </w:r>
+      <w:r>
+        <w:t xml:space="preserve"> ms * </w:t>
+      </w:r>
+      <w:r>
+        <w:t xml:space="preserve">104.857.600 </w:t>
+      </w:r>
+      <w:r>
+        <w:t>= 2.6</w:t>
+      </w:r>
+      <w:r>
+        <w:t xml:space="preserve">42.096.947.200 </w:t>
+      </w:r>
+      <w:r>
+        <w:t>ms (</w:t>
+      </w:r>
+      <w:proofErr w:type="spellStart"/>
+      <w:r>
+        <w:t>aprox</w:t>
+      </w:r>
+      <w:proofErr w:type="spellEnd"/>
+      <w:r>
+        <w:t>)</w:t>
+      </w:r>
+      <w:r>
+        <w:t>.</w:t>
+      </w:r>
+    </w:p>
+    <w:p>
+      <w:pPr>
+        <w:ind w:left="360"/>
+      </w:pPr>
+      <w:r>
+        <w:rPr>
+          <w:b/>
+          <w:bCs/>
+        </w:rPr>
+        <w:t>Días:</w:t>
+      </w:r>
+      <w:r>
+        <w:t xml:space="preserve"> 2.642.096.947.200 / 86.400.000</w:t>
+      </w:r>
+      <w:r>
+        <w:t xml:space="preserve"> = 30.579,8 </w:t>
+      </w:r>
+      <w:proofErr w:type="spellStart"/>
+      <w:r>
+        <w:t>dias</w:t>
+      </w:r>
+      <w:proofErr w:type="spellEnd"/>
+      <w:r>
+        <w:t xml:space="preserve"> (aprox. 83 años).</w:t>
+      </w:r>
+    </w:p>
+    <w:p>
+      <w:pPr>
+        <w:rPr>
+          <w:b/>
+          <w:bCs/>
+        </w:rPr>
+      </w:pPr>
+    </w:p>
+    <w:p>
+      <w:r>
+        <w:rPr>
+          <w:b/>
+          <w:bCs/>
+        </w:rPr>
         <w:lastRenderedPageBreak/>
+        <w:t>Inserción:</w:t>
+      </w:r>
+    </w:p>
+    <w:p>
+      <w:pPr>
+        <w:ind w:firstLine="708"/>
+      </w:pPr>
+      <w:r>
+        <w:t>T = 21.581</w:t>
+      </w:r>
+      <w:r>
+        <w:t xml:space="preserve"> ms *</w:t>
+      </w:r>
+      <w:r>
+        <w:t xml:space="preserve"> 104.857.600 </w:t>
+      </w:r>
+      <w:r>
+        <w:t>=</w:t>
+      </w:r>
+      <w:r>
+        <w:t xml:space="preserve"> 2.262.931.865.600</w:t>
+      </w:r>
+      <w:r>
+        <w:t xml:space="preserve"> ms (</w:t>
+      </w:r>
+      <w:proofErr w:type="spellStart"/>
+      <w:r>
+        <w:t>aprox</w:t>
+      </w:r>
+      <w:proofErr w:type="spellEnd"/>
+      <w:r>
+        <w:t>)</w:t>
+      </w:r>
+      <w:r>
+        <w:t>.</w:t>
+      </w:r>
+    </w:p>
+    <w:p>
+      <w:pPr>
+        <w:ind w:left="708"/>
+      </w:pPr>
+      <w:r>
+        <w:rPr>
+          <w:b/>
+          <w:bCs/>
+        </w:rPr>
+        <w:t>Días:</w:t>
+      </w:r>
+      <w:r>
+        <w:t xml:space="preserve"> 2.262.931.865.600 / 86.400.000 </w:t>
+      </w:r>
+      <w:r>
+        <w:t xml:space="preserve">= </w:t>
+      </w:r>
+      <w:r>
+        <w:t xml:space="preserve">26.191,3 </w:t>
+      </w:r>
+      <w:proofErr w:type="spellStart"/>
+      <w:r>
+        <w:t>dias</w:t>
+      </w:r>
+      <w:proofErr w:type="spellEnd"/>
+      <w:r>
+        <w:t xml:space="preserve"> (aprox. 71 años).</w:t>
+      </w:r>
+    </w:p>
+    <w:p/>
+    <w:p>
+      <w:pPr>
+        <w:rPr>
+          <w:b/>
+          <w:bCs/>
+        </w:rPr>
+      </w:pPr>
+      <w:r>
+        <w:rPr>
+          <w:b/>
+          <w:bCs/>
+        </w:rPr>
+        <w:t>Rápido</w:t>
+      </w:r>
+      <w:r>
+        <w:rPr>
+          <w:b/>
+          <w:bCs/>
+        </w:rPr>
+        <w:t>:</w:t>
+      </w:r>
+    </w:p>
+    <w:p>
+      <w:pPr>
+        <w:ind w:firstLine="708"/>
+      </w:pPr>
+      <w:r>
+        <w:t>n=128.000 es K = 81.920.000 / 128.000 = 640.</w:t>
+      </w:r>
+    </w:p>
+    <w:p>
+      <w:pPr>
+        <w:ind w:firstLine="708"/>
+      </w:pPr>
+      <w:r>
+        <w:t>T(n_2) = T(n_1)</w:t>
+      </w:r>
+      <w:r>
+        <w:t xml:space="preserve"> * (n1/n2) * (log_2(n2) / log_2(n1));</w:t>
+      </w:r>
+    </w:p>
+    <w:p>
+      <w:pPr>
+        <w:ind w:firstLine="708"/>
+      </w:pPr>
+      <w:r>
+        <w:t xml:space="preserve">log_2(128.000) </w:t>
+      </w:r>
+      <w:r>
+        <w:t xml:space="preserve">= </w:t>
+      </w:r>
+      <w:r>
+        <w:t>16,96</w:t>
+      </w:r>
+      <w:r>
+        <w:t xml:space="preserve"> </w:t>
+      </w:r>
+      <w:proofErr w:type="spellStart"/>
+      <w:r>
+        <w:t>aprox</w:t>
+      </w:r>
+      <w:proofErr w:type="spellEnd"/>
+      <w:r>
+        <w:tab/>
+      </w:r>
+    </w:p>
+    <w:p>
+      <w:pPr>
+        <w:ind w:firstLine="708"/>
+      </w:pPr>
+      <w:r>
+        <w:t xml:space="preserve">log_2(81.920.000) </w:t>
+      </w:r>
+      <w:r>
+        <w:t xml:space="preserve">= </w:t>
+      </w:r>
+      <w:r>
+        <w:t>26,28</w:t>
+      </w:r>
+      <w:r>
+        <w:t xml:space="preserve"> </w:t>
+      </w:r>
+      <w:proofErr w:type="spellStart"/>
+      <w:r>
+        <w:t>aprox</w:t>
+      </w:r>
+      <w:proofErr w:type="spellEnd"/>
+    </w:p>
+    <w:p>
+      <w:pPr>
+        <w:ind w:firstLine="708"/>
+      </w:pPr>
+      <w:r>
+        <w:t xml:space="preserve">T = </w:t>
+      </w:r>
+      <w:r>
+        <w:t xml:space="preserve"> 705</w:t>
+      </w:r>
+      <w:r>
+        <w:t xml:space="preserve"> ms *</w:t>
+      </w:r>
+      <w:r>
+        <w:t xml:space="preserve"> 640 </w:t>
+      </w:r>
+      <w:r>
+        <w:t>*</w:t>
+      </w:r>
+      <w:r>
+        <w:t xml:space="preserve"> (26,28 / 16,96)</w:t>
+      </w:r>
+      <w:r>
+        <w:t xml:space="preserve"> = </w:t>
+      </w:r>
+      <w:r>
+        <w:t>699.114</w:t>
+      </w:r>
+      <w:r>
+        <w:t xml:space="preserve"> ms</w:t>
+      </w:r>
+      <w:r>
+        <w:t>.</w:t>
+      </w:r>
+    </w:p>
+    <w:p>
+      <w:pPr>
+        <w:ind w:firstLine="708"/>
+      </w:pPr>
+      <w:r>
+        <w:rPr>
+          <w:b/>
+          <w:bCs/>
+        </w:rPr>
+        <w:t>Días:</w:t>
+      </w:r>
+      <w:r>
+        <w:t xml:space="preserve"> 699.114 / 86.400.000</w:t>
+      </w:r>
+      <w:r>
+        <w:t xml:space="preserve"> = </w:t>
+      </w:r>
+      <w:r>
+        <w:t xml:space="preserve">0,008 </w:t>
+      </w:r>
+      <w:proofErr w:type="spellStart"/>
+      <w:r>
+        <w:t>aprox</w:t>
+      </w:r>
+      <w:proofErr w:type="spellEnd"/>
+      <w:r>
+        <w:t xml:space="preserve"> </w:t>
+      </w:r>
+      <w:r>
+        <w:t>(</w:t>
+      </w:r>
+      <w:r>
+        <w:rPr>
+          <w:b/>
+          <w:bCs/>
+        </w:rPr>
+        <w:t>11,6 minutos</w:t>
+      </w:r>
+      <w:r>
+        <w:t>)</w:t>
+      </w:r>
+    </w:p>
+    <w:p>
+      <w:pPr>
+        <w:ind w:firstLine="708"/>
+      </w:pPr>
+    </w:p>
+    <w:p>
+      <w:r>
         <w:t>5)RÁPIDO vs. INSERCIÓN para tamaños bajos</w:t>
       </w:r>
       <w:r>
@@ -1700,10 +2316,7 @@
           </w:tcPr>
           <w:p>
             <w:r>
-              <w:t>1</w:t>
-            </w:r>
-            <w:r>
-              <w:t>0</w:t>
+              <w:t>10</w:t>
             </w:r>
           </w:p>
         </w:tc>
@@ -1811,10 +2424,7 @@
           </w:tcPr>
           <w:p>
             <w:r>
-              <w:t>2</w:t>
-            </w:r>
-            <w:r>
-              <w:t>0</w:t>
+              <w:t>20</w:t>
             </w:r>
           </w:p>
         </w:tc>
@@ -1922,10 +2532,7 @@
           </w:tcPr>
           <w:p>
             <w:r>
-              <w:t>3</w:t>
-            </w:r>
-            <w:r>
-              <w:t>0</w:t>
+              <w:t>30</w:t>
             </w:r>
           </w:p>
         </w:tc>
@@ -2731,6 +3338,15 @@
     </w:tbl>
     <w:p/>
     <w:p>
+      <w:r>
+        <w:rPr>
+          <w:b/>
+          <w:bCs/>
+        </w:rPr>
+        <w:t>Razone a partir de qué valor de n comienza a tardar menos tiempo el algoritmo de menor complejidad (rápido) que el de mayor complejidad (inserción).</w:t>
+      </w:r>
+    </w:p>
+    <w:p>
       <w:pPr>
         <w:rPr>
           <w:u w:val="single"/>
@@ -2739,8 +3355,6 @@
       <w:r>
         <w:t>En la iteración 40 el algoritmo rápido ya es más veloz que el de inserción porque cada iteración el algoritmo rápido hace una partición y cada vez tiene que recorrer la mitad de números por lo tanto es más rápido</w:t>
       </w:r>
-      <w:bookmarkStart w:id="0" w:name="_GoBack"/>
-      <w:bookmarkEnd w:id="0"/>
     </w:p>
     <w:sectPr>
       <w:pgSz w:w="11906" w:h="16838"/>
@@ -2752,8 +3366,317 @@
 </w:document>
 </file>
 
+<file path=word/numbering.xml><?xml version="1.0" encoding="utf-8"?>
+<w:numbering xmlns:wpc="http://schemas.microsoft.com/office/word/2010/wordprocessingCanvas" xmlns:cx="http://schemas.microsoft.com/office/drawing/2014/chartex" xmlns:cx1="http://schemas.microsoft.com/office/drawing/2015/9/8/chartex" xmlns:cx2="http://schemas.microsoft.com/office/drawing/2015/10/21/chartex" xmlns:cx3="http://schemas.microsoft.com/office/drawing/2016/5/9/chartex" xmlns:cx4="http://schemas.microsoft.com/office/drawing/2016/5/10/chartex" xmlns:cx5="http://schemas.microsoft.com/office/drawing/2016/5/11/chartex" xmlns:cx6="http://schemas.microsoft.com/office/drawing/2016/5/12/chartex" xmlns:cx7="http://schemas.microsoft.com/office/drawing/2016/5/13/chartex" xmlns:cx8="http://schemas.microsoft.com/office/drawing/2016/5/14/chartex" xmlns:mc="http://schemas.openxmlformats.org/markup-compatibility/2006" xmlns:aink="http://schemas.microsoft.com/office/drawing/2016/ink" xmlns:am3d="http://schemas.microsoft.com/office/drawing/2017/model3d" xmlns:o="urn:schemas-microsoft-com:office:office" xmlns:oel="http://schemas.microsoft.com/office/2019/extlst" xmlns:r="http://schemas.openxmlformats.org/officeDocument/2006/relationships" xmlns:m="http://schemas.openxmlformats.org/officeDocument/2006/math" xmlns:v="urn:schemas-microsoft-com:vml" xmlns:wp14="http://schemas.microsoft.com/office/word/2010/wordprocessingDrawing" xmlns:wp="http://schemas.openxmlformats.org/drawingml/2006/wordprocessingDrawing" xmlns:w10="urn:schemas-microsoft-com:office:word" xmlns:w="http://schemas.openxmlformats.org/wordprocessingml/2006/main" xmlns:w14="http://schemas.microsoft.com/office/word/2010/wordml" xmlns:w15="http://schemas.microsoft.com/office/word/2012/wordml" xmlns:w16cex="http://schemas.microsoft.com/office/word/2018/wordml/cex" xmlns:w16cid="http://schemas.microsoft.com/office/word/2016/wordml/cid" xmlns:w16="http://schemas.microsoft.com/office/word/2018/wordml" xmlns:w16sdtdh="http://schemas.microsoft.com/office/word/2020/wordml/sdtdatahash" xmlns:w16se="http://schemas.microsoft.com/office/word/2015/wordml/symex" xmlns:wpg="http://schemas.microsoft.com/office/word/2010/wordprocessingGroup" xmlns:wpi="http://schemas.microsoft.com/office/word/2010/wordprocessingInk" xmlns:wne="http://schemas.microsoft.com/office/word/2006/wordml" xmlns:wps="http://schemas.microsoft.com/office/word/2010/wordprocessingShape" mc:Ignorable="w14 w15 w16se w16cid w16 w16cex w16sdtdh wp14">
+  <w:abstractNum w:abstractNumId="0" w15:restartNumberingAfterBreak="0">
+    <w:nsid w:val="4E8452EA"/>
+    <w:multiLevelType w:val="multilevel"/>
+    <w:tmpl w:val="298C2F34"/>
+    <w:lvl w:ilvl="0">
+      <w:start w:val="1"/>
+      <w:numFmt w:val="bullet"/>
+      <w:lvlText w:val=""/>
+      <w:lvlJc w:val="left"/>
+      <w:pPr>
+        <w:tabs>
+          <w:tab w:val="num" w:pos="720"/>
+        </w:tabs>
+        <w:ind w:left="720" w:hanging="360"/>
+      </w:pPr>
+      <w:rPr>
+        <w:rFonts w:ascii="Symbol" w:hAnsi="Symbol" w:hint="default"/>
+        <w:sz w:val="20"/>
+      </w:rPr>
+    </w:lvl>
+    <w:lvl w:ilvl="1">
+      <w:start w:val="1"/>
+      <w:numFmt w:val="bullet"/>
+      <w:lvlText w:val="o"/>
+      <w:lvlJc w:val="left"/>
+      <w:pPr>
+        <w:tabs>
+          <w:tab w:val="num" w:pos="1440"/>
+        </w:tabs>
+        <w:ind w:left="1440" w:hanging="360"/>
+      </w:pPr>
+      <w:rPr>
+        <w:rFonts w:ascii="Courier New" w:hAnsi="Courier New" w:hint="default"/>
+        <w:sz w:val="20"/>
+      </w:rPr>
+    </w:lvl>
+    <w:lvl w:ilvl="2" w:tentative="1">
+      <w:start w:val="1"/>
+      <w:numFmt w:val="bullet"/>
+      <w:lvlText w:val=""/>
+      <w:lvlJc w:val="left"/>
+      <w:pPr>
+        <w:tabs>
+          <w:tab w:val="num" w:pos="2160"/>
+        </w:tabs>
+        <w:ind w:left="2160" w:hanging="360"/>
+      </w:pPr>
+      <w:rPr>
+        <w:rFonts w:ascii="Wingdings" w:hAnsi="Wingdings" w:hint="default"/>
+        <w:sz w:val="20"/>
+      </w:rPr>
+    </w:lvl>
+    <w:lvl w:ilvl="3" w:tentative="1">
+      <w:start w:val="1"/>
+      <w:numFmt w:val="bullet"/>
+      <w:lvlText w:val=""/>
+      <w:lvlJc w:val="left"/>
+      <w:pPr>
+        <w:tabs>
+          <w:tab w:val="num" w:pos="2880"/>
+        </w:tabs>
+        <w:ind w:left="2880" w:hanging="360"/>
+      </w:pPr>
+      <w:rPr>
+        <w:rFonts w:ascii="Wingdings" w:hAnsi="Wingdings" w:hint="default"/>
+        <w:sz w:val="20"/>
+      </w:rPr>
+    </w:lvl>
+    <w:lvl w:ilvl="4" w:tentative="1">
+      <w:start w:val="1"/>
+      <w:numFmt w:val="bullet"/>
+      <w:lvlText w:val=""/>
+      <w:lvlJc w:val="left"/>
+      <w:pPr>
+        <w:tabs>
+          <w:tab w:val="num" w:pos="3600"/>
+        </w:tabs>
+        <w:ind w:left="3600" w:hanging="360"/>
+      </w:pPr>
+      <w:rPr>
+        <w:rFonts w:ascii="Wingdings" w:hAnsi="Wingdings" w:hint="default"/>
+        <w:sz w:val="20"/>
+      </w:rPr>
+    </w:lvl>
+    <w:lvl w:ilvl="5" w:tentative="1">
+      <w:start w:val="1"/>
+      <w:numFmt w:val="bullet"/>
+      <w:lvlText w:val=""/>
+      <w:lvlJc w:val="left"/>
+      <w:pPr>
+        <w:tabs>
+          <w:tab w:val="num" w:pos="4320"/>
+        </w:tabs>
+        <w:ind w:left="4320" w:hanging="360"/>
+      </w:pPr>
+      <w:rPr>
+        <w:rFonts w:ascii="Wingdings" w:hAnsi="Wingdings" w:hint="default"/>
+        <w:sz w:val="20"/>
+      </w:rPr>
+    </w:lvl>
+    <w:lvl w:ilvl="6" w:tentative="1">
+      <w:start w:val="1"/>
+      <w:numFmt w:val="bullet"/>
+      <w:lvlText w:val=""/>
+      <w:lvlJc w:val="left"/>
+      <w:pPr>
+        <w:tabs>
+          <w:tab w:val="num" w:pos="5040"/>
+        </w:tabs>
+        <w:ind w:left="5040" w:hanging="360"/>
+      </w:pPr>
+      <w:rPr>
+        <w:rFonts w:ascii="Wingdings" w:hAnsi="Wingdings" w:hint="default"/>
+        <w:sz w:val="20"/>
+      </w:rPr>
+    </w:lvl>
+    <w:lvl w:ilvl="7" w:tentative="1">
+      <w:start w:val="1"/>
+      <w:numFmt w:val="bullet"/>
+      <w:lvlText w:val=""/>
+      <w:lvlJc w:val="left"/>
+      <w:pPr>
+        <w:tabs>
+          <w:tab w:val="num" w:pos="5760"/>
+        </w:tabs>
+        <w:ind w:left="5760" w:hanging="360"/>
+      </w:pPr>
+      <w:rPr>
+        <w:rFonts w:ascii="Wingdings" w:hAnsi="Wingdings" w:hint="default"/>
+        <w:sz w:val="20"/>
+      </w:rPr>
+    </w:lvl>
+    <w:lvl w:ilvl="8" w:tentative="1">
+      <w:start w:val="1"/>
+      <w:numFmt w:val="bullet"/>
+      <w:lvlText w:val=""/>
+      <w:lvlJc w:val="left"/>
+      <w:pPr>
+        <w:tabs>
+          <w:tab w:val="num" w:pos="6480"/>
+        </w:tabs>
+        <w:ind w:left="6480" w:hanging="360"/>
+      </w:pPr>
+      <w:rPr>
+        <w:rFonts w:ascii="Wingdings" w:hAnsi="Wingdings" w:hint="default"/>
+        <w:sz w:val="20"/>
+      </w:rPr>
+    </w:lvl>
+  </w:abstractNum>
+  <w:abstractNum w:abstractNumId="1" w15:restartNumberingAfterBreak="0">
+    <w:nsid w:val="721B5110"/>
+    <w:multiLevelType w:val="multilevel"/>
+    <w:tmpl w:val="260ABBEA"/>
+    <w:lvl w:ilvl="0">
+      <w:start w:val="1"/>
+      <w:numFmt w:val="bullet"/>
+      <w:lvlText w:val=""/>
+      <w:lvlJc w:val="left"/>
+      <w:pPr>
+        <w:tabs>
+          <w:tab w:val="num" w:pos="720"/>
+        </w:tabs>
+        <w:ind w:left="720" w:hanging="360"/>
+      </w:pPr>
+      <w:rPr>
+        <w:rFonts w:ascii="Symbol" w:hAnsi="Symbol" w:hint="default"/>
+        <w:sz w:val="20"/>
+      </w:rPr>
+    </w:lvl>
+    <w:lvl w:ilvl="1">
+      <w:start w:val="1"/>
+      <w:numFmt w:val="bullet"/>
+      <w:lvlText w:val="o"/>
+      <w:lvlJc w:val="left"/>
+      <w:pPr>
+        <w:tabs>
+          <w:tab w:val="num" w:pos="1440"/>
+        </w:tabs>
+        <w:ind w:left="1440" w:hanging="360"/>
+      </w:pPr>
+      <w:rPr>
+        <w:rFonts w:ascii="Courier New" w:hAnsi="Courier New" w:hint="default"/>
+        <w:sz w:val="20"/>
+      </w:rPr>
+    </w:lvl>
+    <w:lvl w:ilvl="2" w:tentative="1">
+      <w:start w:val="1"/>
+      <w:numFmt w:val="bullet"/>
+      <w:lvlText w:val=""/>
+      <w:lvlJc w:val="left"/>
+      <w:pPr>
+        <w:tabs>
+          <w:tab w:val="num" w:pos="2160"/>
+        </w:tabs>
+        <w:ind w:left="2160" w:hanging="360"/>
+      </w:pPr>
+      <w:rPr>
+        <w:rFonts w:ascii="Wingdings" w:hAnsi="Wingdings" w:hint="default"/>
+        <w:sz w:val="20"/>
+      </w:rPr>
+    </w:lvl>
+    <w:lvl w:ilvl="3" w:tentative="1">
+      <w:start w:val="1"/>
+      <w:numFmt w:val="bullet"/>
+      <w:lvlText w:val=""/>
+      <w:lvlJc w:val="left"/>
+      <w:pPr>
+        <w:tabs>
+          <w:tab w:val="num" w:pos="2880"/>
+        </w:tabs>
+        <w:ind w:left="2880" w:hanging="360"/>
+      </w:pPr>
+      <w:rPr>
+        <w:rFonts w:ascii="Wingdings" w:hAnsi="Wingdings" w:hint="default"/>
+        <w:sz w:val="20"/>
+      </w:rPr>
+    </w:lvl>
+    <w:lvl w:ilvl="4" w:tentative="1">
+      <w:start w:val="1"/>
+      <w:numFmt w:val="bullet"/>
+      <w:lvlText w:val=""/>
+      <w:lvlJc w:val="left"/>
+      <w:pPr>
+        <w:tabs>
+          <w:tab w:val="num" w:pos="3600"/>
+        </w:tabs>
+        <w:ind w:left="3600" w:hanging="360"/>
+      </w:pPr>
+      <w:rPr>
+        <w:rFonts w:ascii="Wingdings" w:hAnsi="Wingdings" w:hint="default"/>
+        <w:sz w:val="20"/>
+      </w:rPr>
+    </w:lvl>
+    <w:lvl w:ilvl="5" w:tentative="1">
+      <w:start w:val="1"/>
+      <w:numFmt w:val="bullet"/>
+      <w:lvlText w:val=""/>
+      <w:lvlJc w:val="left"/>
+      <w:pPr>
+        <w:tabs>
+          <w:tab w:val="num" w:pos="4320"/>
+        </w:tabs>
+        <w:ind w:left="4320" w:hanging="360"/>
+      </w:pPr>
+      <w:rPr>
+        <w:rFonts w:ascii="Wingdings" w:hAnsi="Wingdings" w:hint="default"/>
+        <w:sz w:val="20"/>
+      </w:rPr>
+    </w:lvl>
+    <w:lvl w:ilvl="6" w:tentative="1">
+      <w:start w:val="1"/>
+      <w:numFmt w:val="bullet"/>
+      <w:lvlText w:val=""/>
+      <w:lvlJc w:val="left"/>
+      <w:pPr>
+        <w:tabs>
+          <w:tab w:val="num" w:pos="5040"/>
+        </w:tabs>
+        <w:ind w:left="5040" w:hanging="360"/>
+      </w:pPr>
+      <w:rPr>
+        <w:rFonts w:ascii="Wingdings" w:hAnsi="Wingdings" w:hint="default"/>
+        <w:sz w:val="20"/>
+      </w:rPr>
+    </w:lvl>
+    <w:lvl w:ilvl="7" w:tentative="1">
+      <w:start w:val="1"/>
+      <w:numFmt w:val="bullet"/>
+      <w:lvlText w:val=""/>
+      <w:lvlJc w:val="left"/>
+      <w:pPr>
+        <w:tabs>
+          <w:tab w:val="num" w:pos="5760"/>
+        </w:tabs>
+        <w:ind w:left="5760" w:hanging="360"/>
+      </w:pPr>
+      <w:rPr>
+        <w:rFonts w:ascii="Wingdings" w:hAnsi="Wingdings" w:hint="default"/>
+        <w:sz w:val="20"/>
+      </w:rPr>
+    </w:lvl>
+    <w:lvl w:ilvl="8" w:tentative="1">
+      <w:start w:val="1"/>
+      <w:numFmt w:val="bullet"/>
+      <w:lvlText w:val=""/>
+      <w:lvlJc w:val="left"/>
+      <w:pPr>
+        <w:tabs>
+          <w:tab w:val="num" w:pos="6480"/>
+        </w:tabs>
+        <w:ind w:left="6480" w:hanging="360"/>
+      </w:pPr>
+      <w:rPr>
+        <w:rFonts w:ascii="Wingdings" w:hAnsi="Wingdings" w:hint="default"/>
+        <w:sz w:val="20"/>
+      </w:rPr>
+    </w:lvl>
+  </w:abstractNum>
+  <w:num w:numId="1" w16cid:durableId="356780814">
+    <w:abstractNumId w:val="0"/>
+  </w:num>
+  <w:num w:numId="2" w16cid:durableId="1375153594">
+    <w:abstractNumId w:val="1"/>
+  </w:num>
+</w:numbering>
+</file>
+
 <file path=word/styles.xml><?xml version="1.0" encoding="utf-8"?>
-<w:styles xmlns:mc="http://schemas.openxmlformats.org/markup-compatibility/2006" xmlns:r="http://schemas.openxmlformats.org/officeDocument/2006/relationships" xmlns:w="http://schemas.openxmlformats.org/wordprocessingml/2006/main" xmlns:w14="http://schemas.microsoft.com/office/word/2010/wordml" xmlns:w15="http://schemas.microsoft.com/office/word/2012/wordml" xmlns:w16se="http://schemas.microsoft.com/office/word/2015/wordml/symex" mc:Ignorable="w14 w15 w16se">
+<w:styles xmlns:mc="http://schemas.openxmlformats.org/markup-compatibility/2006" xmlns:r="http://schemas.openxmlformats.org/officeDocument/2006/relationships" xmlns:w="http://schemas.openxmlformats.org/wordprocessingml/2006/main" xmlns:w14="http://schemas.microsoft.com/office/word/2010/wordml" xmlns:w15="http://schemas.microsoft.com/office/word/2012/wordml" xmlns:w16cex="http://schemas.microsoft.com/office/word/2018/wordml/cex" xmlns:w16cid="http://schemas.microsoft.com/office/word/2016/wordml/cid" xmlns:w16="http://schemas.microsoft.com/office/word/2018/wordml" xmlns:w16sdtdh="http://schemas.microsoft.com/office/word/2020/wordml/sdtdatahash" xmlns:w16se="http://schemas.microsoft.com/office/word/2015/wordml/symex" mc:Ignorable="w14 w15 w16se w16cid w16 w16cex w16sdtdh">
   <w:docDefaults>
     <w:rPrDefault>
       <w:rPr>
@@ -2769,7 +3692,7 @@
       </w:pPr>
     </w:pPrDefault>
   </w:docDefaults>
-  <w:latentStyles w:defLockedState="0" w:defUIPriority="99" w:defSemiHidden="0" w:defUnhideWhenUsed="0" w:defQFormat="0" w:count="371">
+  <w:latentStyles w:defLockedState="0" w:defUIPriority="99" w:defSemiHidden="0" w:defUnhideWhenUsed="0" w:defQFormat="0" w:count="376">
     <w:lsdException w:name="Normal" w:uiPriority="0" w:qFormat="1"/>
     <w:lsdException w:name="heading 1" w:uiPriority="9" w:qFormat="1"/>
     <w:lsdException w:name="heading 2" w:semiHidden="1" w:uiPriority="9" w:unhideWhenUsed="1" w:qFormat="1"/>
@@ -3141,6 +4064,11 @@
     <w:lsdException w:name="List Table 5 Dark Accent 6" w:uiPriority="50"/>
     <w:lsdException w:name="List Table 6 Colorful Accent 6" w:uiPriority="51"/>
     <w:lsdException w:name="List Table 7 Colorful Accent 6" w:uiPriority="52"/>
+    <w:lsdException w:name="Mention" w:semiHidden="1" w:unhideWhenUsed="1"/>
+    <w:lsdException w:name="Smart Hyperlink" w:semiHidden="1" w:unhideWhenUsed="1"/>
+    <w:lsdException w:name="Hashtag" w:semiHidden="1" w:unhideWhenUsed="1"/>
+    <w:lsdException w:name="Unresolved Mention" w:semiHidden="1" w:unhideWhenUsed="1"/>
+    <w:lsdException w:name="Smart Link" w:semiHidden="1" w:unhideWhenUsed="1"/>
   </w:latentStyles>
   <w:style w:type="paragraph" w:default="1" w:styleId="Normal">
     <w:name w:val="Normal"/>
@@ -3149,7 +4077,6 @@
   <w:style w:type="character" w:default="1" w:styleId="Fuentedeprrafopredeter">
     <w:name w:val="Default Paragraph Font"/>
     <w:uiPriority w:val="1"/>
-    <w:semiHidden/>
     <w:unhideWhenUsed/>
   </w:style>
   <w:style w:type="table" w:default="1" w:styleId="Tablanormal">

--- a/p2/P2_DavidRico_ALG.docx
+++ b/p2/P2_DavidRico_ALG.docx
@@ -1,6 +1,6 @@
 
 <file path=word/document.xml><?xml version="1.0" encoding="utf-8"?>
-<w:document xmlns:wpc="http://schemas.microsoft.com/office/word/2010/wordprocessingCanvas" xmlns:cx="http://schemas.microsoft.com/office/drawing/2014/chartex" xmlns:cx1="http://schemas.microsoft.com/office/drawing/2015/9/8/chartex" xmlns:cx2="http://schemas.microsoft.com/office/drawing/2015/10/21/chartex" xmlns:cx3="http://schemas.microsoft.com/office/drawing/2016/5/9/chartex" xmlns:cx4="http://schemas.microsoft.com/office/drawing/2016/5/10/chartex" xmlns:cx5="http://schemas.microsoft.com/office/drawing/2016/5/11/chartex" xmlns:cx6="http://schemas.microsoft.com/office/drawing/2016/5/12/chartex" xmlns:cx7="http://schemas.microsoft.com/office/drawing/2016/5/13/chartex" xmlns:cx8="http://schemas.microsoft.com/office/drawing/2016/5/14/chartex" xmlns:mc="http://schemas.openxmlformats.org/markup-compatibility/2006" xmlns:aink="http://schemas.microsoft.com/office/drawing/2016/ink" xmlns:am3d="http://schemas.microsoft.com/office/drawing/2017/model3d" xmlns:o="urn:schemas-microsoft-com:office:office" xmlns:oel="http://schemas.microsoft.com/office/2019/extlst" xmlns:r="http://schemas.openxmlformats.org/officeDocument/2006/relationships" xmlns:m="http://schemas.openxmlformats.org/officeDocument/2006/math" xmlns:v="urn:schemas-microsoft-com:vml" xmlns:wp14="http://schemas.microsoft.com/office/word/2010/wordprocessingDrawing" xmlns:wp="http://schemas.openxmlformats.org/drawingml/2006/wordprocessingDrawing" xmlns:w10="urn:schemas-microsoft-com:office:word" xmlns:w="http://schemas.openxmlformats.org/wordprocessingml/2006/main" xmlns:w14="http://schemas.microsoft.com/office/word/2010/wordml" xmlns:w15="http://schemas.microsoft.com/office/word/2012/wordml" xmlns:w16cex="http://schemas.microsoft.com/office/word/2018/wordml/cex" xmlns:w16cid="http://schemas.microsoft.com/office/word/2016/wordml/cid" xmlns:w16="http://schemas.microsoft.com/office/word/2018/wordml" xmlns:w16sdtdh="http://schemas.microsoft.com/office/word/2020/wordml/sdtdatahash" xmlns:w16se="http://schemas.microsoft.com/office/word/2015/wordml/symex" xmlns:wpg="http://schemas.microsoft.com/office/word/2010/wordprocessingGroup" xmlns:wpi="http://schemas.microsoft.com/office/word/2010/wordprocessingInk" xmlns:wne="http://schemas.microsoft.com/office/word/2006/wordml" xmlns:wps="http://schemas.microsoft.com/office/word/2010/wordprocessingShape" mc:Ignorable="w14 w15 w16se w16cid w16 w16cex w16sdtdh wp14">
+<w:document xmlns:wpc="http://schemas.microsoft.com/office/word/2010/wordprocessingCanvas" xmlns:cx="http://schemas.microsoft.com/office/drawing/2014/chartex" xmlns:cx1="http://schemas.microsoft.com/office/drawing/2015/9/8/chartex" xmlns:mc="http://schemas.openxmlformats.org/markup-compatibility/2006" xmlns:o="urn:schemas-microsoft-com:office:office" xmlns:r="http://schemas.openxmlformats.org/officeDocument/2006/relationships" xmlns:m="http://schemas.openxmlformats.org/officeDocument/2006/math" xmlns:v="urn:schemas-microsoft-com:vml" xmlns:wp14="http://schemas.microsoft.com/office/word/2010/wordprocessingDrawing" xmlns:wp="http://schemas.openxmlformats.org/drawingml/2006/wordprocessingDrawing" xmlns:w10="urn:schemas-microsoft-com:office:word" xmlns:w="http://schemas.openxmlformats.org/wordprocessingml/2006/main" xmlns:w14="http://schemas.microsoft.com/office/word/2010/wordml" xmlns:w15="http://schemas.microsoft.com/office/word/2012/wordml" xmlns:w16se="http://schemas.microsoft.com/office/word/2015/wordml/symex" xmlns:wpg="http://schemas.microsoft.com/office/word/2010/wordprocessingGroup" xmlns:wpi="http://schemas.microsoft.com/office/word/2010/wordprocessingInk" xmlns:wne="http://schemas.microsoft.com/office/word/2006/wordml" xmlns:wps="http://schemas.microsoft.com/office/word/2010/wordprocessingShape" mc:Ignorable="w14 w15 w16se wp14">
   <w:body>
     <w:p>
       <w:r>
@@ -445,7 +445,15 @@
       </w:r>
       <w:proofErr w:type="spellEnd"/>
       <w:r>
-        <w:t xml:space="preserve"> (a[j - 1] &gt; a[j]</w:t>
+        <w:t xml:space="preserve"> (</w:t>
+      </w:r>
+      <w:proofErr w:type="gramStart"/>
+      <w:r>
+        <w:t>a[</w:t>
+      </w:r>
+      <w:proofErr w:type="gramEnd"/>
+      <w:r>
+        <w:t>j - 1] &gt; a[j]</w:t>
       </w:r>
       <w:r>
         <w:t xml:space="preserve">, pero nunca entra dentro, sin embargo en las otras ordenaciones </w:t>
@@ -469,10 +477,7 @@
         <w:t>2)SELECCIÓN</w:t>
       </w:r>
       <w:r>
-        <w:t xml:space="preserve"> </w:t>
-      </w:r>
-      <w:r>
-        <w:t>N = 1</w:t>
+        <w:t xml:space="preserve"> N = 1</w:t>
       </w:r>
     </w:p>
     <w:tbl>
@@ -906,10 +911,15 @@
         <w:t>os datos reflejan un comportamiento cuadrático, O(n^2)</w:t>
       </w:r>
       <w:r>
-        <w:t>. Con respecto a las diferencias de ordenación</w:t>
-      </w:r>
-      <w:r>
-        <w:t>, en este caso el número de comparaciones dentro del algoritmo es constante y no tiene ninguna relación con el orden del array, por tanto el resultado tiene sentido.</w:t>
+        <w:t xml:space="preserve">. Con respecto a las diferencias de ordenación, en este caso el número de comparaciones dentro del algoritmo es constante y no tiene ninguna relación con el orden del array, por </w:t>
+      </w:r>
+      <w:proofErr w:type="gramStart"/>
+      <w:r>
+        <w:t>tanto</w:t>
+      </w:r>
+      <w:proofErr w:type="gramEnd"/>
+      <w:r>
+        <w:t xml:space="preserve"> el resultado tiene sentido.</w:t>
       </w:r>
     </w:p>
     <w:p/>
@@ -918,10 +928,7 @@
         <w:t>3)INSERCIÓN</w:t>
       </w:r>
       <w:r>
-        <w:t xml:space="preserve"> </w:t>
-      </w:r>
-      <w:r>
-        <w:t>N = 1</w:t>
+        <w:t xml:space="preserve"> N = 1</w:t>
       </w:r>
     </w:p>
     <w:tbl>
@@ -1362,10 +1369,7 @@
         <w:t>4)RAPIDO</w:t>
       </w:r>
       <w:r>
-        <w:t xml:space="preserve"> </w:t>
-      </w:r>
-      <w:r>
-        <w:t>N = 1</w:t>
+        <w:t xml:space="preserve"> N = 1</w:t>
       </w:r>
     </w:p>
     <w:tbl>
@@ -1793,18 +1797,21 @@
         <w:t>Si que concuerdan ya que l</w:t>
       </w:r>
       <w:r>
-        <w:t xml:space="preserve">os datos reflejan un comportamiento </w:t>
-      </w:r>
-      <w:proofErr w:type="spellStart"/>
-      <w:r>
-        <w:t>cua</w:t>
+        <w:t>os datos reflejan un comportamiento cua</w:t>
       </w:r>
       <w:r>
         <w:t>si-lineal</w:t>
       </w:r>
-      <w:proofErr w:type="spellEnd"/>
-      <w:r>
-        <w:t>, O(n</w:t>
+      <w:r>
+        <w:t xml:space="preserve">, </w:t>
+      </w:r>
+      <w:proofErr w:type="gramStart"/>
+      <w:r>
+        <w:t>O(</w:t>
+      </w:r>
+      <w:proofErr w:type="gramEnd"/>
+      <w:r>
+        <w:t>n</w:t>
       </w:r>
       <w:r>
         <w:t>*log n</w:t>
@@ -1854,10 +1861,18 @@
         <w:t xml:space="preserve"> ms *</w:t>
       </w:r>
       <w:r>
-        <w:t xml:space="preserve">104.857.600 </w:t>
-      </w:r>
-      <w:r>
-        <w:t xml:space="preserve"> = </w:t>
+        <w:t>104.857.</w:t>
+      </w:r>
+      <w:proofErr w:type="gramStart"/>
+      <w:r>
+        <w:t xml:space="preserve">600 </w:t>
+      </w:r>
+      <w:r>
+        <w:t xml:space="preserve"> =</w:t>
+      </w:r>
+      <w:proofErr w:type="gramEnd"/>
+      <w:r>
+        <w:t xml:space="preserve"> </w:t>
       </w:r>
       <w:r>
         <w:t xml:space="preserve">5.795.584.409.600 </w:t>
@@ -2152,11 +2167,16 @@
         <w:ind w:firstLine="708"/>
       </w:pPr>
       <w:r>
-        <w:t xml:space="preserve">T = </w:t>
+        <w:t xml:space="preserve">T </w:t>
+      </w:r>
+      <w:proofErr w:type="gramStart"/>
+      <w:r>
+        <w:t xml:space="preserve">= </w:t>
       </w:r>
       <w:r>
         <w:t xml:space="preserve"> 705</w:t>
       </w:r>
+      <w:proofErr w:type="gramEnd"/>
       <w:r>
         <w:t xml:space="preserve"> ms *</w:t>
       </w:r>
@@ -3347,14 +3367,1323 @@
       </w:r>
     </w:p>
     <w:p>
-      <w:pPr>
+      <w:r>
+        <w:t>En la iteración 40 el algoritmo rápido ya es más veloz que el de inserción porque cada iteración el algoritmo rápido hace una partición y cada vez tiene que recorrer la mitad de números por lo tanto es más rápido</w:t>
+      </w:r>
+    </w:p>
+    <w:p>
+      <w:r>
+        <w:lastRenderedPageBreak/>
+        <w:t>P3 DAVID RICO</w:t>
+      </w:r>
+    </w:p>
+    <w:p>
+      <w:r>
+        <w:t xml:space="preserve">EJ 1 </w:t>
+      </w:r>
+    </w:p>
+    <w:p>
+      <w:pPr>
+        <w:jc w:val="both"/>
+        <w:rPr>
+          <w:b/>
+        </w:rPr>
+      </w:pPr>
+      <w:r>
+        <w:rPr>
+          <w:b/>
+        </w:rPr>
+        <w:t xml:space="preserve">Tras analizar la complejidad de las tres clases anteriores, no se le pide hacer sus </w:t>
+      </w:r>
+    </w:p>
+    <w:p>
+      <w:pPr>
+        <w:jc w:val="both"/>
+        <w:rPr>
+          <w:b/>
+        </w:rPr>
+      </w:pPr>
+      <w:r>
+        <w:rPr>
+          <w:b/>
+        </w:rPr>
+        <w:t xml:space="preserve">tablas de tiempos, pero sí razonar si los tiempos coinciden o no la complejidad </w:t>
+      </w:r>
+    </w:p>
+    <w:p>
+      <w:pPr>
+        <w:jc w:val="both"/>
+        <w:rPr>
+          <w:b/>
+        </w:rPr>
+      </w:pPr>
+      <w:r>
+        <w:rPr>
+          <w:b/>
+        </w:rPr>
+        <w:t>temporal de cada algoritmo.</w:t>
+      </w:r>
+    </w:p>
+    <w:p>
+      <w:pPr>
+        <w:jc w:val="both"/>
+      </w:pPr>
+      <w:r>
+        <w:t>Sustracción 1 O(n)</w:t>
+      </w:r>
+      <w:r>
+        <w:t xml:space="preserve"> -&gt; a = 1, b = 1, k = 0</w:t>
+      </w:r>
+    </w:p>
+    <w:p>
+      <w:pPr>
+        <w:jc w:val="both"/>
+      </w:pPr>
+      <w:r>
+        <w:t>Sustracción 2 0(n^2)</w:t>
+      </w:r>
+      <w:r>
+        <w:t xml:space="preserve"> -&gt; a = 1, b = 1, k = 1</w:t>
+      </w:r>
+    </w:p>
+    <w:p>
+      <w:pPr>
+        <w:jc w:val="both"/>
+      </w:pPr>
+      <w:r>
+        <w:t>Sustracción 3</w:t>
+      </w:r>
+      <w:r>
+        <w:t xml:space="preserve"> O(</w:t>
+      </w:r>
+      <w:r>
+        <w:t>2^n</w:t>
+      </w:r>
+      <w:r>
+        <w:t>)</w:t>
+      </w:r>
+      <w:r>
+        <w:t xml:space="preserve"> -&gt; a = 2, b = 1, k = 0</w:t>
+      </w:r>
+    </w:p>
+    <w:p>
+      <w:pPr>
+        <w:jc w:val="both"/>
+      </w:pPr>
+      <w:r>
+        <w:t xml:space="preserve">Las complejidades se sacan a través de la </w:t>
+      </w:r>
+      <w:r>
         <w:rPr>
           <w:u w:val="single"/>
         </w:rPr>
-      </w:pPr>
-      <w:r>
-        <w:t>En la iteración 40 el algoritmo rápido ya es más veloz que el de inserción porque cada iteración el algoritmo rápido hace una partición y cada vez tiene que recorrer la mitad de números por lo tanto es más rápido</w:t>
-      </w:r>
+        <w:t>fórmula</w:t>
+      </w:r>
+      <w:r>
+        <w:drawing>
+          <wp:inline distT="0" distB="0" distL="0" distR="0" wp14:anchorId="695434C4" wp14:editId="5E792F40">
+            <wp:extent cx="3667637" cy="1829055"/>
+            <wp:effectExtent l="0" t="0" r="9525" b="0"/>
+            <wp:docPr id="1" name="Imagen 1"/>
+            <wp:cNvGraphicFramePr>
+              <a:graphicFrameLocks xmlns:a="http://schemas.openxmlformats.org/drawingml/2006/main" noChangeAspect="1"/>
+            </wp:cNvGraphicFramePr>
+            <a:graphic xmlns:a="http://schemas.openxmlformats.org/drawingml/2006/main">
+              <a:graphicData uri="http://schemas.openxmlformats.org/drawingml/2006/picture">
+                <pic:pic xmlns:pic="http://schemas.openxmlformats.org/drawingml/2006/picture">
+                  <pic:nvPicPr>
+                    <pic:cNvPr id="1" name=""/>
+                    <pic:cNvPicPr/>
+                  </pic:nvPicPr>
+                  <pic:blipFill>
+                    <a:blip r:embed="rId5"/>
+                    <a:stretch>
+                      <a:fillRect/>
+                    </a:stretch>
+                  </pic:blipFill>
+                  <pic:spPr>
+                    <a:xfrm>
+                      <a:off x="0" y="0"/>
+                      <a:ext cx="3667637" cy="1829055"/>
+                    </a:xfrm>
+                    <a:prstGeom prst="rect">
+                      <a:avLst/>
+                    </a:prstGeom>
+                  </pic:spPr>
+                </pic:pic>
+              </a:graphicData>
+            </a:graphic>
+          </wp:inline>
+        </w:drawing>
+      </w:r>
+    </w:p>
+    <w:p>
+      <w:pPr>
+        <w:jc w:val="both"/>
+        <w:rPr>
+          <w:b/>
+        </w:rPr>
+      </w:pPr>
+      <w:r>
+        <w:rPr>
+          <w:b/>
+        </w:rPr>
+        <w:t xml:space="preserve">Contestar: ¿para qué valor de n dejan de dar tiempo (abortan) las clases </w:t>
+      </w:r>
+    </w:p>
+    <w:p>
+      <w:pPr>
+        <w:jc w:val="both"/>
+        <w:rPr>
+          <w:b/>
+        </w:rPr>
+      </w:pPr>
+      <w:r>
+        <w:rPr>
+          <w:b/>
+        </w:rPr>
+        <w:t>Sustracción1 y Sustracción2? ¿por qué sucede eso?</w:t>
+      </w:r>
+    </w:p>
+    <w:p>
+      <w:pPr>
+        <w:jc w:val="both"/>
+      </w:pPr>
+      <w:r>
+        <w:t>A p</w:t>
+      </w:r>
+      <w:r>
+        <w:t>artir de n 8000 sustracción 1</w:t>
+      </w:r>
+      <w:r>
+        <w:t xml:space="preserve"> deja de dar tiempos</w:t>
+      </w:r>
+    </w:p>
+    <w:p>
+      <w:pPr>
+        <w:jc w:val="both"/>
+      </w:pPr>
+      <w:r>
+        <w:t>A partir de n 8000 sustracción 2 deja de dar tiempos</w:t>
+      </w:r>
+    </w:p>
+    <w:p>
+      <w:pPr>
+        <w:jc w:val="both"/>
+      </w:pPr>
+      <w:r>
+        <w:t>Esto sucede porque la pila de métodos de java se llena, ya que lo único que hacemos es delegar siempre en otro método</w:t>
+      </w:r>
+    </w:p>
+    <w:p>
+      <w:pPr>
+        <w:jc w:val="both"/>
+        <w:rPr>
+          <w:b/>
+        </w:rPr>
+      </w:pPr>
+      <w:r>
+        <w:rPr>
+          <w:b/>
+        </w:rPr>
+        <w:t>Calcular: ¿cuántos años tardaría en finalizar la ejecución Sustracción3 para n=80? Razonar la respuesta.</w:t>
+      </w:r>
+    </w:p>
+    <w:p>
+      <w:pPr>
+        <w:jc w:val="both"/>
+      </w:pPr>
+      <w:r>
+        <w:t>para n = 30 T=</w:t>
+      </w:r>
+      <w:r>
+        <w:t>42</w:t>
+      </w:r>
+      <w:r>
+        <w:t>,</w:t>
+      </w:r>
+      <w:r>
+        <w:t>761</w:t>
+      </w:r>
+      <w:r>
+        <w:t xml:space="preserve"> segundos</w:t>
+      </w:r>
+    </w:p>
+    <w:p>
+      <w:pPr>
+        <w:jc w:val="both"/>
+      </w:pPr>
+      <w:r>
+        <w:t>O(</w:t>
+      </w:r>
+      <w:proofErr w:type="spellStart"/>
+      <w:r>
+        <w:t>a^n</w:t>
+      </w:r>
+      <w:proofErr w:type="spellEnd"/>
+      <w:r>
+        <w:t>/b) -&gt; O(</w:t>
+      </w:r>
+      <w:proofErr w:type="spellStart"/>
+      <w:r>
+        <w:t>a^n</w:t>
+      </w:r>
+      <w:proofErr w:type="spellEnd"/>
+      <w:r>
+        <w:t xml:space="preserve">) -&gt; 0 (a^80) -&gt; </w:t>
+      </w:r>
+      <w:proofErr w:type="gramStart"/>
+      <w:r>
+        <w:t>O(</w:t>
+      </w:r>
+      <w:proofErr w:type="gramEnd"/>
+      <w:r>
+        <w:t>2 ^80-30) = O(2^50) (</w:t>
+      </w:r>
+      <w:proofErr w:type="spellStart"/>
+      <w:r>
+        <w:t>aprox</w:t>
+      </w:r>
+      <w:proofErr w:type="spellEnd"/>
+      <w:r>
+        <w:t>)</w:t>
+      </w:r>
+      <w:r>
+        <w:t xml:space="preserve"> </w:t>
+      </w:r>
+    </w:p>
+    <w:p>
+      <w:pPr>
+        <w:jc w:val="both"/>
+      </w:pPr>
+      <w:r>
+        <w:t xml:space="preserve">T * 2^50 = 42,761 s * 2^50 = </w:t>
+      </w:r>
+      <w:r>
+        <w:rPr>
+          <w:u w:val="single"/>
+        </w:rPr>
+        <w:t>4.8149×10^19 segundos</w:t>
+      </w:r>
+    </w:p>
+    <w:p>
+      <w:pPr>
+        <w:jc w:val="both"/>
+      </w:pPr>
+      <w:r>
+        <w:t xml:space="preserve">Segundos en un año = 3,1536 * 10^7 segundos </w:t>
+      </w:r>
+    </w:p>
+    <w:p>
+      <w:pPr>
+        <w:jc w:val="both"/>
+        <w:rPr>
+          <w:rStyle w:val="mord"/>
+        </w:rPr>
+      </w:pPr>
+      <w:r>
+        <w:t xml:space="preserve">Años = </w:t>
+      </w:r>
+      <w:r>
+        <w:t>4.8149×10</w:t>
+      </w:r>
+      <w:r>
+        <w:t>^</w:t>
+      </w:r>
+      <w:r>
+        <w:t>19 segundos</w:t>
+      </w:r>
+      <w:r>
+        <w:t xml:space="preserve"> / </w:t>
+      </w:r>
+      <w:r>
+        <w:t>3,1536 * 10^7 segundos</w:t>
+      </w:r>
+      <w:r>
+        <w:t xml:space="preserve"> = </w:t>
+      </w:r>
+      <w:r>
+        <w:rPr>
+          <w:rStyle w:val="mord"/>
+        </w:rPr>
+        <w:t>1.53</w:t>
+      </w:r>
+      <w:r>
+        <w:rPr>
+          <w:rStyle w:val="mbin"/>
+        </w:rPr>
+        <w:t>×</w:t>
+      </w:r>
+      <w:r>
+        <w:rPr>
+          <w:rStyle w:val="mord"/>
+        </w:rPr>
+        <w:t>10^12 años (</w:t>
+      </w:r>
+      <w:proofErr w:type="spellStart"/>
+      <w:r>
+        <w:rPr>
+          <w:rStyle w:val="mord"/>
+        </w:rPr>
+        <w:t>aporx</w:t>
+      </w:r>
+      <w:proofErr w:type="spellEnd"/>
+      <w:r>
+        <w:rPr>
+          <w:rStyle w:val="mord"/>
+        </w:rPr>
+        <w:t>)</w:t>
+      </w:r>
+    </w:p>
+    <w:p>
+      <w:pPr>
+        <w:jc w:val="both"/>
+      </w:pPr>
+    </w:p>
+    <w:p>
+      <w:pPr>
+        <w:jc w:val="both"/>
+      </w:pPr>
+    </w:p>
+    <w:p>
+      <w:pPr>
+        <w:jc w:val="both"/>
+        <w:rPr>
+          <w:b/>
+        </w:rPr>
+      </w:pPr>
+      <w:r>
+        <w:rPr>
+          <w:b/>
+        </w:rPr>
+        <w:lastRenderedPageBreak/>
+        <w:t xml:space="preserve">Implementar una clase Sustracción4.java con una complejidad </w:t>
+      </w:r>
+      <w:proofErr w:type="gramStart"/>
+      <w:r>
+        <w:rPr>
+          <w:b/>
+        </w:rPr>
+        <w:t>O(</w:t>
+      </w:r>
+      <w:proofErr w:type="gramEnd"/>
+      <w:r>
+        <w:rPr>
+          <w:b/>
+        </w:rPr>
+        <w:t xml:space="preserve">n3 ) (con su pertinente toma de tiempos) y después rellenar una tabla en la que se muestre el tiempo (en </w:t>
+      </w:r>
+      <w:proofErr w:type="spellStart"/>
+      <w:r>
+        <w:rPr>
+          <w:b/>
+        </w:rPr>
+        <w:t>milisg</w:t>
+      </w:r>
+      <w:proofErr w:type="spellEnd"/>
+      <w:r>
+        <w:rPr>
+          <w:b/>
+        </w:rPr>
+        <w:t xml:space="preserve">.) para n=100, 200, 400, 800, … (hasta </w:t>
+      </w:r>
+      <w:proofErr w:type="spellStart"/>
+      <w:r>
+        <w:rPr>
+          <w:b/>
+        </w:rPr>
+        <w:t>FdT</w:t>
+      </w:r>
+      <w:proofErr w:type="spellEnd"/>
+      <w:r>
+        <w:rPr>
+          <w:b/>
+        </w:rPr>
+        <w:t>).</w:t>
+      </w:r>
+    </w:p>
+    <w:p>
+      <w:pPr>
+        <w:jc w:val="center"/>
+        <w:rPr>
+          <w:b/>
+        </w:rPr>
+      </w:pPr>
+      <w:r>
+        <w:rPr>
+          <w:b/>
+        </w:rPr>
+        <w:drawing>
+          <wp:inline distT="0" distB="0" distL="0" distR="0" wp14:anchorId="4DCC8622" wp14:editId="3A429A1F">
+            <wp:extent cx="3629532" cy="2152950"/>
+            <wp:effectExtent l="0" t="0" r="9525" b="0"/>
+            <wp:docPr id="2" name="Imagen 2"/>
+            <wp:cNvGraphicFramePr>
+              <a:graphicFrameLocks xmlns:a="http://schemas.openxmlformats.org/drawingml/2006/main" noChangeAspect="1"/>
+            </wp:cNvGraphicFramePr>
+            <a:graphic xmlns:a="http://schemas.openxmlformats.org/drawingml/2006/main">
+              <a:graphicData uri="http://schemas.openxmlformats.org/drawingml/2006/picture">
+                <pic:pic xmlns:pic="http://schemas.openxmlformats.org/drawingml/2006/picture">
+                  <pic:nvPicPr>
+                    <pic:cNvPr id="1" name=""/>
+                    <pic:cNvPicPr/>
+                  </pic:nvPicPr>
+                  <pic:blipFill>
+                    <a:blip r:embed="rId6"/>
+                    <a:stretch>
+                      <a:fillRect/>
+                    </a:stretch>
+                  </pic:blipFill>
+                  <pic:spPr>
+                    <a:xfrm>
+                      <a:off x="0" y="0"/>
+                      <a:ext cx="3629532" cy="2152950"/>
+                    </a:xfrm>
+                    <a:prstGeom prst="rect">
+                      <a:avLst/>
+                    </a:prstGeom>
+                  </pic:spPr>
+                </pic:pic>
+              </a:graphicData>
+            </a:graphic>
+          </wp:inline>
+        </w:drawing>
+      </w:r>
+    </w:p>
+    <w:p>
+      <w:pPr>
+        <w:jc w:val="center"/>
+        <w:rPr>
+          <w:b/>
+        </w:rPr>
+      </w:pPr>
+      <w:r>
+        <w:rPr>
+          <w:b/>
+        </w:rPr>
+        <w:drawing>
+          <wp:inline distT="0" distB="0" distL="0" distR="0" wp14:anchorId="2D6D2969" wp14:editId="3E38C342">
+            <wp:extent cx="5400040" cy="1028065"/>
+            <wp:effectExtent l="0" t="0" r="0" b="635"/>
+            <wp:docPr id="3" name="Imagen 3"/>
+            <wp:cNvGraphicFramePr>
+              <a:graphicFrameLocks xmlns:a="http://schemas.openxmlformats.org/drawingml/2006/main" noChangeAspect="1"/>
+            </wp:cNvGraphicFramePr>
+            <a:graphic xmlns:a="http://schemas.openxmlformats.org/drawingml/2006/main">
+              <a:graphicData uri="http://schemas.openxmlformats.org/drawingml/2006/picture">
+                <pic:pic xmlns:pic="http://schemas.openxmlformats.org/drawingml/2006/picture">
+                  <pic:nvPicPr>
+                    <pic:cNvPr id="1" name=""/>
+                    <pic:cNvPicPr/>
+                  </pic:nvPicPr>
+                  <pic:blipFill>
+                    <a:blip r:embed="rId7"/>
+                    <a:stretch>
+                      <a:fillRect/>
+                    </a:stretch>
+                  </pic:blipFill>
+                  <pic:spPr>
+                    <a:xfrm>
+                      <a:off x="0" y="0"/>
+                      <a:ext cx="5400040" cy="1028065"/>
+                    </a:xfrm>
+                    <a:prstGeom prst="rect">
+                      <a:avLst/>
+                    </a:prstGeom>
+                  </pic:spPr>
+                </pic:pic>
+              </a:graphicData>
+            </a:graphic>
+          </wp:inline>
+        </w:drawing>
+      </w:r>
+    </w:p>
+    <w:p>
+      <w:pPr>
+        <w:rPr>
+          <w:b/>
+        </w:rPr>
+      </w:pPr>
+    </w:p>
+    <w:p>
+      <w:pPr>
+        <w:rPr>
+          <w:b/>
+        </w:rPr>
+      </w:pPr>
+      <w:r>
+        <w:rPr>
+          <w:b/>
+        </w:rPr>
+        <w:t xml:space="preserve">Implementar una clase Sustracción5.java con una complejidad O(3n/2) (con su pertinente toma de tiempos) y después rellenar una tabla en la que se muestre el tiempo (en </w:t>
+      </w:r>
+      <w:proofErr w:type="spellStart"/>
+      <w:r>
+        <w:rPr>
+          <w:b/>
+        </w:rPr>
+        <w:t>milisg</w:t>
+      </w:r>
+      <w:proofErr w:type="spellEnd"/>
+      <w:r>
+        <w:rPr>
+          <w:b/>
+        </w:rPr>
+        <w:t xml:space="preserve">.) para n=30, 32, 34, 36, … (hasta </w:t>
+      </w:r>
+      <w:proofErr w:type="spellStart"/>
+      <w:r>
+        <w:rPr>
+          <w:b/>
+        </w:rPr>
+        <w:t>FdT</w:t>
+      </w:r>
+      <w:proofErr w:type="spellEnd"/>
+      <w:r>
+        <w:rPr>
+          <w:b/>
+        </w:rPr>
+        <w:t>).</w:t>
+      </w:r>
+    </w:p>
+    <w:p>
+      <w:pPr>
+        <w:jc w:val="center"/>
+        <w:rPr>
+          <w:b/>
+        </w:rPr>
+      </w:pPr>
+      <w:r>
+        <w:rPr>
+          <w:b/>
+        </w:rPr>
+        <w:drawing>
+          <wp:inline distT="0" distB="0" distL="0" distR="0" wp14:anchorId="5E03B37A" wp14:editId="4F0936CC">
+            <wp:extent cx="2781688" cy="2048161"/>
+            <wp:effectExtent l="0" t="0" r="0" b="9525"/>
+            <wp:docPr id="4" name="Imagen 4"/>
+            <wp:cNvGraphicFramePr>
+              <a:graphicFrameLocks xmlns:a="http://schemas.openxmlformats.org/drawingml/2006/main" noChangeAspect="1"/>
+            </wp:cNvGraphicFramePr>
+            <a:graphic xmlns:a="http://schemas.openxmlformats.org/drawingml/2006/main">
+              <a:graphicData uri="http://schemas.openxmlformats.org/drawingml/2006/picture">
+                <pic:pic xmlns:pic="http://schemas.openxmlformats.org/drawingml/2006/picture">
+                  <pic:nvPicPr>
+                    <pic:cNvPr id="1" name=""/>
+                    <pic:cNvPicPr/>
+                  </pic:nvPicPr>
+                  <pic:blipFill>
+                    <a:blip r:embed="rId8"/>
+                    <a:stretch>
+                      <a:fillRect/>
+                    </a:stretch>
+                  </pic:blipFill>
+                  <pic:spPr>
+                    <a:xfrm>
+                      <a:off x="0" y="0"/>
+                      <a:ext cx="2781688" cy="2048161"/>
+                    </a:xfrm>
+                    <a:prstGeom prst="rect">
+                      <a:avLst/>
+                    </a:prstGeom>
+                  </pic:spPr>
+                </pic:pic>
+              </a:graphicData>
+            </a:graphic>
+          </wp:inline>
+        </w:drawing>
+      </w:r>
+    </w:p>
+    <w:p>
+      <w:pPr>
+        <w:jc w:val="center"/>
+        <w:rPr>
+          <w:b/>
+        </w:rPr>
+      </w:pPr>
+    </w:p>
+    <w:p>
+      <w:pPr>
+        <w:rPr>
+          <w:b/>
+        </w:rPr>
+      </w:pPr>
+      <w:r>
+        <w:rPr>
+          <w:b/>
+        </w:rPr>
+        <w:t>Calcular: ¿cuántos años tardaría en finalizar la ejecución Sustracción5 para n=80? Razonar la respuesta</w:t>
+      </w:r>
+    </w:p>
+    <w:p>
+      <w:pPr>
+        <w:rPr>
+          <w:b/>
+        </w:rPr>
+      </w:pPr>
+      <w:r>
+        <w:rPr>
+          <w:b/>
+        </w:rPr>
+        <w:t>T para n = 36 -&gt; 9,675 s</w:t>
+      </w:r>
+    </w:p>
+    <w:p>
+      <w:pPr>
+        <w:rPr>
+          <w:b/>
+        </w:rPr>
+      </w:pPr>
+    </w:p>
+    <w:p>
+      <w:pPr>
+        <w:rPr>
+          <w:b/>
+        </w:rPr>
+      </w:pPr>
+    </w:p>
+    <w:p>
+      <w:pPr>
+        <w:jc w:val="both"/>
+        <w:rPr>
+          <w:b/>
+          <w:i/>
+        </w:rPr>
+      </w:pPr>
+      <w:r>
+        <w:rPr>
+          <w:b/>
+          <w:i/>
+        </w:rPr>
+        <w:lastRenderedPageBreak/>
+        <w:t>2)</w:t>
+      </w:r>
+      <w:proofErr w:type="spellStart"/>
+      <w:r>
+        <w:rPr>
+          <w:b/>
+          <w:i/>
+        </w:rPr>
+        <w:t>DyV</w:t>
+      </w:r>
+      <w:proofErr w:type="spellEnd"/>
+      <w:r>
+        <w:rPr>
+          <w:b/>
+          <w:i/>
+        </w:rPr>
+        <w:t xml:space="preserve"> por DIVISIÓN</w:t>
+      </w:r>
+    </w:p>
+    <w:p>
+      <w:pPr>
+        <w:jc w:val="both"/>
+        <w:rPr>
+          <w:b/>
+        </w:rPr>
+      </w:pPr>
+      <w:r>
+        <w:rPr>
+          <w:b/>
+        </w:rPr>
+        <w:t>Tras analizar la complejidad de las tres clases anteriores, no se le pide hacer sus tablas de tiempos, pero sí razonar si los tiempos coinciden o no la complejidad temporal de cada algoritmo</w:t>
+      </w:r>
+    </w:p>
+    <w:p>
+      <w:pPr>
+        <w:jc w:val="both"/>
+      </w:pPr>
+      <w:proofErr w:type="spellStart"/>
+      <w:r>
+        <w:t>Division</w:t>
+      </w:r>
+      <w:proofErr w:type="spellEnd"/>
+      <w:r>
+        <w:t xml:space="preserve"> 1 O(n) -&gt; a = 1, b = 3, k = 1</w:t>
+      </w:r>
+    </w:p>
+    <w:p>
+      <w:pPr>
+        <w:jc w:val="both"/>
+      </w:pPr>
+      <w:proofErr w:type="spellStart"/>
+      <w:r>
+        <w:t>Division</w:t>
+      </w:r>
+      <w:proofErr w:type="spellEnd"/>
+      <w:r>
+        <w:t xml:space="preserve"> 2 </w:t>
+      </w:r>
+      <w:proofErr w:type="gramStart"/>
+      <w:r>
+        <w:t>O(</w:t>
+      </w:r>
+      <w:proofErr w:type="gramEnd"/>
+      <w:r>
+        <w:t>n * log n) -&gt; a = 2, b = 2, k = 1</w:t>
+      </w:r>
+    </w:p>
+    <w:p>
+      <w:pPr>
+        <w:jc w:val="both"/>
+      </w:pPr>
+      <w:proofErr w:type="spellStart"/>
+      <w:r>
+        <w:t>Division</w:t>
+      </w:r>
+      <w:proofErr w:type="spellEnd"/>
+      <w:r>
+        <w:t xml:space="preserve"> 3 </w:t>
+      </w:r>
+      <w:proofErr w:type="gramStart"/>
+      <w:r>
+        <w:t>O(</w:t>
+      </w:r>
+      <w:proofErr w:type="gramEnd"/>
+      <w:r>
+        <w:t>n^log_2 2) -&gt; a = 2, b = 2, k = 0</w:t>
+      </w:r>
+    </w:p>
+    <w:p>
+      <w:pPr>
+        <w:jc w:val="both"/>
+        <w:rPr>
+          <w:b/>
+        </w:rPr>
+      </w:pPr>
+      <w:r>
+        <w:rPr>
+          <w:b/>
+        </w:rPr>
+        <w:t>Implementar una clase Division4.j</w:t>
+      </w:r>
+      <w:r>
+        <w:rPr>
+          <w:b/>
+        </w:rPr>
+        <w:t xml:space="preserve">ava con una complejidad </w:t>
+      </w:r>
+      <w:proofErr w:type="gramStart"/>
+      <w:r>
+        <w:rPr>
+          <w:b/>
+        </w:rPr>
+        <w:t>O(</w:t>
+      </w:r>
+      <w:proofErr w:type="gramEnd"/>
+      <w:r>
+        <w:rPr>
+          <w:b/>
+        </w:rPr>
+        <w:t xml:space="preserve">n2 ) </w:t>
+      </w:r>
+      <w:r>
+        <w:rPr>
+          <w:b/>
+        </w:rPr>
+        <w:t xml:space="preserve">y la pertinente toma de tiempos. Después rellenar una tabla en la que se muestre el tiempo (en </w:t>
+      </w:r>
+      <w:proofErr w:type="spellStart"/>
+      <w:r>
+        <w:rPr>
+          <w:b/>
+        </w:rPr>
+        <w:t>milisg</w:t>
+      </w:r>
+      <w:proofErr w:type="spellEnd"/>
+      <w:r>
+        <w:rPr>
+          <w:b/>
+        </w:rPr>
+        <w:t xml:space="preserve">.) para n=1000, 2000, 4000, 8000, … (hasta </w:t>
+      </w:r>
+      <w:proofErr w:type="spellStart"/>
+      <w:r>
+        <w:rPr>
+          <w:b/>
+        </w:rPr>
+        <w:t>FdT</w:t>
+      </w:r>
+      <w:proofErr w:type="spellEnd"/>
+      <w:r>
+        <w:rPr>
+          <w:b/>
+        </w:rPr>
+        <w:t>)</w:t>
+      </w:r>
+    </w:p>
+    <w:p>
+      <w:pPr>
+        <w:jc w:val="center"/>
+        <w:rPr>
+          <w:b/>
+        </w:rPr>
+      </w:pPr>
+      <w:r>
+        <w:rPr>
+          <w:b/>
+        </w:rPr>
+        <w:drawing>
+          <wp:inline distT="0" distB="0" distL="0" distR="0" wp14:anchorId="5D2A9A00" wp14:editId="4662DC40">
+            <wp:extent cx="4039164" cy="2267266"/>
+            <wp:effectExtent l="0" t="0" r="0" b="0"/>
+            <wp:docPr id="5" name="Imagen 5"/>
+            <wp:cNvGraphicFramePr>
+              <a:graphicFrameLocks xmlns:a="http://schemas.openxmlformats.org/drawingml/2006/main" noChangeAspect="1"/>
+            </wp:cNvGraphicFramePr>
+            <a:graphic xmlns:a="http://schemas.openxmlformats.org/drawingml/2006/main">
+              <a:graphicData uri="http://schemas.openxmlformats.org/drawingml/2006/picture">
+                <pic:pic xmlns:pic="http://schemas.openxmlformats.org/drawingml/2006/picture">
+                  <pic:nvPicPr>
+                    <pic:cNvPr id="1" name=""/>
+                    <pic:cNvPicPr/>
+                  </pic:nvPicPr>
+                  <pic:blipFill>
+                    <a:blip r:embed="rId9"/>
+                    <a:stretch>
+                      <a:fillRect/>
+                    </a:stretch>
+                  </pic:blipFill>
+                  <pic:spPr>
+                    <a:xfrm>
+                      <a:off x="0" y="0"/>
+                      <a:ext cx="4039164" cy="2267266"/>
+                    </a:xfrm>
+                    <a:prstGeom prst="rect">
+                      <a:avLst/>
+                    </a:prstGeom>
+                  </pic:spPr>
+                </pic:pic>
+              </a:graphicData>
+            </a:graphic>
+          </wp:inline>
+        </w:drawing>
+      </w:r>
+    </w:p>
+    <w:tbl>
+      <w:tblPr>
+        <w:tblStyle w:val="Tablaconcuadrcula"/>
+        <w:tblW w:w="0" w:type="auto"/>
+        <w:tblLook w:val="04A0" w:firstRow="1" w:lastRow="0" w:firstColumn="1" w:lastColumn="0" w:noHBand="0" w:noVBand="1"/>
+      </w:tblPr>
+      <w:tblGrid>
+        <w:gridCol w:w="4247"/>
+        <w:gridCol w:w="4247"/>
+      </w:tblGrid>
+      <w:tr>
+        <w:tc>
+          <w:tcPr>
+            <w:tcW w:w="4247" w:type="dxa"/>
+          </w:tcPr>
+          <w:p>
+            <w:pPr>
+              <w:rPr>
+                <w:b/>
+              </w:rPr>
+            </w:pPr>
+            <w:r>
+              <w:rPr>
+                <w:b/>
+              </w:rPr>
+              <w:t>N</w:t>
+            </w:r>
+          </w:p>
+        </w:tc>
+        <w:tc>
+          <w:tcPr>
+            <w:tcW w:w="4247" w:type="dxa"/>
+          </w:tcPr>
+          <w:p>
+            <w:pPr>
+              <w:rPr>
+                <w:b/>
+              </w:rPr>
+            </w:pPr>
+            <w:r>
+              <w:rPr>
+                <w:b/>
+              </w:rPr>
+              <w:t>T</w:t>
+            </w:r>
+          </w:p>
+        </w:tc>
+      </w:tr>
+      <w:tr>
+        <w:tc>
+          <w:tcPr>
+            <w:tcW w:w="4247" w:type="dxa"/>
+          </w:tcPr>
+          <w:p>
+            <w:pPr>
+              <w:rPr>
+                <w:b/>
+              </w:rPr>
+            </w:pPr>
+            <w:r>
+              <w:rPr>
+                <w:b/>
+              </w:rPr>
+              <w:t>100</w:t>
+            </w:r>
+          </w:p>
+        </w:tc>
+        <w:tc>
+          <w:tcPr>
+            <w:tcW w:w="4247" w:type="dxa"/>
+          </w:tcPr>
+          <w:p>
+            <w:pPr>
+              <w:rPr>
+                <w:b/>
+              </w:rPr>
+            </w:pPr>
+            <w:r>
+              <w:rPr>
+                <w:b/>
+              </w:rPr>
+              <w:t>23</w:t>
+            </w:r>
+          </w:p>
+        </w:tc>
+      </w:tr>
+      <w:tr>
+        <w:tc>
+          <w:tcPr>
+            <w:tcW w:w="4247" w:type="dxa"/>
+          </w:tcPr>
+          <w:p>
+            <w:pPr>
+              <w:rPr>
+                <w:b/>
+              </w:rPr>
+            </w:pPr>
+            <w:r>
+              <w:rPr>
+                <w:b/>
+              </w:rPr>
+              <w:t>200</w:t>
+            </w:r>
+          </w:p>
+        </w:tc>
+        <w:tc>
+          <w:tcPr>
+            <w:tcW w:w="4247" w:type="dxa"/>
+          </w:tcPr>
+          <w:p>
+            <w:pPr>
+              <w:rPr>
+                <w:b/>
+              </w:rPr>
+            </w:pPr>
+            <w:r>
+              <w:rPr>
+                <w:b/>
+              </w:rPr>
+              <w:t>183</w:t>
+            </w:r>
+          </w:p>
+        </w:tc>
+      </w:tr>
+      <w:tr>
+        <w:tc>
+          <w:tcPr>
+            <w:tcW w:w="4247" w:type="dxa"/>
+          </w:tcPr>
+          <w:p>
+            <w:pPr>
+              <w:rPr>
+                <w:b/>
+              </w:rPr>
+            </w:pPr>
+            <w:r>
+              <w:rPr>
+                <w:b/>
+              </w:rPr>
+              <w:t>400</w:t>
+            </w:r>
+          </w:p>
+        </w:tc>
+        <w:tc>
+          <w:tcPr>
+            <w:tcW w:w="4247" w:type="dxa"/>
+          </w:tcPr>
+          <w:p>
+            <w:pPr>
+              <w:rPr>
+                <w:b/>
+              </w:rPr>
+            </w:pPr>
+            <w:r>
+              <w:rPr>
+                <w:b/>
+              </w:rPr>
+              <w:t>1405</w:t>
+            </w:r>
+            <w:bookmarkStart w:id="0" w:name="_GoBack"/>
+            <w:bookmarkEnd w:id="0"/>
+          </w:p>
+        </w:tc>
+      </w:tr>
+      <w:tr>
+        <w:tc>
+          <w:tcPr>
+            <w:tcW w:w="4247" w:type="dxa"/>
+          </w:tcPr>
+          <w:p>
+            <w:pPr>
+              <w:rPr>
+                <w:b/>
+              </w:rPr>
+            </w:pPr>
+            <w:r>
+              <w:rPr>
+                <w:b/>
+              </w:rPr>
+              <w:t>800</w:t>
+            </w:r>
+          </w:p>
+        </w:tc>
+        <w:tc>
+          <w:tcPr>
+            <w:tcW w:w="4247" w:type="dxa"/>
+          </w:tcPr>
+          <w:p>
+            <w:pPr>
+              <w:rPr>
+                <w:b/>
+              </w:rPr>
+            </w:pPr>
+          </w:p>
+        </w:tc>
+      </w:tr>
+      <w:tr>
+        <w:tc>
+          <w:tcPr>
+            <w:tcW w:w="4247" w:type="dxa"/>
+          </w:tcPr>
+          <w:p>
+            <w:pPr>
+              <w:rPr>
+                <w:b/>
+              </w:rPr>
+            </w:pPr>
+            <w:r>
+              <w:rPr>
+                <w:b/>
+              </w:rPr>
+              <w:t>1600</w:t>
+            </w:r>
+          </w:p>
+        </w:tc>
+        <w:tc>
+          <w:tcPr>
+            <w:tcW w:w="4247" w:type="dxa"/>
+          </w:tcPr>
+          <w:p>
+            <w:pPr>
+              <w:rPr>
+                <w:b/>
+              </w:rPr>
+            </w:pPr>
+          </w:p>
+        </w:tc>
+      </w:tr>
+      <w:tr>
+        <w:tc>
+          <w:tcPr>
+            <w:tcW w:w="4247" w:type="dxa"/>
+          </w:tcPr>
+          <w:p>
+            <w:pPr>
+              <w:rPr>
+                <w:b/>
+              </w:rPr>
+            </w:pPr>
+            <w:r>
+              <w:rPr>
+                <w:b/>
+              </w:rPr>
+              <w:t>3200</w:t>
+            </w:r>
+          </w:p>
+        </w:tc>
+        <w:tc>
+          <w:tcPr>
+            <w:tcW w:w="4247" w:type="dxa"/>
+          </w:tcPr>
+          <w:p>
+            <w:pPr>
+              <w:rPr>
+                <w:b/>
+              </w:rPr>
+            </w:pPr>
+          </w:p>
+        </w:tc>
+      </w:tr>
+      <w:tr>
+        <w:tc>
+          <w:tcPr>
+            <w:tcW w:w="4247" w:type="dxa"/>
+          </w:tcPr>
+          <w:p>
+            <w:pPr>
+              <w:rPr>
+                <w:b/>
+              </w:rPr>
+            </w:pPr>
+            <w:r>
+              <w:rPr>
+                <w:b/>
+              </w:rPr>
+              <w:t>6400</w:t>
+            </w:r>
+          </w:p>
+        </w:tc>
+        <w:tc>
+          <w:tcPr>
+            <w:tcW w:w="4247" w:type="dxa"/>
+          </w:tcPr>
+          <w:p>
+            <w:pPr>
+              <w:rPr>
+                <w:b/>
+              </w:rPr>
+            </w:pPr>
+          </w:p>
+        </w:tc>
+      </w:tr>
+    </w:tbl>
+    <w:p>
+      <w:pPr>
+        <w:rPr>
+          <w:b/>
+        </w:rPr>
+      </w:pPr>
+    </w:p>
+    <w:p>
+      <w:pPr>
+        <w:rPr>
+          <w:b/>
+        </w:rPr>
+      </w:pPr>
+      <w:r>
+        <w:rPr>
+          <w:b/>
+        </w:rPr>
+        <w:t xml:space="preserve">Implementar una clase Division5.java con una complejidad </w:t>
+      </w:r>
+      <w:proofErr w:type="gramStart"/>
+      <w:r>
+        <w:rPr>
+          <w:b/>
+        </w:rPr>
+        <w:t>O(</w:t>
+      </w:r>
+      <w:proofErr w:type="gramEnd"/>
+      <w:r>
+        <w:rPr>
+          <w:b/>
+        </w:rPr>
+        <w:t>n2 ) (con a&gt;</w:t>
+      </w:r>
+      <w:proofErr w:type="spellStart"/>
+      <w:r>
+        <w:rPr>
+          <w:b/>
+        </w:rPr>
+        <w:t>bk</w:t>
+      </w:r>
+      <w:proofErr w:type="spellEnd"/>
+      <w:r>
+        <w:rPr>
+          <w:b/>
+        </w:rPr>
+        <w:t xml:space="preserve"> ) y la pertinente toma de tiempos. Después rellenar una tabla en la que se muestre el tiempo (en </w:t>
+      </w:r>
+      <w:proofErr w:type="spellStart"/>
+      <w:r>
+        <w:rPr>
+          <w:b/>
+        </w:rPr>
+        <w:t>milisg</w:t>
+      </w:r>
+      <w:proofErr w:type="spellEnd"/>
+      <w:r>
+        <w:rPr>
+          <w:b/>
+        </w:rPr>
+        <w:t xml:space="preserve">.) para n=1000, 2000, 4000, 8000, … (hasta </w:t>
+      </w:r>
+      <w:proofErr w:type="spellStart"/>
+      <w:r>
+        <w:rPr>
+          <w:b/>
+        </w:rPr>
+        <w:t>FdT</w:t>
+      </w:r>
+      <w:proofErr w:type="spellEnd"/>
+      <w:r>
+        <w:rPr>
+          <w:b/>
+        </w:rPr>
+        <w:t>).</w:t>
+      </w:r>
+    </w:p>
+    <w:p>
+      <w:pPr>
+        <w:jc w:val="center"/>
+        <w:rPr>
+          <w:b/>
+        </w:rPr>
+      </w:pPr>
+      <w:r>
+        <w:rPr>
+          <w:b/>
+        </w:rPr>
+        <w:lastRenderedPageBreak/>
+        <w:drawing>
+          <wp:inline distT="0" distB="0" distL="0" distR="0" wp14:anchorId="533D183F" wp14:editId="69D80592">
+            <wp:extent cx="2457793" cy="2114845"/>
+            <wp:effectExtent l="0" t="0" r="0" b="0"/>
+            <wp:docPr id="6" name="Imagen 6"/>
+            <wp:cNvGraphicFramePr>
+              <a:graphicFrameLocks xmlns:a="http://schemas.openxmlformats.org/drawingml/2006/main" noChangeAspect="1"/>
+            </wp:cNvGraphicFramePr>
+            <a:graphic xmlns:a="http://schemas.openxmlformats.org/drawingml/2006/main">
+              <a:graphicData uri="http://schemas.openxmlformats.org/drawingml/2006/picture">
+                <pic:pic xmlns:pic="http://schemas.openxmlformats.org/drawingml/2006/picture">
+                  <pic:nvPicPr>
+                    <pic:cNvPr id="1" name=""/>
+                    <pic:cNvPicPr/>
+                  </pic:nvPicPr>
+                  <pic:blipFill>
+                    <a:blip r:embed="rId10"/>
+                    <a:stretch>
+                      <a:fillRect/>
+                    </a:stretch>
+                  </pic:blipFill>
+                  <pic:spPr>
+                    <a:xfrm>
+                      <a:off x="0" y="0"/>
+                      <a:ext cx="2457793" cy="2114845"/>
+                    </a:xfrm>
+                    <a:prstGeom prst="rect">
+                      <a:avLst/>
+                    </a:prstGeom>
+                  </pic:spPr>
+                </pic:pic>
+              </a:graphicData>
+            </a:graphic>
+          </wp:inline>
+        </w:drawing>
+      </w:r>
+    </w:p>
+    <w:p>
+      <w:pPr>
+        <w:rPr>
+          <w:b/>
+        </w:rPr>
+      </w:pPr>
     </w:p>
     <w:sectPr>
       <w:pgSz w:w="11906" w:h="16838"/>
@@ -3367,7 +4696,7 @@
 </file>
 
 <file path=word/numbering.xml><?xml version="1.0" encoding="utf-8"?>
-<w:numbering xmlns:wpc="http://schemas.microsoft.com/office/word/2010/wordprocessingCanvas" xmlns:cx="http://schemas.microsoft.com/office/drawing/2014/chartex" xmlns:cx1="http://schemas.microsoft.com/office/drawing/2015/9/8/chartex" xmlns:cx2="http://schemas.microsoft.com/office/drawing/2015/10/21/chartex" xmlns:cx3="http://schemas.microsoft.com/office/drawing/2016/5/9/chartex" xmlns:cx4="http://schemas.microsoft.com/office/drawing/2016/5/10/chartex" xmlns:cx5="http://schemas.microsoft.com/office/drawing/2016/5/11/chartex" xmlns:cx6="http://schemas.microsoft.com/office/drawing/2016/5/12/chartex" xmlns:cx7="http://schemas.microsoft.com/office/drawing/2016/5/13/chartex" xmlns:cx8="http://schemas.microsoft.com/office/drawing/2016/5/14/chartex" xmlns:mc="http://schemas.openxmlformats.org/markup-compatibility/2006" xmlns:aink="http://schemas.microsoft.com/office/drawing/2016/ink" xmlns:am3d="http://schemas.microsoft.com/office/drawing/2017/model3d" xmlns:o="urn:schemas-microsoft-com:office:office" xmlns:oel="http://schemas.microsoft.com/office/2019/extlst" xmlns:r="http://schemas.openxmlformats.org/officeDocument/2006/relationships" xmlns:m="http://schemas.openxmlformats.org/officeDocument/2006/math" xmlns:v="urn:schemas-microsoft-com:vml" xmlns:wp14="http://schemas.microsoft.com/office/word/2010/wordprocessingDrawing" xmlns:wp="http://schemas.openxmlformats.org/drawingml/2006/wordprocessingDrawing" xmlns:w10="urn:schemas-microsoft-com:office:word" xmlns:w="http://schemas.openxmlformats.org/wordprocessingml/2006/main" xmlns:w14="http://schemas.microsoft.com/office/word/2010/wordml" xmlns:w15="http://schemas.microsoft.com/office/word/2012/wordml" xmlns:w16cex="http://schemas.microsoft.com/office/word/2018/wordml/cex" xmlns:w16cid="http://schemas.microsoft.com/office/word/2016/wordml/cid" xmlns:w16="http://schemas.microsoft.com/office/word/2018/wordml" xmlns:w16sdtdh="http://schemas.microsoft.com/office/word/2020/wordml/sdtdatahash" xmlns:w16se="http://schemas.microsoft.com/office/word/2015/wordml/symex" xmlns:wpg="http://schemas.microsoft.com/office/word/2010/wordprocessingGroup" xmlns:wpi="http://schemas.microsoft.com/office/word/2010/wordprocessingInk" xmlns:wne="http://schemas.microsoft.com/office/word/2006/wordml" xmlns:wps="http://schemas.microsoft.com/office/word/2010/wordprocessingShape" mc:Ignorable="w14 w15 w16se w16cid w16 w16cex w16sdtdh wp14">
+<w:numbering xmlns:wpc="http://schemas.microsoft.com/office/word/2010/wordprocessingCanvas" xmlns:cx="http://schemas.microsoft.com/office/drawing/2014/chartex" xmlns:cx1="http://schemas.microsoft.com/office/drawing/2015/9/8/chartex" xmlns:mc="http://schemas.openxmlformats.org/markup-compatibility/2006" xmlns:o="urn:schemas-microsoft-com:office:office" xmlns:r="http://schemas.openxmlformats.org/officeDocument/2006/relationships" xmlns:m="http://schemas.openxmlformats.org/officeDocument/2006/math" xmlns:v="urn:schemas-microsoft-com:vml" xmlns:wp14="http://schemas.microsoft.com/office/word/2010/wordprocessingDrawing" xmlns:wp="http://schemas.openxmlformats.org/drawingml/2006/wordprocessingDrawing" xmlns:w10="urn:schemas-microsoft-com:office:word" xmlns:w="http://schemas.openxmlformats.org/wordprocessingml/2006/main" xmlns:w14="http://schemas.microsoft.com/office/word/2010/wordml" xmlns:w15="http://schemas.microsoft.com/office/word/2012/wordml" xmlns:w16se="http://schemas.microsoft.com/office/word/2015/wordml/symex" xmlns:wpg="http://schemas.microsoft.com/office/word/2010/wordprocessingGroup" xmlns:wpi="http://schemas.microsoft.com/office/word/2010/wordprocessingInk" xmlns:wne="http://schemas.microsoft.com/office/word/2006/wordml" xmlns:wps="http://schemas.microsoft.com/office/word/2010/wordprocessingShape" mc:Ignorable="w14 w15 w16se wp14">
   <w:abstractNum w:abstractNumId="0" w15:restartNumberingAfterBreak="0">
     <w:nsid w:val="4E8452EA"/>
     <w:multiLevelType w:val="multilevel"/>
@@ -3666,17 +4995,17 @@
       </w:rPr>
     </w:lvl>
   </w:abstractNum>
-  <w:num w:numId="1" w16cid:durableId="356780814">
+  <w:num w:numId="1">
     <w:abstractNumId w:val="0"/>
   </w:num>
-  <w:num w:numId="2" w16cid:durableId="1375153594">
+  <w:num w:numId="2">
     <w:abstractNumId w:val="1"/>
   </w:num>
 </w:numbering>
 </file>
 
 <file path=word/styles.xml><?xml version="1.0" encoding="utf-8"?>
-<w:styles xmlns:mc="http://schemas.openxmlformats.org/markup-compatibility/2006" xmlns:r="http://schemas.openxmlformats.org/officeDocument/2006/relationships" xmlns:w="http://schemas.openxmlformats.org/wordprocessingml/2006/main" xmlns:w14="http://schemas.microsoft.com/office/word/2010/wordml" xmlns:w15="http://schemas.microsoft.com/office/word/2012/wordml" xmlns:w16cex="http://schemas.microsoft.com/office/word/2018/wordml/cex" xmlns:w16cid="http://schemas.microsoft.com/office/word/2016/wordml/cid" xmlns:w16="http://schemas.microsoft.com/office/word/2018/wordml" xmlns:w16sdtdh="http://schemas.microsoft.com/office/word/2020/wordml/sdtdatahash" xmlns:w16se="http://schemas.microsoft.com/office/word/2015/wordml/symex" mc:Ignorable="w14 w15 w16se w16cid w16 w16cex w16sdtdh">
+<w:styles xmlns:mc="http://schemas.openxmlformats.org/markup-compatibility/2006" xmlns:r="http://schemas.openxmlformats.org/officeDocument/2006/relationships" xmlns:w="http://schemas.openxmlformats.org/wordprocessingml/2006/main" xmlns:w14="http://schemas.microsoft.com/office/word/2010/wordml" xmlns:w15="http://schemas.microsoft.com/office/word/2012/wordml" xmlns:w16se="http://schemas.microsoft.com/office/word/2015/wordml/symex" mc:Ignorable="w14 w15 w16se">
   <w:docDefaults>
     <w:rPrDefault>
       <w:rPr>
@@ -3692,7 +5021,7 @@
       </w:pPr>
     </w:pPrDefault>
   </w:docDefaults>
-  <w:latentStyles w:defLockedState="0" w:defUIPriority="99" w:defSemiHidden="0" w:defUnhideWhenUsed="0" w:defQFormat="0" w:count="376">
+  <w:latentStyles w:defLockedState="0" w:defUIPriority="99" w:defSemiHidden="0" w:defUnhideWhenUsed="0" w:defQFormat="0" w:count="371">
     <w:lsdException w:name="Normal" w:uiPriority="0" w:qFormat="1"/>
     <w:lsdException w:name="heading 1" w:uiPriority="9" w:qFormat="1"/>
     <w:lsdException w:name="heading 2" w:semiHidden="1" w:uiPriority="9" w:unhideWhenUsed="1" w:qFormat="1"/>
@@ -4064,11 +5393,6 @@
     <w:lsdException w:name="List Table 5 Dark Accent 6" w:uiPriority="50"/>
     <w:lsdException w:name="List Table 6 Colorful Accent 6" w:uiPriority="51"/>
     <w:lsdException w:name="List Table 7 Colorful Accent 6" w:uiPriority="52"/>
-    <w:lsdException w:name="Mention" w:semiHidden="1" w:unhideWhenUsed="1"/>
-    <w:lsdException w:name="Smart Hyperlink" w:semiHidden="1" w:unhideWhenUsed="1"/>
-    <w:lsdException w:name="Hashtag" w:semiHidden="1" w:unhideWhenUsed="1"/>
-    <w:lsdException w:name="Unresolved Mention" w:semiHidden="1" w:unhideWhenUsed="1"/>
-    <w:lsdException w:name="Smart Link" w:semiHidden="1" w:unhideWhenUsed="1"/>
   </w:latentStyles>
   <w:style w:type="paragraph" w:default="1" w:styleId="Normal">
     <w:name w:val="Normal"/>
@@ -4077,6 +5401,7 @@
   <w:style w:type="character" w:default="1" w:styleId="Fuentedeprrafopredeter">
     <w:name w:val="Default Paragraph Font"/>
     <w:uiPriority w:val="1"/>
+    <w:semiHidden/>
     <w:unhideWhenUsed/>
   </w:style>
   <w:style w:type="table" w:default="1" w:styleId="Tablanormal">
@@ -4118,6 +5443,36 @@
         <w:insideV w:val="single" w:sz="4" w:space="0" w:color="auto"/>
       </w:tblBorders>
     </w:tblPr>
+  </w:style>
+  <w:style w:type="character" w:customStyle="1" w:styleId="mord">
+    <w:name w:val="mord"/>
+    <w:basedOn w:val="Fuentedeprrafopredeter"/>
+    <w:rsid w:val="0055768C"/>
+  </w:style>
+  <w:style w:type="character" w:customStyle="1" w:styleId="mpunct">
+    <w:name w:val="mpunct"/>
+    <w:basedOn w:val="Fuentedeprrafopredeter"/>
+    <w:rsid w:val="0055768C"/>
+  </w:style>
+  <w:style w:type="character" w:customStyle="1" w:styleId="mbin">
+    <w:name w:val="mbin"/>
+    <w:basedOn w:val="Fuentedeprrafopredeter"/>
+    <w:rsid w:val="0055768C"/>
+  </w:style>
+  <w:style w:type="character" w:customStyle="1" w:styleId="vlist-s">
+    <w:name w:val="vlist-s"/>
+    <w:basedOn w:val="Fuentedeprrafopredeter"/>
+    <w:rsid w:val="0055768C"/>
+  </w:style>
+  <w:style w:type="character" w:customStyle="1" w:styleId="katex-mathml">
+    <w:name w:val="katex-mathml"/>
+    <w:basedOn w:val="Fuentedeprrafopredeter"/>
+    <w:rsid w:val="0055768C"/>
+  </w:style>
+  <w:style w:type="character" w:customStyle="1" w:styleId="mrel">
+    <w:name w:val="mrel"/>
+    <w:basedOn w:val="Fuentedeprrafopredeter"/>
+    <w:rsid w:val="0055768C"/>
   </w:style>
 </w:styles>
 </file>

--- a/p2/P2_DavidRico_ALG.docx
+++ b/p2/P2_DavidRico_ALG.docx
@@ -1,17 +1,41 @@
 
 <file path=word/document.xml><?xml version="1.0" encoding="utf-8"?>
-<w:document xmlns:wpc="http://schemas.microsoft.com/office/word/2010/wordprocessingCanvas" xmlns:cx="http://schemas.microsoft.com/office/drawing/2014/chartex" xmlns:cx1="http://schemas.microsoft.com/office/drawing/2015/9/8/chartex" xmlns:mc="http://schemas.openxmlformats.org/markup-compatibility/2006" xmlns:o="urn:schemas-microsoft-com:office:office" xmlns:r="http://schemas.openxmlformats.org/officeDocument/2006/relationships" xmlns:m="http://schemas.openxmlformats.org/officeDocument/2006/math" xmlns:v="urn:schemas-microsoft-com:vml" xmlns:wp14="http://schemas.microsoft.com/office/word/2010/wordprocessingDrawing" xmlns:wp="http://schemas.openxmlformats.org/drawingml/2006/wordprocessingDrawing" xmlns:w10="urn:schemas-microsoft-com:office:word" xmlns:w="http://schemas.openxmlformats.org/wordprocessingml/2006/main" xmlns:w14="http://schemas.microsoft.com/office/word/2010/wordml" xmlns:w15="http://schemas.microsoft.com/office/word/2012/wordml" xmlns:w16se="http://schemas.microsoft.com/office/word/2015/wordml/symex" xmlns:wpg="http://schemas.microsoft.com/office/word/2010/wordprocessingGroup" xmlns:wpi="http://schemas.microsoft.com/office/word/2010/wordprocessingInk" xmlns:wne="http://schemas.microsoft.com/office/word/2006/wordml" xmlns:wps="http://schemas.microsoft.com/office/word/2010/wordprocessingShape" mc:Ignorable="w14 w15 w16se wp14">
+<w:document xmlns:wpc="http://schemas.microsoft.com/office/word/2010/wordprocessingCanvas" xmlns:cx="http://schemas.microsoft.com/office/drawing/2014/chartex" xmlns:cx1="http://schemas.microsoft.com/office/drawing/2015/9/8/chartex" xmlns:cx2="http://schemas.microsoft.com/office/drawing/2015/10/21/chartex" xmlns:cx3="http://schemas.microsoft.com/office/drawing/2016/5/9/chartex" xmlns:cx4="http://schemas.microsoft.com/office/drawing/2016/5/10/chartex" xmlns:cx5="http://schemas.microsoft.com/office/drawing/2016/5/11/chartex" xmlns:cx6="http://schemas.microsoft.com/office/drawing/2016/5/12/chartex" xmlns:cx7="http://schemas.microsoft.com/office/drawing/2016/5/13/chartex" xmlns:cx8="http://schemas.microsoft.com/office/drawing/2016/5/14/chartex" xmlns:mc="http://schemas.openxmlformats.org/markup-compatibility/2006" xmlns:aink="http://schemas.microsoft.com/office/drawing/2016/ink" xmlns:am3d="http://schemas.microsoft.com/office/drawing/2017/model3d" xmlns:o="urn:schemas-microsoft-com:office:office" xmlns:oel="http://schemas.microsoft.com/office/2019/extlst" xmlns:r="http://schemas.openxmlformats.org/officeDocument/2006/relationships" xmlns:m="http://schemas.openxmlformats.org/officeDocument/2006/math" xmlns:v="urn:schemas-microsoft-com:vml" xmlns:wp14="http://schemas.microsoft.com/office/word/2010/wordprocessingDrawing" xmlns:wp="http://schemas.openxmlformats.org/drawingml/2006/wordprocessingDrawing" xmlns:w10="urn:schemas-microsoft-com:office:word" xmlns:w="http://schemas.openxmlformats.org/wordprocessingml/2006/main" xmlns:w14="http://schemas.microsoft.com/office/word/2010/wordml" xmlns:w15="http://schemas.microsoft.com/office/word/2012/wordml" xmlns:w16cex="http://schemas.microsoft.com/office/word/2018/wordml/cex" xmlns:w16cid="http://schemas.microsoft.com/office/word/2016/wordml/cid" xmlns:w16="http://schemas.microsoft.com/office/word/2018/wordml" xmlns:w16du="http://schemas.microsoft.com/office/word/2023/wordml/word16du" xmlns:w16sdtdh="http://schemas.microsoft.com/office/word/2020/wordml/sdtdatahash" xmlns:w16sdtfl="http://schemas.microsoft.com/office/word/2024/wordml/sdtformatlock" xmlns:w16se="http://schemas.microsoft.com/office/word/2015/wordml/symex" xmlns:wpg="http://schemas.microsoft.com/office/word/2010/wordprocessingGroup" xmlns:wpi="http://schemas.microsoft.com/office/word/2010/wordprocessingInk" xmlns:wne="http://schemas.microsoft.com/office/word/2006/wordml" xmlns:wps="http://schemas.microsoft.com/office/word/2010/wordprocessingShape" mc:Ignorable="w14 w15 w16se w16cid w16 w16cex w16sdtdh w16sdtfl w16du wp14">
   <w:body>
     <w:p>
-      <w:r>
+      <w:pPr>
+        <w:rPr>
+          <w:sz w:val="24"/>
+          <w:szCs w:val="24"/>
+        </w:rPr>
+      </w:pPr>
+      <w:r>
+        <w:rPr>
+          <w:sz w:val="24"/>
+          <w:szCs w:val="24"/>
+        </w:rPr>
         <w:t>P2 DAVID RICO ALG</w:t>
       </w:r>
     </w:p>
     <w:p>
-      <w:r>
+      <w:pPr>
+        <w:rPr>
+          <w:sz w:val="24"/>
+          <w:szCs w:val="24"/>
+        </w:rPr>
+      </w:pPr>
+      <w:r>
+        <w:rPr>
+          <w:sz w:val="24"/>
+          <w:szCs w:val="24"/>
+        </w:rPr>
         <w:t>1)INTERCAMBIO DIRECTO o BURBUJA</w:t>
       </w:r>
       <w:r>
+        <w:rPr>
+          <w:sz w:val="24"/>
+          <w:szCs w:val="24"/>
+        </w:rPr>
         <w:t xml:space="preserve"> N = 1</w:t>
       </w:r>
     </w:p>
@@ -409,74 +433,64 @@
         <w:rPr>
           <w:b/>
           <w:bCs/>
+          <w:sz w:val="24"/>
+          <w:szCs w:val="24"/>
         </w:rPr>
       </w:pPr>
       <w:r>
         <w:rPr>
           <w:b/>
           <w:bCs/>
-        </w:rPr>
-        <w:t>Razone si los diferentes tiempos obtenidos concuerdan con lo esperado, según la complejidad temporal estudiada</w:t>
-      </w:r>
-      <w:r>
-        <w:rPr>
-          <w:b/>
-          <w:bCs/>
-        </w:rPr>
-        <w:t>:</w:t>
+          <w:sz w:val="24"/>
+          <w:szCs w:val="24"/>
+        </w:rPr>
+        <w:t>Razone si los diferentes tiempos obtenidos concuerdan con lo esperado, según la complejidad temporal estudiada:</w:t>
       </w:r>
     </w:p>
     <w:p>
       <w:pPr>
         <w:jc w:val="both"/>
-      </w:pPr>
-      <w:r>
-        <w:t>Si que concuerdan ya que l</w:t>
-      </w:r>
-      <w:r>
-        <w:t>os datos reflejan un comportamiento cuadrático, O(n^2)</w:t>
-      </w:r>
-      <w:r>
-        <w:t xml:space="preserve">. Con respecto a las diferencias de ordenación, el ordenado es más rápido ya que evalúa la condición </w:t>
-      </w:r>
-      <w:proofErr w:type="spellStart"/>
-      <w:r>
-        <w:t>if</w:t>
-      </w:r>
-      <w:proofErr w:type="spellEnd"/>
-      <w:r>
-        <w:t xml:space="preserve"> (</w:t>
-      </w:r>
-      <w:proofErr w:type="gramStart"/>
-      <w:r>
-        <w:t>a[</w:t>
-      </w:r>
-      <w:proofErr w:type="gramEnd"/>
-      <w:r>
-        <w:t>j - 1] &gt; a[j]</w:t>
-      </w:r>
-      <w:r>
-        <w:t xml:space="preserve">, pero nunca entra dentro, sin embargo en las otras ordenaciones </w:t>
-      </w:r>
-      <w:proofErr w:type="spellStart"/>
-      <w:r>
-        <w:t>si</w:t>
-      </w:r>
-      <w:proofErr w:type="spellEnd"/>
-      <w:r>
-        <w:t xml:space="preserve"> que entra y tarda más.</w:t>
+        <w:rPr>
+          <w:sz w:val="24"/>
+          <w:szCs w:val="24"/>
+        </w:rPr>
+      </w:pPr>
+      <w:r>
+        <w:rPr>
+          <w:sz w:val="24"/>
+          <w:szCs w:val="24"/>
+        </w:rPr>
+        <w:t>Si que concuerdan ya que los datos reflejan un comportamiento cuadrático, O(n^2). Con respecto a las diferencias de ordenación, el ordenado es más rápido ya que evalúa la condición if (a[j - 1] &gt; a[j], pero nunca entra dentro, sin embargo en las otras ordenaciones si que entra y tarda más.</w:t>
       </w:r>
     </w:p>
     <w:p>
       <w:pPr>
         <w:jc w:val="both"/>
-      </w:pPr>
-    </w:p>
-    <w:p>
-      <w:r>
+        <w:rPr>
+          <w:sz w:val="24"/>
+          <w:szCs w:val="24"/>
+        </w:rPr>
+      </w:pPr>
+    </w:p>
+    <w:p>
+      <w:pPr>
+        <w:rPr>
+          <w:sz w:val="24"/>
+          <w:szCs w:val="24"/>
+        </w:rPr>
+      </w:pPr>
+      <w:r>
+        <w:rPr>
+          <w:sz w:val="24"/>
+          <w:szCs w:val="24"/>
+        </w:rPr>
         <w:t>2)SELECCIÓN</w:t>
       </w:r>
       <w:r>
+        <w:rPr>
+          <w:sz w:val="24"/>
+          <w:szCs w:val="24"/>
+        </w:rPr>
         <w:t xml:space="preserve"> N = 1</w:t>
       </w:r>
     </w:p>
@@ -886,48 +900,62 @@
         <w:rPr>
           <w:b/>
           <w:bCs/>
+          <w:sz w:val="24"/>
+          <w:szCs w:val="24"/>
         </w:rPr>
       </w:pPr>
       <w:r>
         <w:rPr>
           <w:b/>
           <w:bCs/>
-        </w:rPr>
-        <w:t>Razone si los diferentes tiempos obtenidos concuerdan con lo esperado, según la complejidad temporal estudiada</w:t>
-      </w:r>
-      <w:r>
-        <w:rPr>
-          <w:b/>
-          <w:bCs/>
-        </w:rPr>
-        <w:t>:</w:t>
-      </w:r>
-    </w:p>
-    <w:p>
-      <w:r>
-        <w:t>Si que concuerdan ya que l</w:t>
-      </w:r>
-      <w:r>
-        <w:t>os datos reflejan un comportamiento cuadrático, O(n^2)</w:t>
-      </w:r>
-      <w:r>
-        <w:t xml:space="preserve">. Con respecto a las diferencias de ordenación, en este caso el número de comparaciones dentro del algoritmo es constante y no tiene ninguna relación con el orden del array, por </w:t>
-      </w:r>
-      <w:proofErr w:type="gramStart"/>
-      <w:r>
-        <w:t>tanto</w:t>
-      </w:r>
-      <w:proofErr w:type="gramEnd"/>
-      <w:r>
-        <w:t xml:space="preserve"> el resultado tiene sentido.</w:t>
-      </w:r>
-    </w:p>
-    <w:p/>
-    <w:p>
-      <w:r>
+          <w:sz w:val="24"/>
+          <w:szCs w:val="24"/>
+        </w:rPr>
+        <w:t>Razone si los diferentes tiempos obtenidos concuerdan con lo esperado, según la complejidad temporal estudiada:</w:t>
+      </w:r>
+    </w:p>
+    <w:p>
+      <w:pPr>
+        <w:rPr>
+          <w:sz w:val="24"/>
+          <w:szCs w:val="24"/>
+        </w:rPr>
+      </w:pPr>
+      <w:r>
+        <w:rPr>
+          <w:sz w:val="24"/>
+          <w:szCs w:val="24"/>
+        </w:rPr>
+        <w:t>Si que concuerdan ya que los datos reflejan un comportamiento cuadrático, O(n^2). Con respecto a las diferencias de ordenación, en este caso el número de comparaciones dentro del algoritmo es constante y no tiene ninguna relación con el orden del array, por tanto el resultado tiene sentido.</w:t>
+      </w:r>
+    </w:p>
+    <w:p>
+      <w:pPr>
+        <w:rPr>
+          <w:sz w:val="24"/>
+          <w:szCs w:val="24"/>
+        </w:rPr>
+      </w:pPr>
+    </w:p>
+    <w:p>
+      <w:pPr>
+        <w:rPr>
+          <w:sz w:val="24"/>
+          <w:szCs w:val="24"/>
+        </w:rPr>
+      </w:pPr>
+      <w:r>
+        <w:rPr>
+          <w:sz w:val="24"/>
+          <w:szCs w:val="24"/>
+        </w:rPr>
         <w:t>3)INSERCIÓN</w:t>
       </w:r>
       <w:r>
+        <w:rPr>
+          <w:sz w:val="24"/>
+          <w:szCs w:val="24"/>
+        </w:rPr>
         <w:t xml:space="preserve"> N = 1</w:t>
       </w:r>
     </w:p>
@@ -1039,6 +1067,7 @@
           </w:tcPr>
           <w:p>
             <w:r>
+              <w:lastRenderedPageBreak/>
               <w:t>2000</w:t>
             </w:r>
           </w:p>
@@ -1123,7 +1152,6 @@
           </w:tcPr>
           <w:p>
             <w:r>
-              <w:lastRenderedPageBreak/>
               <w:t>8000</w:t>
             </w:r>
           </w:p>
@@ -1335,40 +1363,63 @@
         <w:rPr>
           <w:b/>
           <w:bCs/>
+          <w:sz w:val="24"/>
+          <w:szCs w:val="24"/>
         </w:rPr>
       </w:pPr>
       <w:r>
         <w:rPr>
           <w:b/>
           <w:bCs/>
-        </w:rPr>
-        <w:t>Razone si los diferentes tiempos obtenidos concuerdan con lo esperado, según la complejidad temporal estudiada</w:t>
-      </w:r>
-      <w:r>
-        <w:rPr>
-          <w:b/>
-          <w:bCs/>
-        </w:rPr>
-        <w:t>:</w:t>
-      </w:r>
-    </w:p>
-    <w:p>
-      <w:r>
+          <w:sz w:val="24"/>
+          <w:szCs w:val="24"/>
+        </w:rPr>
+        <w:t>Razone si los diferentes tiempos obtenidos concuerdan con lo esperado, según la complejidad temporal estudiada:</w:t>
+      </w:r>
+    </w:p>
+    <w:p>
+      <w:pPr>
+        <w:rPr>
+          <w:sz w:val="24"/>
+          <w:szCs w:val="24"/>
+        </w:rPr>
+      </w:pPr>
+      <w:r>
+        <w:rPr>
+          <w:sz w:val="24"/>
+          <w:szCs w:val="24"/>
+        </w:rPr>
         <w:t>En este algoritmo podemos ver que los valores en el array ordenado es muy rápido en comparación con los demás ya que es su mejor caso y su coste es lineal O(n), en cambio su caso medio y peor es cuadrático O(n^2) y se refleja en el resultado.</w:t>
       </w:r>
     </w:p>
     <w:p>
       <w:pPr>
         <w:rPr>
+          <w:sz w:val="24"/>
+          <w:szCs w:val="24"/>
           <w:u w:val="single"/>
         </w:rPr>
       </w:pPr>
     </w:p>
     <w:p>
-      <w:r>
+      <w:pPr>
+        <w:rPr>
+          <w:sz w:val="24"/>
+          <w:szCs w:val="24"/>
+        </w:rPr>
+      </w:pPr>
+      <w:r>
+        <w:rPr>
+          <w:sz w:val="24"/>
+          <w:szCs w:val="24"/>
+        </w:rPr>
         <w:t>4)RAPIDO</w:t>
       </w:r>
       <w:r>
+        <w:rPr>
+          <w:sz w:val="24"/>
+          <w:szCs w:val="24"/>
+        </w:rPr>
         <w:t xml:space="preserve"> N = 1</w:t>
       </w:r>
     </w:p>
@@ -1775,489 +1826,561 @@
         <w:rPr>
           <w:b/>
           <w:bCs/>
+          <w:sz w:val="24"/>
+          <w:szCs w:val="24"/>
         </w:rPr>
       </w:pPr>
       <w:r>
         <w:rPr>
           <w:b/>
           <w:bCs/>
-        </w:rPr>
-        <w:t>Razone si los diferentes tiempos obtenidos concuerdan con lo esperado, según la complejidad temporal estudiada</w:t>
-      </w:r>
-      <w:r>
+          <w:sz w:val="24"/>
+          <w:szCs w:val="24"/>
+        </w:rPr>
+        <w:t>Razone si los diferentes tiempos obtenidos concuerdan con lo esperado, según la complejidad temporal estudiada:</w:t>
+      </w:r>
+    </w:p>
+    <w:p>
+      <w:pPr>
+        <w:rPr>
+          <w:sz w:val="24"/>
+          <w:szCs w:val="24"/>
+        </w:rPr>
+      </w:pPr>
+      <w:r>
+        <w:rPr>
+          <w:sz w:val="24"/>
+          <w:szCs w:val="24"/>
+        </w:rPr>
+        <w:t>Si que concuerdan ya que los datos reflejan un comportamiento cua</w:t>
+      </w:r>
+      <w:r>
+        <w:rPr>
+          <w:sz w:val="24"/>
+          <w:szCs w:val="24"/>
+        </w:rPr>
+        <w:t>si-lineal</w:t>
+      </w:r>
+      <w:r>
+        <w:rPr>
+          <w:sz w:val="24"/>
+          <w:szCs w:val="24"/>
+        </w:rPr>
+        <w:t>, O(n</w:t>
+      </w:r>
+      <w:r>
+        <w:rPr>
+          <w:sz w:val="24"/>
+          <w:szCs w:val="24"/>
+        </w:rPr>
+        <w:t>*log n</w:t>
+      </w:r>
+      <w:r>
+        <w:rPr>
+          <w:sz w:val="24"/>
+          <w:szCs w:val="24"/>
+        </w:rPr>
+        <w:t xml:space="preserve">). Con respecto a las diferencias de ordenación, en este caso </w:t>
+      </w:r>
+      <w:r>
+        <w:rPr>
+          <w:sz w:val="24"/>
+          <w:szCs w:val="24"/>
+        </w:rPr>
+        <w:t>se debe a la elección del pivote, ya que en el algoritmo cogemos el elemento central y esto facilita tanto al inverso como al ordenado, mientras que en el aleatorio tarda más.</w:t>
+      </w:r>
+    </w:p>
+    <w:p>
+      <w:pPr>
         <w:rPr>
           <w:b/>
           <w:bCs/>
-        </w:rPr>
-        <w:t>:</w:t>
-      </w:r>
-    </w:p>
-    <w:p>
-      <w:r>
-        <w:t>Si que concuerdan ya que l</w:t>
-      </w:r>
-      <w:r>
-        <w:t>os datos reflejan un comportamiento cua</w:t>
-      </w:r>
-      <w:r>
-        <w:t>si-lineal</w:t>
-      </w:r>
-      <w:r>
-        <w:t xml:space="preserve">, </w:t>
-      </w:r>
-      <w:proofErr w:type="gramStart"/>
-      <w:r>
-        <w:t>O(</w:t>
-      </w:r>
-      <w:proofErr w:type="gramEnd"/>
-      <w:r>
-        <w:t>n</w:t>
-      </w:r>
-      <w:r>
-        <w:t>*log n</w:t>
-      </w:r>
-      <w:r>
+          <w:sz w:val="24"/>
+          <w:szCs w:val="24"/>
+        </w:rPr>
+      </w:pPr>
+      <w:r>
+        <w:rPr>
+          <w:b/>
+          <w:bCs/>
+          <w:sz w:val="24"/>
+          <w:szCs w:val="24"/>
+        </w:rPr>
+        <w:t>Proyecte, a partir de las complejidades y los datos de las tablas anteriores, ¿cuántos días (1 día= 861400.000 milisegundos) tardaría cada uno de los cuatro métodos (Burbuja, Selección, Inserción y Rápido) en ordenar un vector de n= 811920.000 (o sea, n=80000*24*26=80000*210), en el caso inicialmente en orden aleatorio?</w:t>
+      </w:r>
+    </w:p>
+    <w:p>
+      <w:pPr>
+        <w:rPr>
+          <w:sz w:val="24"/>
+          <w:szCs w:val="24"/>
+        </w:rPr>
+      </w:pPr>
+      <w:r>
+        <w:rPr>
+          <w:b/>
+          <w:bCs/>
+          <w:sz w:val="24"/>
+          <w:szCs w:val="24"/>
+        </w:rPr>
+        <w:t>Burbuja:</w:t>
+      </w:r>
+    </w:p>
+    <w:p>
+      <w:pPr>
+        <w:ind w:firstLine="360"/>
+        <w:rPr>
+          <w:sz w:val="24"/>
+          <w:szCs w:val="24"/>
+        </w:rPr>
+      </w:pPr>
+      <w:r>
+        <w:rPr>
+          <w:sz w:val="24"/>
+          <w:szCs w:val="24"/>
+        </w:rPr>
+        <w:t>T = 55.271 ms *104.857.600  = 5.795.584.409.600  ms (aprox)</w:t>
+      </w:r>
+    </w:p>
+    <w:p>
+      <w:pPr>
+        <w:ind w:left="360"/>
+        <w:rPr>
+          <w:sz w:val="24"/>
+          <w:szCs w:val="24"/>
+        </w:rPr>
+      </w:pPr>
+      <w:r>
+        <w:rPr>
+          <w:b/>
+          <w:bCs/>
+          <w:sz w:val="24"/>
+          <w:szCs w:val="24"/>
+        </w:rPr>
+        <w:t>Días:</w:t>
+      </w:r>
+      <w:r>
+        <w:rPr>
+          <w:sz w:val="24"/>
+          <w:szCs w:val="24"/>
+        </w:rPr>
+        <w:t xml:space="preserve"> 5.795.584.409.600 / 86.400.000 = 67.078,5 dias (apox 183 años)</w:t>
+      </w:r>
+    </w:p>
+    <w:p>
+      <w:pPr>
+        <w:rPr>
+          <w:sz w:val="24"/>
+          <w:szCs w:val="24"/>
+        </w:rPr>
+      </w:pPr>
+      <w:r>
+        <w:rPr>
+          <w:b/>
+          <w:bCs/>
+          <w:sz w:val="24"/>
+          <w:szCs w:val="24"/>
+        </w:rPr>
+        <w:t>Selección:</w:t>
+      </w:r>
+    </w:p>
+    <w:p>
+      <w:pPr>
+        <w:ind w:firstLine="360"/>
+        <w:rPr>
+          <w:sz w:val="24"/>
+          <w:szCs w:val="24"/>
+        </w:rPr>
+      </w:pPr>
+      <w:r>
+        <w:rPr>
+          <w:sz w:val="24"/>
+          <w:szCs w:val="24"/>
+        </w:rPr>
+        <w:lastRenderedPageBreak/>
+        <w:t xml:space="preserve">T = 25.197 ms * 104.857.600 </w:t>
+      </w:r>
+      <w:r>
+        <w:rPr>
+          <w:sz w:val="24"/>
+          <w:szCs w:val="24"/>
+        </w:rPr>
+        <w:t>= 2.6</w:t>
+      </w:r>
+      <w:r>
+        <w:rPr>
+          <w:sz w:val="24"/>
+          <w:szCs w:val="24"/>
+        </w:rPr>
+        <w:t xml:space="preserve">42.096.947.200 </w:t>
+      </w:r>
+      <w:r>
+        <w:rPr>
+          <w:sz w:val="24"/>
+          <w:szCs w:val="24"/>
+        </w:rPr>
+        <w:t>ms (aprox)</w:t>
+      </w:r>
+      <w:r>
+        <w:rPr>
+          <w:sz w:val="24"/>
+          <w:szCs w:val="24"/>
+        </w:rPr>
+        <w:t>.</w:t>
+      </w:r>
+    </w:p>
+    <w:p>
+      <w:pPr>
+        <w:ind w:left="360"/>
+        <w:rPr>
+          <w:sz w:val="24"/>
+          <w:szCs w:val="24"/>
+        </w:rPr>
+      </w:pPr>
+      <w:r>
+        <w:rPr>
+          <w:b/>
+          <w:bCs/>
+          <w:sz w:val="24"/>
+          <w:szCs w:val="24"/>
+        </w:rPr>
+        <w:t>Días:</w:t>
+      </w:r>
+      <w:r>
+        <w:rPr>
+          <w:sz w:val="24"/>
+          <w:szCs w:val="24"/>
+        </w:rPr>
+        <w:t xml:space="preserve"> 2.642.096.947.200 / 86.400.000</w:t>
+      </w:r>
+      <w:r>
+        <w:rPr>
+          <w:sz w:val="24"/>
+          <w:szCs w:val="24"/>
+        </w:rPr>
+        <w:t xml:space="preserve"> = 30.579,8 dias</w:t>
+      </w:r>
+      <w:r>
+        <w:rPr>
+          <w:sz w:val="24"/>
+          <w:szCs w:val="24"/>
+        </w:rPr>
+        <w:t xml:space="preserve"> (aprox. 83 años).</w:t>
+      </w:r>
+    </w:p>
+    <w:p>
+      <w:pPr>
+        <w:rPr>
+          <w:b/>
+          <w:bCs/>
+        </w:rPr>
+      </w:pPr>
+    </w:p>
+    <w:p>
+      <w:pPr>
+        <w:rPr>
+          <w:sz w:val="24"/>
+          <w:szCs w:val="24"/>
+        </w:rPr>
+      </w:pPr>
+      <w:r>
+        <w:rPr>
+          <w:b/>
+          <w:bCs/>
+          <w:sz w:val="24"/>
+          <w:szCs w:val="24"/>
+        </w:rPr>
+        <w:t>Inserción:</w:t>
+      </w:r>
+    </w:p>
+    <w:p>
+      <w:pPr>
+        <w:ind w:firstLine="708"/>
+        <w:rPr>
+          <w:sz w:val="24"/>
+          <w:szCs w:val="24"/>
+        </w:rPr>
+      </w:pPr>
+      <w:r>
+        <w:rPr>
+          <w:sz w:val="24"/>
+          <w:szCs w:val="24"/>
+        </w:rPr>
+        <w:t>T = 21.581</w:t>
+      </w:r>
+      <w:r>
+        <w:rPr>
+          <w:sz w:val="24"/>
+          <w:szCs w:val="24"/>
+        </w:rPr>
+        <w:t xml:space="preserve"> ms *</w:t>
+      </w:r>
+      <w:r>
+        <w:rPr>
+          <w:sz w:val="24"/>
+          <w:szCs w:val="24"/>
+        </w:rPr>
+        <w:t xml:space="preserve"> 104.857.600 </w:t>
+      </w:r>
+      <w:r>
+        <w:rPr>
+          <w:sz w:val="24"/>
+          <w:szCs w:val="24"/>
+        </w:rPr>
+        <w:t>=</w:t>
+      </w:r>
+      <w:r>
+        <w:rPr>
+          <w:sz w:val="24"/>
+          <w:szCs w:val="24"/>
+        </w:rPr>
+        <w:t xml:space="preserve"> 2.262.931.865.600</w:t>
+      </w:r>
+      <w:r>
+        <w:rPr>
+          <w:sz w:val="24"/>
+          <w:szCs w:val="24"/>
+        </w:rPr>
+        <w:t xml:space="preserve"> ms (aprox)</w:t>
+      </w:r>
+      <w:r>
+        <w:rPr>
+          <w:sz w:val="24"/>
+          <w:szCs w:val="24"/>
+        </w:rPr>
+        <w:t>.</w:t>
+      </w:r>
+    </w:p>
+    <w:p>
+      <w:pPr>
+        <w:ind w:left="708"/>
+        <w:rPr>
+          <w:sz w:val="24"/>
+          <w:szCs w:val="24"/>
+        </w:rPr>
+      </w:pPr>
+      <w:r>
+        <w:rPr>
+          <w:b/>
+          <w:bCs/>
+          <w:sz w:val="24"/>
+          <w:szCs w:val="24"/>
+        </w:rPr>
+        <w:t>Días:</w:t>
+      </w:r>
+      <w:r>
+        <w:rPr>
+          <w:sz w:val="24"/>
+          <w:szCs w:val="24"/>
+        </w:rPr>
+        <w:t xml:space="preserve"> 2.262.931.865.600 / 86.400.000 </w:t>
+      </w:r>
+      <w:r>
+        <w:rPr>
+          <w:sz w:val="24"/>
+          <w:szCs w:val="24"/>
+        </w:rPr>
+        <w:t xml:space="preserve">= </w:t>
+      </w:r>
+      <w:r>
+        <w:rPr>
+          <w:sz w:val="24"/>
+          <w:szCs w:val="24"/>
+        </w:rPr>
+        <w:t xml:space="preserve">26.191,3 </w:t>
+      </w:r>
+      <w:r>
+        <w:rPr>
+          <w:sz w:val="24"/>
+          <w:szCs w:val="24"/>
+        </w:rPr>
+        <w:t>dias</w:t>
+      </w:r>
+      <w:r>
+        <w:rPr>
+          <w:sz w:val="24"/>
+          <w:szCs w:val="24"/>
+        </w:rPr>
+        <w:t xml:space="preserve"> (aprox. 71 años).</w:t>
+      </w:r>
+    </w:p>
+    <w:p/>
+    <w:p>
+      <w:pPr>
+        <w:rPr>
+          <w:b/>
+          <w:bCs/>
+          <w:sz w:val="24"/>
+          <w:szCs w:val="24"/>
+        </w:rPr>
+      </w:pPr>
+      <w:r>
+        <w:rPr>
+          <w:b/>
+          <w:bCs/>
+          <w:sz w:val="24"/>
+          <w:szCs w:val="24"/>
+        </w:rPr>
+        <w:t>Rápido:</w:t>
+      </w:r>
+    </w:p>
+    <w:p>
+      <w:pPr>
+        <w:ind w:firstLine="708"/>
+        <w:rPr>
+          <w:sz w:val="24"/>
+          <w:szCs w:val="24"/>
+        </w:rPr>
+      </w:pPr>
+      <w:r>
+        <w:rPr>
+          <w:sz w:val="24"/>
+          <w:szCs w:val="24"/>
+        </w:rPr>
+        <w:t>n=128.000 es K = 81.920.000 / 128.000 = 640.</w:t>
+      </w:r>
+    </w:p>
+    <w:p>
+      <w:pPr>
+        <w:ind w:firstLine="708"/>
+        <w:rPr>
+          <w:sz w:val="24"/>
+          <w:szCs w:val="24"/>
+        </w:rPr>
+      </w:pPr>
+      <w:r>
+        <w:rPr>
+          <w:sz w:val="24"/>
+          <w:szCs w:val="24"/>
+        </w:rPr>
+        <w:t>T(n_2) = T(n_1) * (n1/n2) * (log_2(n2) / log_2(n1));</w:t>
+      </w:r>
+    </w:p>
+    <w:p>
+      <w:pPr>
+        <w:ind w:firstLine="708"/>
+        <w:rPr>
+          <w:sz w:val="24"/>
+          <w:szCs w:val="24"/>
+        </w:rPr>
+      </w:pPr>
+      <w:r>
+        <w:rPr>
+          <w:sz w:val="24"/>
+          <w:szCs w:val="24"/>
+        </w:rPr>
+        <w:t>log_2(128.000) = 16,96 aprox</w:t>
+      </w:r>
+      <w:r>
+        <w:rPr>
+          <w:sz w:val="24"/>
+          <w:szCs w:val="24"/>
+        </w:rPr>
+        <w:tab/>
+      </w:r>
+    </w:p>
+    <w:p>
+      <w:pPr>
+        <w:ind w:firstLine="708"/>
+        <w:rPr>
+          <w:sz w:val="24"/>
+          <w:szCs w:val="24"/>
+        </w:rPr>
+      </w:pPr>
+      <w:r>
+        <w:rPr>
+          <w:sz w:val="24"/>
+          <w:szCs w:val="24"/>
+        </w:rPr>
+        <w:t>log_2(81.920.000) = 26,28 aprox</w:t>
+      </w:r>
+    </w:p>
+    <w:p>
+      <w:pPr>
+        <w:ind w:firstLine="708"/>
+        <w:rPr>
+          <w:sz w:val="24"/>
+          <w:szCs w:val="24"/>
+        </w:rPr>
+      </w:pPr>
+      <w:r>
+        <w:rPr>
+          <w:sz w:val="24"/>
+          <w:szCs w:val="24"/>
+        </w:rPr>
+        <w:t>T =  705 ms * 640 * (26,28 / 16,96) = 699.114 ms.</w:t>
+      </w:r>
+    </w:p>
+    <w:p>
+      <w:pPr>
+        <w:ind w:firstLine="708"/>
+        <w:rPr>
+          <w:sz w:val="24"/>
+          <w:szCs w:val="24"/>
+        </w:rPr>
+      </w:pPr>
+      <w:r>
+        <w:rPr>
+          <w:b/>
+          <w:bCs/>
+          <w:sz w:val="24"/>
+          <w:szCs w:val="24"/>
+        </w:rPr>
+        <w:t>Días:</w:t>
+      </w:r>
+      <w:r>
+        <w:rPr>
+          <w:sz w:val="24"/>
+          <w:szCs w:val="24"/>
+        </w:rPr>
+        <w:t xml:space="preserve"> 699.114 / 86.400.000 = 0,008 aprox (</w:t>
+      </w:r>
+      <w:r>
+        <w:rPr>
+          <w:b/>
+          <w:bCs/>
+          <w:sz w:val="24"/>
+          <w:szCs w:val="24"/>
+        </w:rPr>
+        <w:t>11,6 minutos</w:t>
+      </w:r>
+      <w:r>
+        <w:rPr>
+          <w:sz w:val="24"/>
+          <w:szCs w:val="24"/>
+        </w:rPr>
         <w:t>)</w:t>
       </w:r>
-      <w:r>
-        <w:t xml:space="preserve">. Con respecto a las diferencias de ordenación, en este caso </w:t>
-      </w:r>
-      <w:r>
-        <w:t>se debe a la elección del pivote, ya que en el algoritmo cogemos el elemento central y esto facilita tanto al inverso como al ordenado, mientras que en el aleatorio tarda más.</w:t>
-      </w:r>
-    </w:p>
-    <w:p>
-      <w:pPr>
-        <w:rPr>
-          <w:b/>
-          <w:bCs/>
-        </w:rPr>
-      </w:pPr>
-      <w:r>
-        <w:rPr>
-          <w:b/>
-          <w:bCs/>
-        </w:rPr>
-        <w:t>Proyecte, a partir de las complejidades y los datos de las tablas anteriores, ¿cuántos días (1 día= 861400.000 milisegundos) tardaría cada uno de los cuatro métodos (Burbuja, Selección, Inserción y Rápido) en ordenar un vector de n= 811920.000 (o sea, n=80000*24*26=80000*210), en el caso inicialmente en orden aleatorio?</w:t>
-      </w:r>
-    </w:p>
-    <w:p>
-      <w:r>
-        <w:rPr>
-          <w:b/>
-          <w:bCs/>
-        </w:rPr>
-        <w:t>Burbuja:</w:t>
-      </w:r>
-    </w:p>
-    <w:p>
-      <w:pPr>
-        <w:ind w:firstLine="360"/>
-      </w:pPr>
-      <w:r>
-        <w:t>T = 55.271</w:t>
-      </w:r>
-      <w:r>
-        <w:t xml:space="preserve"> ms *</w:t>
-      </w:r>
-      <w:r>
-        <w:t>104.857.</w:t>
-      </w:r>
-      <w:proofErr w:type="gramStart"/>
-      <w:r>
-        <w:t xml:space="preserve">600 </w:t>
-      </w:r>
-      <w:r>
-        <w:t xml:space="preserve"> =</w:t>
-      </w:r>
-      <w:proofErr w:type="gramEnd"/>
-      <w:r>
-        <w:t xml:space="preserve"> </w:t>
-      </w:r>
-      <w:r>
-        <w:t xml:space="preserve">5.795.584.409.600 </w:t>
-      </w:r>
-      <w:r>
-        <w:t xml:space="preserve"> ms (</w:t>
-      </w:r>
-      <w:proofErr w:type="spellStart"/>
-      <w:r>
-        <w:t>aprox</w:t>
-      </w:r>
-      <w:proofErr w:type="spellEnd"/>
-      <w:r>
-        <w:t>)</w:t>
-      </w:r>
-    </w:p>
-    <w:p>
-      <w:pPr>
-        <w:ind w:left="360"/>
-      </w:pPr>
-      <w:r>
-        <w:rPr>
-          <w:b/>
-          <w:bCs/>
-        </w:rPr>
-        <w:t>Días:</w:t>
-      </w:r>
-      <w:r>
-        <w:t xml:space="preserve"> 5.795.584.409.600 / 86.400.000 </w:t>
-      </w:r>
-      <w:r>
-        <w:t xml:space="preserve">= 67.078,5 </w:t>
-      </w:r>
-      <w:proofErr w:type="spellStart"/>
-      <w:r>
-        <w:t>dias</w:t>
-      </w:r>
-      <w:proofErr w:type="spellEnd"/>
-      <w:r>
-        <w:t xml:space="preserve"> (</w:t>
-      </w:r>
-      <w:proofErr w:type="spellStart"/>
-      <w:r>
-        <w:t>apox</w:t>
-      </w:r>
-      <w:proofErr w:type="spellEnd"/>
-      <w:r>
-        <w:t xml:space="preserve"> 183 años)</w:t>
-      </w:r>
-    </w:p>
-    <w:p>
-      <w:r>
-        <w:rPr>
-          <w:b/>
-          <w:bCs/>
-        </w:rPr>
-        <w:t>Selección:</w:t>
-      </w:r>
-    </w:p>
-    <w:p>
-      <w:pPr>
-        <w:ind w:firstLine="360"/>
-      </w:pPr>
-      <w:r>
-        <w:t>T = 25.197</w:t>
-      </w:r>
-      <w:r>
-        <w:t xml:space="preserve"> ms * </w:t>
-      </w:r>
-      <w:r>
-        <w:t xml:space="preserve">104.857.600 </w:t>
-      </w:r>
-      <w:r>
-        <w:t>= 2.6</w:t>
-      </w:r>
-      <w:r>
-        <w:t xml:space="preserve">42.096.947.200 </w:t>
-      </w:r>
-      <w:r>
-        <w:t>ms (</w:t>
-      </w:r>
-      <w:proofErr w:type="spellStart"/>
-      <w:r>
-        <w:t>aprox</w:t>
-      </w:r>
-      <w:proofErr w:type="spellEnd"/>
-      <w:r>
-        <w:t>)</w:t>
-      </w:r>
-      <w:r>
-        <w:t>.</w:t>
-      </w:r>
-    </w:p>
-    <w:p>
-      <w:pPr>
-        <w:ind w:left="360"/>
-      </w:pPr>
-      <w:r>
-        <w:rPr>
-          <w:b/>
-          <w:bCs/>
-        </w:rPr>
-        <w:t>Días:</w:t>
-      </w:r>
-      <w:r>
-        <w:t xml:space="preserve"> 2.642.096.947.200 / 86.400.000</w:t>
-      </w:r>
-      <w:r>
-        <w:t xml:space="preserve"> = 30.579,8 </w:t>
-      </w:r>
-      <w:proofErr w:type="spellStart"/>
-      <w:r>
-        <w:t>dias</w:t>
-      </w:r>
-      <w:proofErr w:type="spellEnd"/>
-      <w:r>
-        <w:t xml:space="preserve"> (aprox. 83 años).</w:t>
-      </w:r>
-    </w:p>
-    <w:p>
-      <w:pPr>
-        <w:rPr>
-          <w:b/>
-          <w:bCs/>
-        </w:rPr>
-      </w:pPr>
-    </w:p>
-    <w:p>
-      <w:r>
-        <w:rPr>
-          <w:b/>
-          <w:bCs/>
-        </w:rPr>
-        <w:lastRenderedPageBreak/>
-        <w:t>Inserción:</w:t>
-      </w:r>
     </w:p>
     <w:p>
       <w:pPr>
         <w:ind w:firstLine="708"/>
-      </w:pPr>
-      <w:r>
-        <w:t>T = 21.581</w:t>
-      </w:r>
-      <w:r>
-        <w:t xml:space="preserve"> ms *</w:t>
-      </w:r>
-      <w:r>
-        <w:t xml:space="preserve"> 104.857.600 </w:t>
-      </w:r>
-      <w:r>
-        <w:t>=</w:t>
-      </w:r>
-      <w:r>
-        <w:t xml:space="preserve"> 2.262.931.865.600</w:t>
-      </w:r>
-      <w:r>
-        <w:t xml:space="preserve"> ms (</w:t>
-      </w:r>
-      <w:proofErr w:type="spellStart"/>
-      <w:r>
-        <w:t>aprox</w:t>
-      </w:r>
-      <w:proofErr w:type="spellEnd"/>
-      <w:r>
-        <w:t>)</w:t>
-      </w:r>
-      <w:r>
-        <w:t>.</w:t>
-      </w:r>
-    </w:p>
-    <w:p>
-      <w:pPr>
-        <w:ind w:left="708"/>
-      </w:pPr>
-      <w:r>
-        <w:rPr>
-          <w:b/>
-          <w:bCs/>
-        </w:rPr>
-        <w:t>Días:</w:t>
-      </w:r>
-      <w:r>
-        <w:t xml:space="preserve"> 2.262.931.865.600 / 86.400.000 </w:t>
-      </w:r>
-      <w:r>
-        <w:t xml:space="preserve">= </w:t>
-      </w:r>
-      <w:r>
-        <w:t xml:space="preserve">26.191,3 </w:t>
-      </w:r>
-      <w:proofErr w:type="spellStart"/>
-      <w:r>
-        <w:t>dias</w:t>
-      </w:r>
-      <w:proofErr w:type="spellEnd"/>
-      <w:r>
-        <w:t xml:space="preserve"> (aprox. 71 años).</w:t>
-      </w:r>
-    </w:p>
-    <w:p/>
-    <w:p>
-      <w:pPr>
-        <w:rPr>
-          <w:b/>
-          <w:bCs/>
-        </w:rPr>
-      </w:pPr>
-      <w:r>
-        <w:rPr>
-          <w:b/>
-          <w:bCs/>
-        </w:rPr>
-        <w:t>Rápido</w:t>
-      </w:r>
-      <w:r>
-        <w:rPr>
-          <w:b/>
-          <w:bCs/>
-        </w:rPr>
-        <w:t>:</w:t>
-      </w:r>
-    </w:p>
-    <w:p>
-      <w:pPr>
-        <w:ind w:firstLine="708"/>
-      </w:pPr>
-      <w:r>
-        <w:t>n=128.000 es K = 81.920.000 / 128.000 = 640.</w:t>
-      </w:r>
-    </w:p>
-    <w:p>
-      <w:pPr>
-        <w:ind w:firstLine="708"/>
-      </w:pPr>
-      <w:r>
-        <w:t>T(n_2) = T(n_1)</w:t>
-      </w:r>
-      <w:r>
-        <w:t xml:space="preserve"> * (n1/n2) * (log_2(n2) / log_2(n1));</w:t>
-      </w:r>
-    </w:p>
-    <w:p>
-      <w:pPr>
-        <w:ind w:firstLine="708"/>
-      </w:pPr>
-      <w:r>
-        <w:t xml:space="preserve">log_2(128.000) </w:t>
-      </w:r>
-      <w:r>
-        <w:t xml:space="preserve">= </w:t>
-      </w:r>
-      <w:r>
-        <w:t>16,96</w:t>
-      </w:r>
-      <w:r>
-        <w:t xml:space="preserve"> </w:t>
-      </w:r>
-      <w:proofErr w:type="spellStart"/>
-      <w:r>
-        <w:t>aprox</w:t>
-      </w:r>
-      <w:proofErr w:type="spellEnd"/>
-      <w:r>
-        <w:tab/>
-      </w:r>
-    </w:p>
-    <w:p>
-      <w:pPr>
-        <w:ind w:firstLine="708"/>
-      </w:pPr>
-      <w:r>
-        <w:t xml:space="preserve">log_2(81.920.000) </w:t>
-      </w:r>
-      <w:r>
-        <w:t xml:space="preserve">= </w:t>
-      </w:r>
-      <w:r>
-        <w:t>26,28</w:t>
-      </w:r>
-      <w:r>
-        <w:t xml:space="preserve"> </w:t>
-      </w:r>
-      <w:proofErr w:type="spellStart"/>
-      <w:r>
-        <w:t>aprox</w:t>
-      </w:r>
-      <w:proofErr w:type="spellEnd"/>
-    </w:p>
-    <w:p>
-      <w:pPr>
-        <w:ind w:firstLine="708"/>
-      </w:pPr>
-      <w:r>
-        <w:t xml:space="preserve">T </w:t>
-      </w:r>
-      <w:proofErr w:type="gramStart"/>
-      <w:r>
-        <w:t xml:space="preserve">= </w:t>
-      </w:r>
-      <w:r>
-        <w:t xml:space="preserve"> 705</w:t>
-      </w:r>
-      <w:proofErr w:type="gramEnd"/>
-      <w:r>
-        <w:t xml:space="preserve"> ms *</w:t>
-      </w:r>
-      <w:r>
-        <w:t xml:space="preserve"> 640 </w:t>
-      </w:r>
-      <w:r>
-        <w:t>*</w:t>
-      </w:r>
-      <w:r>
-        <w:t xml:space="preserve"> (26,28 / 16,96)</w:t>
-      </w:r>
-      <w:r>
-        <w:t xml:space="preserve"> = </w:t>
-      </w:r>
-      <w:r>
-        <w:t>699.114</w:t>
-      </w:r>
-      <w:r>
-        <w:t xml:space="preserve"> ms</w:t>
-      </w:r>
-      <w:r>
-        <w:t>.</w:t>
-      </w:r>
-    </w:p>
-    <w:p>
-      <w:pPr>
-        <w:ind w:firstLine="708"/>
-      </w:pPr>
-      <w:r>
-        <w:rPr>
-          <w:b/>
-          <w:bCs/>
-        </w:rPr>
-        <w:t>Días:</w:t>
-      </w:r>
-      <w:r>
-        <w:t xml:space="preserve"> 699.114 / 86.400.000</w:t>
-      </w:r>
-      <w:r>
-        <w:t xml:space="preserve"> = </w:t>
-      </w:r>
-      <w:r>
-        <w:t xml:space="preserve">0,008 </w:t>
-      </w:r>
-      <w:proofErr w:type="spellStart"/>
-      <w:r>
-        <w:t>aprox</w:t>
-      </w:r>
-      <w:proofErr w:type="spellEnd"/>
-      <w:r>
-        <w:t xml:space="preserve"> </w:t>
-      </w:r>
-      <w:r>
-        <w:t>(</w:t>
-      </w:r>
-      <w:r>
-        <w:rPr>
-          <w:b/>
-          <w:bCs/>
-        </w:rPr>
-        <w:t>11,6 minutos</w:t>
-      </w:r>
-      <w:r>
-        <w:t>)</w:t>
-      </w:r>
-    </w:p>
-    <w:p>
-      <w:pPr>
-        <w:ind w:firstLine="708"/>
-      </w:pPr>
-    </w:p>
-    <w:p>
-      <w:r>
+        <w:rPr>
+          <w:sz w:val="24"/>
+          <w:szCs w:val="24"/>
+        </w:rPr>
+      </w:pPr>
+    </w:p>
+    <w:p>
+      <w:pPr>
+        <w:rPr>
+          <w:sz w:val="24"/>
+          <w:szCs w:val="24"/>
+        </w:rPr>
+      </w:pPr>
+      <w:r>
+        <w:rPr>
+          <w:sz w:val="24"/>
+          <w:szCs w:val="24"/>
+        </w:rPr>
         <w:t>5)RÁPIDO vs. INSERCIÓN para tamaños bajos</w:t>
       </w:r>
       <w:r>
-        <w:t xml:space="preserve"> para n = </w:t>
-      </w:r>
-      <w:r>
-        <w:t>100000</w:t>
+        <w:rPr>
+          <w:sz w:val="24"/>
+          <w:szCs w:val="24"/>
+        </w:rPr>
+        <w:t xml:space="preserve"> para n = 100000</w:t>
       </w:r>
     </w:p>
     <w:tbl>
@@ -2289,13 +2412,8 @@
           </w:tcPr>
           <w:p>
             <w:r>
-              <w:t xml:space="preserve">T </w:t>
-            </w:r>
-            <w:proofErr w:type="spellStart"/>
-            <w:r>
-              <w:t>rapido</w:t>
-            </w:r>
-            <w:proofErr w:type="spellEnd"/>
+              <w:t>T rapido</w:t>
+            </w:r>
           </w:p>
         </w:tc>
         <w:tc>
@@ -2304,13 +2422,8 @@
           </w:tcPr>
           <w:p>
             <w:r>
-              <w:t xml:space="preserve">T </w:t>
-            </w:r>
-            <w:proofErr w:type="spellStart"/>
-            <w:r>
-              <w:t>insercion</w:t>
-            </w:r>
-            <w:proofErr w:type="spellEnd"/>
+              <w:t>T insercion</w:t>
+            </w:r>
           </w:p>
         </w:tc>
         <w:tc>
@@ -2319,13 +2432,8 @@
           </w:tcPr>
           <w:p>
             <w:r>
-              <w:t xml:space="preserve">T rápido/T </w:t>
-            </w:r>
-            <w:proofErr w:type="spellStart"/>
-            <w:r>
-              <w:t>insercion</w:t>
-            </w:r>
-            <w:proofErr w:type="spellEnd"/>
+              <w:t>T rápido/T insercion</w:t>
+            </w:r>
           </w:p>
         </w:tc>
       </w:tr>
@@ -3358,27 +3466,65 @@
     </w:tbl>
     <w:p/>
     <w:p>
+      <w:pPr>
+        <w:rPr>
+          <w:sz w:val="24"/>
+          <w:szCs w:val="24"/>
+        </w:rPr>
+      </w:pPr>
       <w:r>
         <w:rPr>
           <w:b/>
           <w:bCs/>
-        </w:rPr>
+          <w:sz w:val="24"/>
+          <w:szCs w:val="24"/>
+        </w:rPr>
+        <w:lastRenderedPageBreak/>
         <w:t>Razone a partir de qué valor de n comienza a tardar menos tiempo el algoritmo de menor complejidad (rápido) que el de mayor complejidad (inserción).</w:t>
       </w:r>
     </w:p>
     <w:p>
-      <w:r>
+      <w:pPr>
+        <w:rPr>
+          <w:sz w:val="28"/>
+          <w:szCs w:val="28"/>
+        </w:rPr>
+      </w:pPr>
+      <w:r>
+        <w:rPr>
+          <w:sz w:val="28"/>
+          <w:szCs w:val="28"/>
+        </w:rPr>
         <w:t>En la iteración 40 el algoritmo rápido ya es más veloz que el de inserción porque cada iteración el algoritmo rápido hace una partición y cada vez tiene que recorrer la mitad de números por lo tanto es más rápido</w:t>
       </w:r>
     </w:p>
     <w:p>
-      <w:r>
-        <w:lastRenderedPageBreak/>
+      <w:pPr>
+        <w:rPr>
+          <w:sz w:val="24"/>
+          <w:szCs w:val="24"/>
+        </w:rPr>
+      </w:pPr>
+      <w:r>
+        <w:rPr>
+          <w:sz w:val="24"/>
+          <w:szCs w:val="24"/>
+        </w:rPr>
         <w:t>P3 DAVID RICO</w:t>
       </w:r>
     </w:p>
     <w:p>
-      <w:r>
+      <w:pPr>
+        <w:rPr>
+          <w:sz w:val="24"/>
+          <w:szCs w:val="24"/>
+        </w:rPr>
+      </w:pPr>
+      <w:r>
+        <w:rPr>
+          <w:sz w:val="24"/>
+          <w:szCs w:val="24"/>
+        </w:rPr>
         <w:t xml:space="preserve">EJ 1 </w:t>
       </w:r>
     </w:p>
@@ -3387,11 +3533,15 @@
         <w:jc w:val="both"/>
         <w:rPr>
           <w:b/>
-        </w:rPr>
-      </w:pPr>
-      <w:r>
-        <w:rPr>
-          <w:b/>
+          <w:sz w:val="24"/>
+          <w:szCs w:val="24"/>
+        </w:rPr>
+      </w:pPr>
+      <w:r>
+        <w:rPr>
+          <w:b/>
+          <w:sz w:val="24"/>
+          <w:szCs w:val="24"/>
         </w:rPr>
         <w:t xml:space="preserve">Tras analizar la complejidad de las tres clases anteriores, no se le pide hacer sus </w:t>
       </w:r>
@@ -3401,11 +3551,15 @@
         <w:jc w:val="both"/>
         <w:rPr>
           <w:b/>
-        </w:rPr>
-      </w:pPr>
-      <w:r>
-        <w:rPr>
-          <w:b/>
+          <w:sz w:val="24"/>
+          <w:szCs w:val="24"/>
+        </w:rPr>
+      </w:pPr>
+      <w:r>
+        <w:rPr>
+          <w:b/>
+          <w:sz w:val="24"/>
+          <w:szCs w:val="24"/>
         </w:rPr>
         <w:t xml:space="preserve">tablas de tiempos, pero sí razonar si los tiempos coinciden o no la complejidad </w:t>
       </w:r>
@@ -3415,11 +3569,15 @@
         <w:jc w:val="both"/>
         <w:rPr>
           <w:b/>
-        </w:rPr>
-      </w:pPr>
-      <w:r>
-        <w:rPr>
-          <w:b/>
+          <w:sz w:val="24"/>
+          <w:szCs w:val="24"/>
+        </w:rPr>
+      </w:pPr>
+      <w:r>
+        <w:rPr>
+          <w:b/>
+          <w:sz w:val="24"/>
+          <w:szCs w:val="24"/>
         </w:rPr>
         <w:t>temporal de cada algoritmo.</w:t>
       </w:r>
@@ -3427,42 +3585,83 @@
     <w:p>
       <w:pPr>
         <w:jc w:val="both"/>
-      </w:pPr>
-      <w:r>
+        <w:rPr>
+          <w:sz w:val="24"/>
+          <w:szCs w:val="24"/>
+        </w:rPr>
+      </w:pPr>
+      <w:r>
+        <w:rPr>
+          <w:sz w:val="24"/>
+          <w:szCs w:val="24"/>
+        </w:rPr>
         <w:t>Sustracción 1 O(n)</w:t>
       </w:r>
       <w:r>
+        <w:rPr>
+          <w:sz w:val="24"/>
+          <w:szCs w:val="24"/>
+        </w:rPr>
         <w:t xml:space="preserve"> -&gt; a = 1, b = 1, k = 0</w:t>
       </w:r>
     </w:p>
     <w:p>
       <w:pPr>
         <w:jc w:val="both"/>
-      </w:pPr>
-      <w:r>
+        <w:rPr>
+          <w:sz w:val="24"/>
+          <w:szCs w:val="24"/>
+        </w:rPr>
+      </w:pPr>
+      <w:r>
+        <w:rPr>
+          <w:sz w:val="24"/>
+          <w:szCs w:val="24"/>
+        </w:rPr>
         <w:t>Sustracción 2 0(n^2)</w:t>
       </w:r>
       <w:r>
+        <w:rPr>
+          <w:sz w:val="24"/>
+          <w:szCs w:val="24"/>
+        </w:rPr>
         <w:t xml:space="preserve"> -&gt; a = 1, b = 1, k = 1</w:t>
       </w:r>
     </w:p>
     <w:p>
       <w:pPr>
         <w:jc w:val="both"/>
-      </w:pPr>
-      <w:r>
-        <w:t>Sustracción 3</w:t>
-      </w:r>
-      <w:r>
-        <w:t xml:space="preserve"> O(</w:t>
-      </w:r>
-      <w:r>
+        <w:rPr>
+          <w:sz w:val="24"/>
+          <w:szCs w:val="24"/>
+        </w:rPr>
+      </w:pPr>
+      <w:r>
+        <w:rPr>
+          <w:sz w:val="24"/>
+          <w:szCs w:val="24"/>
+        </w:rPr>
+        <w:t>Sustracción 3 O(</w:t>
+      </w:r>
+      <w:r>
+        <w:rPr>
+          <w:sz w:val="24"/>
+          <w:szCs w:val="24"/>
+        </w:rPr>
         <w:t>2^n</w:t>
       </w:r>
       <w:r>
+        <w:rPr>
+          <w:sz w:val="24"/>
+          <w:szCs w:val="24"/>
+        </w:rPr>
         <w:t>)</w:t>
       </w:r>
       <w:r>
+        <w:rPr>
+          <w:sz w:val="24"/>
+          <w:szCs w:val="24"/>
+        </w:rPr>
         <w:t xml:space="preserve"> -&gt; a = 2, b = 1, k = 0</w:t>
       </w:r>
     </w:p>
@@ -3471,15 +3670,24 @@
         <w:jc w:val="both"/>
       </w:pPr>
       <w:r>
+        <w:rPr>
+          <w:sz w:val="24"/>
+          <w:szCs w:val="24"/>
+        </w:rPr>
         <w:t xml:space="preserve">Las complejidades se sacan a través de la </w:t>
       </w:r>
       <w:r>
         <w:rPr>
+          <w:sz w:val="24"/>
+          <w:szCs w:val="24"/>
           <w:u w:val="single"/>
         </w:rPr>
         <w:t>fórmula</w:t>
       </w:r>
       <w:r>
+        <w:rPr>
+          <w:noProof/>
+        </w:rPr>
         <w:drawing>
           <wp:inline distT="0" distB="0" distL="0" distR="0" wp14:anchorId="695434C4" wp14:editId="5E792F40">
             <wp:extent cx="3667637" cy="1829055"/>
@@ -3522,11 +3730,15 @@
         <w:jc w:val="both"/>
         <w:rPr>
           <w:b/>
-        </w:rPr>
-      </w:pPr>
-      <w:r>
-        <w:rPr>
-          <w:b/>
+          <w:sz w:val="24"/>
+          <w:szCs w:val="24"/>
+        </w:rPr>
+      </w:pPr>
+      <w:r>
+        <w:rPr>
+          <w:b/>
+          <w:sz w:val="24"/>
+          <w:szCs w:val="24"/>
         </w:rPr>
         <w:t xml:space="preserve">Contestar: ¿para qué valor de n dejan de dar tiempo (abortan) las clases </w:t>
       </w:r>
@@ -3536,11 +3748,15 @@
         <w:jc w:val="both"/>
         <w:rPr>
           <w:b/>
-        </w:rPr>
-      </w:pPr>
-      <w:r>
-        <w:rPr>
-          <w:b/>
+          <w:sz w:val="24"/>
+          <w:szCs w:val="24"/>
+        </w:rPr>
+      </w:pPr>
+      <w:r>
+        <w:rPr>
+          <w:b/>
+          <w:sz w:val="24"/>
+          <w:szCs w:val="24"/>
         </w:rPr>
         <w:t>Sustracción1 y Sustracción2? ¿por qué sucede eso?</w:t>
       </w:r>
@@ -3548,30 +3764,48 @@
     <w:p>
       <w:pPr>
         <w:jc w:val="both"/>
-      </w:pPr>
-      <w:r>
-        <w:t>A p</w:t>
-      </w:r>
-      <w:r>
-        <w:t>artir de n 8000 sustracción 1</w:t>
-      </w:r>
-      <w:r>
-        <w:t xml:space="preserve"> deja de dar tiempos</w:t>
+        <w:rPr>
+          <w:sz w:val="24"/>
+          <w:szCs w:val="24"/>
+        </w:rPr>
+      </w:pPr>
+      <w:r>
+        <w:rPr>
+          <w:sz w:val="24"/>
+          <w:szCs w:val="24"/>
+        </w:rPr>
+        <w:t>A partir de n 8000 sustracción 1 deja de dar tiempos</w:t>
       </w:r>
     </w:p>
     <w:p>
       <w:pPr>
         <w:jc w:val="both"/>
-      </w:pPr>
-      <w:r>
+        <w:rPr>
+          <w:sz w:val="24"/>
+          <w:szCs w:val="24"/>
+        </w:rPr>
+      </w:pPr>
+      <w:r>
+        <w:rPr>
+          <w:sz w:val="24"/>
+          <w:szCs w:val="24"/>
+        </w:rPr>
         <w:t>A partir de n 8000 sustracción 2 deja de dar tiempos</w:t>
       </w:r>
     </w:p>
     <w:p>
       <w:pPr>
         <w:jc w:val="both"/>
-      </w:pPr>
-      <w:r>
+        <w:rPr>
+          <w:sz w:val="24"/>
+          <w:szCs w:val="24"/>
+        </w:rPr>
+      </w:pPr>
+      <w:r>
+        <w:rPr>
+          <w:sz w:val="24"/>
+          <w:szCs w:val="24"/>
+        </w:rPr>
         <w:t>Esto sucede porque la pila de métodos de java se llena, ya que lo único que hacemos es delegar siempre en otro método</w:t>
       </w:r>
     </w:p>
@@ -3580,11 +3814,15 @@
         <w:jc w:val="both"/>
         <w:rPr>
           <w:b/>
-        </w:rPr>
-      </w:pPr>
-      <w:r>
-        <w:rPr>
-          <w:b/>
+          <w:sz w:val="24"/>
+          <w:szCs w:val="24"/>
+        </w:rPr>
+      </w:pPr>
+      <w:r>
+        <w:rPr>
+          <w:b/>
+          <w:sz w:val="24"/>
+          <w:szCs w:val="24"/>
         </w:rPr>
         <w:t>Calcular: ¿cuántos años tardaría en finalizar la ejecución Sustracción3 para n=80? Razonar la respuesta.</w:t>
       </w:r>
@@ -3592,75 +3830,61 @@
     <w:p>
       <w:pPr>
         <w:jc w:val="both"/>
-      </w:pPr>
-      <w:r>
-        <w:t>para n = 30 T=</w:t>
-      </w:r>
-      <w:r>
-        <w:t>42</w:t>
-      </w:r>
-      <w:r>
-        <w:t>,</w:t>
-      </w:r>
-      <w:r>
-        <w:t>761</w:t>
-      </w:r>
-      <w:r>
-        <w:t xml:space="preserve"> segundos</w:t>
+        <w:rPr>
+          <w:sz w:val="24"/>
+          <w:szCs w:val="24"/>
+        </w:rPr>
+      </w:pPr>
+      <w:r>
+        <w:rPr>
+          <w:sz w:val="24"/>
+          <w:szCs w:val="24"/>
+        </w:rPr>
+        <w:t>para n = 30 T=42,761 segundos</w:t>
       </w:r>
     </w:p>
     <w:p>
       <w:pPr>
         <w:jc w:val="both"/>
-      </w:pPr>
-      <w:r>
-        <w:t>O(</w:t>
-      </w:r>
-      <w:proofErr w:type="spellStart"/>
-      <w:r>
-        <w:t>a^n</w:t>
-      </w:r>
-      <w:proofErr w:type="spellEnd"/>
-      <w:r>
-        <w:t>/b) -&gt; O(</w:t>
-      </w:r>
-      <w:proofErr w:type="spellStart"/>
-      <w:r>
-        <w:t>a^n</w:t>
-      </w:r>
-      <w:proofErr w:type="spellEnd"/>
-      <w:r>
-        <w:t xml:space="preserve">) -&gt; 0 (a^80) -&gt; </w:t>
-      </w:r>
-      <w:proofErr w:type="gramStart"/>
-      <w:r>
-        <w:t>O(</w:t>
-      </w:r>
-      <w:proofErr w:type="gramEnd"/>
-      <w:r>
-        <w:t>2 ^80-30) = O(2^50) (</w:t>
-      </w:r>
-      <w:proofErr w:type="spellStart"/>
-      <w:r>
-        <w:t>aprox</w:t>
-      </w:r>
-      <w:proofErr w:type="spellEnd"/>
-      <w:r>
-        <w:t>)</w:t>
-      </w:r>
-      <w:r>
+        <w:rPr>
+          <w:sz w:val="24"/>
+          <w:szCs w:val="24"/>
+        </w:rPr>
+      </w:pPr>
+      <w:r>
+        <w:rPr>
+          <w:sz w:val="24"/>
+          <w:szCs w:val="24"/>
+        </w:rPr>
+        <w:t>O(a^n/b) -&gt; O(a^n) -&gt; 0 (a^80) -&gt; O(2 ^80-30) = O(2^50) (aprox)</w:t>
+      </w:r>
+      <w:r>
+        <w:rPr>
+          <w:sz w:val="24"/>
+          <w:szCs w:val="24"/>
+        </w:rPr>
         <w:t xml:space="preserve"> </w:t>
       </w:r>
     </w:p>
     <w:p>
       <w:pPr>
         <w:jc w:val="both"/>
-      </w:pPr>
-      <w:r>
+        <w:rPr>
+          <w:sz w:val="24"/>
+          <w:szCs w:val="24"/>
+        </w:rPr>
+      </w:pPr>
+      <w:r>
+        <w:rPr>
+          <w:sz w:val="24"/>
+          <w:szCs w:val="24"/>
+        </w:rPr>
         <w:t xml:space="preserve">T * 2^50 = 42,761 s * 2^50 = </w:t>
       </w:r>
       <w:r>
         <w:rPr>
+          <w:sz w:val="24"/>
+          <w:szCs w:val="24"/>
           <w:u w:val="single"/>
         </w:rPr>
         <w:t>4.8149×10^19 segundos</w:t>
@@ -3669,8 +3893,17 @@
     <w:p>
       <w:pPr>
         <w:jc w:val="both"/>
-      </w:pPr>
-      <w:r>
+        <w:rPr>
+          <w:sz w:val="24"/>
+          <w:szCs w:val="24"/>
+        </w:rPr>
+      </w:pPr>
+      <w:r>
+        <w:rPr>
+          <w:sz w:val="24"/>
+          <w:szCs w:val="24"/>
+        </w:rPr>
+        <w:lastRenderedPageBreak/>
         <w:t xml:space="preserve">Segundos en un año = 3,1536 * 10^7 segundos </w:t>
       </w:r>
     </w:p>
@@ -3679,60 +3912,40 @@
         <w:jc w:val="both"/>
         <w:rPr>
           <w:rStyle w:val="mord"/>
-        </w:rPr>
-      </w:pPr>
-      <w:r>
-        <w:t xml:space="preserve">Años = </w:t>
-      </w:r>
-      <w:r>
-        <w:t>4.8149×10</w:t>
-      </w:r>
-      <w:r>
-        <w:t>^</w:t>
-      </w:r>
-      <w:r>
-        <w:t>19 segundos</w:t>
-      </w:r>
-      <w:r>
-        <w:t xml:space="preserve"> / </w:t>
-      </w:r>
-      <w:r>
-        <w:t>3,1536 * 10^7 segundos</w:t>
-      </w:r>
-      <w:r>
-        <w:t xml:space="preserve"> = </w:t>
+          <w:sz w:val="24"/>
+          <w:szCs w:val="24"/>
+        </w:rPr>
+      </w:pPr>
+      <w:r>
+        <w:rPr>
+          <w:sz w:val="24"/>
+          <w:szCs w:val="24"/>
+        </w:rPr>
+        <w:t xml:space="preserve">Años = 4.8149×10^19 segundos / 3,1536 * 10^7 segundos = </w:t>
       </w:r>
       <w:r>
         <w:rPr>
           <w:rStyle w:val="mord"/>
+          <w:sz w:val="24"/>
+          <w:szCs w:val="24"/>
         </w:rPr>
         <w:t>1.53</w:t>
       </w:r>
       <w:r>
         <w:rPr>
           <w:rStyle w:val="mbin"/>
+          <w:sz w:val="24"/>
+          <w:szCs w:val="24"/>
         </w:rPr>
         <w:t>×</w:t>
       </w:r>
       <w:r>
         <w:rPr>
           <w:rStyle w:val="mord"/>
-        </w:rPr>
-        <w:t>10^12 años (</w:t>
-      </w:r>
-      <w:proofErr w:type="spellStart"/>
-      <w:r>
-        <w:rPr>
-          <w:rStyle w:val="mord"/>
-        </w:rPr>
-        <w:t>aporx</w:t>
-      </w:r>
-      <w:proofErr w:type="spellEnd"/>
-      <w:r>
-        <w:rPr>
-          <w:rStyle w:val="mord"/>
-        </w:rPr>
-        <w:t>)</w:t>
+          <w:sz w:val="24"/>
+          <w:szCs w:val="24"/>
+        </w:rPr>
+        <w:t>10^12 años (aporx)</w:t>
       </w:r>
     </w:p>
     <w:p>
@@ -3750,56 +3963,17 @@
         <w:jc w:val="both"/>
         <w:rPr>
           <w:b/>
-        </w:rPr>
-      </w:pPr>
-      <w:r>
-        <w:rPr>
-          <w:b/>
-        </w:rPr>
-        <w:lastRenderedPageBreak/>
-        <w:t xml:space="preserve">Implementar una clase Sustracción4.java con una complejidad </w:t>
-      </w:r>
-      <w:proofErr w:type="gramStart"/>
-      <w:r>
-        <w:rPr>
-          <w:b/>
-        </w:rPr>
-        <w:t>O(</w:t>
-      </w:r>
-      <w:proofErr w:type="gramEnd"/>
-      <w:r>
-        <w:rPr>
-          <w:b/>
-        </w:rPr>
-        <w:t xml:space="preserve">n3 ) (con su pertinente toma de tiempos) y después rellenar una tabla en la que se muestre el tiempo (en </w:t>
-      </w:r>
-      <w:proofErr w:type="spellStart"/>
-      <w:r>
-        <w:rPr>
-          <w:b/>
-        </w:rPr>
-        <w:t>milisg</w:t>
-      </w:r>
-      <w:proofErr w:type="spellEnd"/>
-      <w:r>
-        <w:rPr>
-          <w:b/>
-        </w:rPr>
-        <w:t xml:space="preserve">.) para n=100, 200, 400, 800, … (hasta </w:t>
-      </w:r>
-      <w:proofErr w:type="spellStart"/>
-      <w:r>
-        <w:rPr>
-          <w:b/>
-        </w:rPr>
-        <w:t>FdT</w:t>
-      </w:r>
-      <w:proofErr w:type="spellEnd"/>
-      <w:r>
-        <w:rPr>
-          <w:b/>
-        </w:rPr>
-        <w:t>).</w:t>
+          <w:sz w:val="24"/>
+          <w:szCs w:val="24"/>
+        </w:rPr>
+      </w:pPr>
+      <w:r>
+        <w:rPr>
+          <w:b/>
+          <w:sz w:val="24"/>
+          <w:szCs w:val="24"/>
+        </w:rPr>
+        <w:t>Implementar una clase Sustracción4.java con una complejidad O(n3 ) (con su pertinente toma de tiempos) y después rellenar una tabla en la que se muestre el tiempo (en milisg.) para n=100, 200, 400, 800, … (hasta FdT).</w:t>
       </w:r>
     </w:p>
     <w:p>
@@ -3807,17 +3981,19 @@
         <w:jc w:val="center"/>
         <w:rPr>
           <w:b/>
-        </w:rPr>
-      </w:pPr>
-      <w:r>
-        <w:rPr>
-          <w:b/>
+          <w:u w:val="single"/>
+        </w:rPr>
+      </w:pPr>
+      <w:r>
+        <w:rPr>
+          <w:b/>
+          <w:noProof/>
         </w:rPr>
         <w:drawing>
-          <wp:inline distT="0" distB="0" distL="0" distR="0" wp14:anchorId="4DCC8622" wp14:editId="3A429A1F">
-            <wp:extent cx="3629532" cy="2152950"/>
-            <wp:effectExtent l="0" t="0" r="9525" b="0"/>
-            <wp:docPr id="2" name="Imagen 2"/>
+          <wp:inline distT="0" distB="0" distL="0" distR="0" wp14:anchorId="1449E10B" wp14:editId="6A114176">
+            <wp:extent cx="2838846" cy="2772162"/>
+            <wp:effectExtent l="0" t="0" r="0" b="9525"/>
+            <wp:docPr id="1482589009" name="Imagen 1" descr="Texto&#10;&#10;El contenido generado por IA puede ser incorrecto."/>
             <wp:cNvGraphicFramePr>
               <a:graphicFrameLocks xmlns:a="http://schemas.openxmlformats.org/drawingml/2006/main" noChangeAspect="1"/>
             </wp:cNvGraphicFramePr>
@@ -3825,7 +4001,7 @@
               <a:graphicData uri="http://schemas.openxmlformats.org/drawingml/2006/picture">
                 <pic:pic xmlns:pic="http://schemas.openxmlformats.org/drawingml/2006/picture">
                   <pic:nvPicPr>
-                    <pic:cNvPr id="1" name=""/>
+                    <pic:cNvPr id="1482589009" name="Imagen 1" descr="Texto&#10;&#10;El contenido generado por IA puede ser incorrecto."/>
                     <pic:cNvPicPr/>
                   </pic:nvPicPr>
                   <pic:blipFill>
@@ -3837,7 +4013,7 @@
                   <pic:spPr>
                     <a:xfrm>
                       <a:off x="0" y="0"/>
-                      <a:ext cx="3629532" cy="2152950"/>
+                      <a:ext cx="2838846" cy="2772162"/>
                     </a:xfrm>
                     <a:prstGeom prst="rect">
                       <a:avLst/>
@@ -3850,6 +4026,448 @@
         </w:drawing>
       </w:r>
     </w:p>
+    <w:tbl>
+      <w:tblPr>
+        <w:tblStyle w:val="Tablaconcuadrcula"/>
+        <w:tblW w:w="0" w:type="auto"/>
+        <w:tblLook w:val="04A0" w:firstRow="1" w:lastRow="0" w:firstColumn="1" w:lastColumn="0" w:noHBand="0" w:noVBand="1"/>
+      </w:tblPr>
+      <w:tblGrid>
+        <w:gridCol w:w="742"/>
+        <w:gridCol w:w="727"/>
+        <w:gridCol w:w="728"/>
+        <w:gridCol w:w="728"/>
+        <w:gridCol w:w="760"/>
+        <w:gridCol w:w="760"/>
+        <w:gridCol w:w="769"/>
+        <w:gridCol w:w="792"/>
+        <w:gridCol w:w="801"/>
+        <w:gridCol w:w="886"/>
+        <w:gridCol w:w="801"/>
+      </w:tblGrid>
+      <w:tr>
+        <w:tc>
+          <w:tcPr>
+            <w:tcW w:w="776" w:type="dxa"/>
+          </w:tcPr>
+          <w:p>
+            <w:pPr>
+              <w:jc w:val="center"/>
+              <w:rPr>
+                <w:b/>
+              </w:rPr>
+            </w:pPr>
+            <w:r>
+              <w:rPr>
+                <w:b/>
+              </w:rPr>
+              <w:t>N</w:t>
+            </w:r>
+          </w:p>
+        </w:tc>
+        <w:tc>
+          <w:tcPr>
+            <w:tcW w:w="753" w:type="dxa"/>
+          </w:tcPr>
+          <w:p>
+            <w:pPr>
+              <w:jc w:val="center"/>
+              <w:rPr>
+                <w:b/>
+              </w:rPr>
+            </w:pPr>
+            <w:r>
+              <w:rPr>
+                <w:b/>
+              </w:rPr>
+              <w:t>20</w:t>
+            </w:r>
+          </w:p>
+        </w:tc>
+        <w:tc>
+          <w:tcPr>
+            <w:tcW w:w="755" w:type="dxa"/>
+          </w:tcPr>
+          <w:p>
+            <w:pPr>
+              <w:jc w:val="center"/>
+              <w:rPr>
+                <w:b/>
+              </w:rPr>
+            </w:pPr>
+            <w:r>
+              <w:rPr>
+                <w:b/>
+              </w:rPr>
+              <w:t>40</w:t>
+            </w:r>
+          </w:p>
+        </w:tc>
+        <w:tc>
+          <w:tcPr>
+            <w:tcW w:w="755" w:type="dxa"/>
+          </w:tcPr>
+          <w:p>
+            <w:pPr>
+              <w:jc w:val="center"/>
+              <w:rPr>
+                <w:b/>
+              </w:rPr>
+            </w:pPr>
+            <w:r>
+              <w:rPr>
+                <w:b/>
+              </w:rPr>
+              <w:t>80</w:t>
+            </w:r>
+          </w:p>
+        </w:tc>
+        <w:tc>
+          <w:tcPr>
+            <w:tcW w:w="779" w:type="dxa"/>
+          </w:tcPr>
+          <w:p>
+            <w:pPr>
+              <w:jc w:val="center"/>
+              <w:rPr>
+                <w:b/>
+              </w:rPr>
+            </w:pPr>
+            <w:r>
+              <w:rPr>
+                <w:b/>
+              </w:rPr>
+              <w:t>160</w:t>
+            </w:r>
+          </w:p>
+        </w:tc>
+        <w:tc>
+          <w:tcPr>
+            <w:tcW w:w="779" w:type="dxa"/>
+          </w:tcPr>
+          <w:p>
+            <w:pPr>
+              <w:jc w:val="center"/>
+              <w:rPr>
+                <w:b/>
+              </w:rPr>
+            </w:pPr>
+            <w:r>
+              <w:rPr>
+                <w:b/>
+              </w:rPr>
+              <w:t>320</w:t>
+            </w:r>
+          </w:p>
+        </w:tc>
+        <w:tc>
+          <w:tcPr>
+            <w:tcW w:w="779" w:type="dxa"/>
+          </w:tcPr>
+          <w:p>
+            <w:pPr>
+              <w:jc w:val="center"/>
+              <w:rPr>
+                <w:b/>
+              </w:rPr>
+            </w:pPr>
+            <w:r>
+              <w:rPr>
+                <w:b/>
+              </w:rPr>
+              <w:t>640</w:t>
+            </w:r>
+          </w:p>
+        </w:tc>
+        <w:tc>
+          <w:tcPr>
+            <w:tcW w:w="804" w:type="dxa"/>
+          </w:tcPr>
+          <w:p>
+            <w:pPr>
+              <w:jc w:val="center"/>
+              <w:rPr>
+                <w:b/>
+              </w:rPr>
+            </w:pPr>
+            <w:r>
+              <w:rPr>
+                <w:b/>
+              </w:rPr>
+              <w:t>1280</w:t>
+            </w:r>
+          </w:p>
+        </w:tc>
+        <w:tc>
+          <w:tcPr>
+            <w:tcW w:w="804" w:type="dxa"/>
+          </w:tcPr>
+          <w:p>
+            <w:pPr>
+              <w:jc w:val="center"/>
+              <w:rPr>
+                <w:b/>
+              </w:rPr>
+            </w:pPr>
+            <w:r>
+              <w:rPr>
+                <w:b/>
+              </w:rPr>
+              <w:t>2560</w:t>
+            </w:r>
+          </w:p>
+        </w:tc>
+        <w:tc>
+          <w:tcPr>
+            <w:tcW w:w="706" w:type="dxa"/>
+          </w:tcPr>
+          <w:p>
+            <w:pPr>
+              <w:jc w:val="center"/>
+              <w:rPr>
+                <w:b/>
+              </w:rPr>
+            </w:pPr>
+            <w:r>
+              <w:rPr>
+                <w:b/>
+              </w:rPr>
+              <w:t>5120</w:t>
+            </w:r>
+          </w:p>
+        </w:tc>
+        <w:tc>
+          <w:tcPr>
+            <w:tcW w:w="804" w:type="dxa"/>
+          </w:tcPr>
+          <w:p>
+            <w:pPr>
+              <w:jc w:val="center"/>
+              <w:rPr>
+                <w:b/>
+              </w:rPr>
+            </w:pPr>
+            <w:r>
+              <w:rPr>
+                <w:b/>
+              </w:rPr>
+              <w:t>10240</w:t>
+            </w:r>
+          </w:p>
+        </w:tc>
+      </w:tr>
+      <w:tr>
+        <w:tc>
+          <w:tcPr>
+            <w:tcW w:w="776" w:type="dxa"/>
+          </w:tcPr>
+          <w:p>
+            <w:pPr>
+              <w:jc w:val="center"/>
+              <w:rPr>
+                <w:b/>
+              </w:rPr>
+            </w:pPr>
+            <w:r>
+              <w:rPr>
+                <w:b/>
+              </w:rPr>
+              <w:t>T</w:t>
+            </w:r>
+          </w:p>
+        </w:tc>
+        <w:tc>
+          <w:tcPr>
+            <w:tcW w:w="753" w:type="dxa"/>
+          </w:tcPr>
+          <w:p>
+            <w:pPr>
+              <w:jc w:val="center"/>
+              <w:rPr>
+                <w:b/>
+              </w:rPr>
+            </w:pPr>
+            <w:r>
+              <w:rPr>
+                <w:b/>
+              </w:rPr>
+              <w:t>0</w:t>
+            </w:r>
+          </w:p>
+        </w:tc>
+        <w:tc>
+          <w:tcPr>
+            <w:tcW w:w="755" w:type="dxa"/>
+          </w:tcPr>
+          <w:p>
+            <w:pPr>
+              <w:jc w:val="center"/>
+              <w:rPr>
+                <w:b/>
+              </w:rPr>
+            </w:pPr>
+            <w:r>
+              <w:rPr>
+                <w:b/>
+              </w:rPr>
+              <w:t>1</w:t>
+            </w:r>
+          </w:p>
+        </w:tc>
+        <w:tc>
+          <w:tcPr>
+            <w:tcW w:w="755" w:type="dxa"/>
+          </w:tcPr>
+          <w:p>
+            <w:pPr>
+              <w:jc w:val="center"/>
+              <w:rPr>
+                <w:b/>
+              </w:rPr>
+            </w:pPr>
+            <w:r>
+              <w:rPr>
+                <w:b/>
+              </w:rPr>
+              <w:t>2</w:t>
+            </w:r>
+          </w:p>
+        </w:tc>
+        <w:tc>
+          <w:tcPr>
+            <w:tcW w:w="779" w:type="dxa"/>
+          </w:tcPr>
+          <w:p>
+            <w:pPr>
+              <w:jc w:val="center"/>
+              <w:rPr>
+                <w:b/>
+              </w:rPr>
+            </w:pPr>
+            <w:r>
+              <w:rPr>
+                <w:b/>
+              </w:rPr>
+              <w:t>19</w:t>
+            </w:r>
+          </w:p>
+        </w:tc>
+        <w:tc>
+          <w:tcPr>
+            <w:tcW w:w="779" w:type="dxa"/>
+          </w:tcPr>
+          <w:p>
+            <w:pPr>
+              <w:jc w:val="center"/>
+              <w:rPr>
+                <w:b/>
+              </w:rPr>
+            </w:pPr>
+            <w:r>
+              <w:rPr>
+                <w:b/>
+              </w:rPr>
+              <w:t>159</w:t>
+            </w:r>
+          </w:p>
+        </w:tc>
+        <w:tc>
+          <w:tcPr>
+            <w:tcW w:w="779" w:type="dxa"/>
+          </w:tcPr>
+          <w:p>
+            <w:pPr>
+              <w:jc w:val="center"/>
+              <w:rPr>
+                <w:b/>
+              </w:rPr>
+            </w:pPr>
+            <w:r>
+              <w:rPr>
+                <w:b/>
+              </w:rPr>
+              <w:t>1246</w:t>
+            </w:r>
+          </w:p>
+        </w:tc>
+        <w:tc>
+          <w:tcPr>
+            <w:tcW w:w="804" w:type="dxa"/>
+          </w:tcPr>
+          <w:p>
+            <w:pPr>
+              <w:jc w:val="center"/>
+              <w:rPr>
+                <w:b/>
+              </w:rPr>
+            </w:pPr>
+            <w:r>
+              <w:rPr>
+                <w:b/>
+              </w:rPr>
+              <w:t>9955</w:t>
+            </w:r>
+          </w:p>
+        </w:tc>
+        <w:tc>
+          <w:tcPr>
+            <w:tcW w:w="804" w:type="dxa"/>
+          </w:tcPr>
+          <w:p>
+            <w:pPr>
+              <w:jc w:val="center"/>
+              <w:rPr>
+                <w:b/>
+              </w:rPr>
+            </w:pPr>
+            <w:r>
+              <w:rPr>
+                <w:b/>
+              </w:rPr>
+              <w:t>79593</w:t>
+            </w:r>
+          </w:p>
+        </w:tc>
+        <w:tc>
+          <w:tcPr>
+            <w:tcW w:w="706" w:type="dxa"/>
+          </w:tcPr>
+          <w:p>
+            <w:pPr>
+              <w:jc w:val="center"/>
+              <w:rPr>
+                <w:b/>
+              </w:rPr>
+            </w:pPr>
+            <w:r>
+              <w:rPr>
+                <w:b/>
+              </w:rPr>
+              <w:t>636571</w:t>
+            </w:r>
+          </w:p>
+        </w:tc>
+        <w:tc>
+          <w:tcPr>
+            <w:tcW w:w="804" w:type="dxa"/>
+          </w:tcPr>
+          <w:p>
+            <w:pPr>
+              <w:jc w:val="center"/>
+              <w:rPr>
+                <w:b/>
+              </w:rPr>
+            </w:pPr>
+            <w:r>
+              <w:rPr>
+                <w:b/>
+              </w:rPr>
+              <w:t>FDT</w:t>
+            </w:r>
+          </w:p>
+        </w:tc>
+      </w:tr>
+    </w:tbl>
     <w:p>
       <w:pPr>
         <w:jc w:val="center"/>
@@ -3857,15 +4475,48 @@
           <w:b/>
         </w:rPr>
       </w:pPr>
-      <w:r>
-        <w:rPr>
-          <w:b/>
+    </w:p>
+    <w:p>
+      <w:pPr>
+        <w:rPr>
+          <w:b/>
+        </w:rPr>
+      </w:pPr>
+    </w:p>
+    <w:p>
+      <w:pPr>
+        <w:rPr>
+          <w:b/>
+          <w:sz w:val="24"/>
+          <w:szCs w:val="24"/>
+        </w:rPr>
+      </w:pPr>
+      <w:r>
+        <w:rPr>
+          <w:b/>
+          <w:sz w:val="24"/>
+          <w:szCs w:val="24"/>
+        </w:rPr>
+        <w:t>Implementar una clase Sustracción5.java con una complejidad O(3n/2) (con su pertinente toma de tiempos) y después rellenar una tabla en la que se muestre el tiempo (en milisg.) para n=30, 32, 34, 36, … (hasta FdT).</w:t>
+      </w:r>
+    </w:p>
+    <w:p>
+      <w:pPr>
+        <w:jc w:val="center"/>
+        <w:rPr>
+          <w:b/>
+        </w:rPr>
+      </w:pPr>
+      <w:r>
+        <w:rPr>
+          <w:b/>
+          <w:noProof/>
         </w:rPr>
         <w:drawing>
-          <wp:inline distT="0" distB="0" distL="0" distR="0" wp14:anchorId="2D6D2969" wp14:editId="3E38C342">
-            <wp:extent cx="5400040" cy="1028065"/>
-            <wp:effectExtent l="0" t="0" r="0" b="635"/>
-            <wp:docPr id="3" name="Imagen 3"/>
+          <wp:inline distT="0" distB="0" distL="0" distR="0" wp14:anchorId="5E03B37A" wp14:editId="4F0936CC">
+            <wp:extent cx="2781688" cy="2048161"/>
+            <wp:effectExtent l="0" t="0" r="0" b="9525"/>
+            <wp:docPr id="4" name="Imagen 4"/>
             <wp:cNvGraphicFramePr>
               <a:graphicFrameLocks xmlns:a="http://schemas.openxmlformats.org/drawingml/2006/main" noChangeAspect="1"/>
             </wp:cNvGraphicFramePr>
@@ -3885,7 +4536,7 @@
                   <pic:spPr>
                     <a:xfrm>
                       <a:off x="0" y="0"/>
-                      <a:ext cx="5400040" cy="1028065"/>
+                      <a:ext cx="2781688" cy="2048161"/>
                     </a:xfrm>
                     <a:prstGeom prst="rect">
                       <a:avLst/>
@@ -3898,54 +4549,410 @@
         </w:drawing>
       </w:r>
     </w:p>
-    <w:p>
-      <w:pPr>
-        <w:rPr>
-          <w:b/>
-        </w:rPr>
-      </w:pPr>
-    </w:p>
-    <w:p>
-      <w:pPr>
-        <w:rPr>
-          <w:b/>
-        </w:rPr>
-      </w:pPr>
-      <w:r>
-        <w:rPr>
-          <w:b/>
-        </w:rPr>
-        <w:t xml:space="preserve">Implementar una clase Sustracción5.java con una complejidad O(3n/2) (con su pertinente toma de tiempos) y después rellenar una tabla en la que se muestre el tiempo (en </w:t>
-      </w:r>
-      <w:proofErr w:type="spellStart"/>
-      <w:r>
-        <w:rPr>
-          <w:b/>
-        </w:rPr>
-        <w:t>milisg</w:t>
-      </w:r>
-      <w:proofErr w:type="spellEnd"/>
-      <w:r>
-        <w:rPr>
-          <w:b/>
-        </w:rPr>
-        <w:t xml:space="preserve">.) para n=30, 32, 34, 36, … (hasta </w:t>
-      </w:r>
-      <w:proofErr w:type="spellStart"/>
-      <w:r>
-        <w:rPr>
-          <w:b/>
-        </w:rPr>
-        <w:t>FdT</w:t>
-      </w:r>
-      <w:proofErr w:type="spellEnd"/>
-      <w:r>
-        <w:rPr>
-          <w:b/>
-        </w:rPr>
-        <w:t>).</w:t>
-      </w:r>
-    </w:p>
+    <w:tbl>
+      <w:tblPr>
+        <w:tblStyle w:val="Tablaconcuadrcula"/>
+        <w:tblW w:w="0" w:type="auto"/>
+        <w:tblLook w:val="04A0" w:firstRow="1" w:lastRow="0" w:firstColumn="1" w:lastColumn="0" w:noHBand="0" w:noVBand="1"/>
+      </w:tblPr>
+      <w:tblGrid>
+        <w:gridCol w:w="836"/>
+        <w:gridCol w:w="853"/>
+        <w:gridCol w:w="852"/>
+        <w:gridCol w:w="856"/>
+        <w:gridCol w:w="857"/>
+        <w:gridCol w:w="860"/>
+        <w:gridCol w:w="860"/>
+        <w:gridCol w:w="886"/>
+        <w:gridCol w:w="817"/>
+        <w:gridCol w:w="817"/>
+      </w:tblGrid>
+      <w:tr>
+        <w:tc>
+          <w:tcPr>
+            <w:tcW w:w="848" w:type="dxa"/>
+          </w:tcPr>
+          <w:p>
+            <w:pPr>
+              <w:jc w:val="center"/>
+              <w:rPr>
+                <w:b/>
+              </w:rPr>
+            </w:pPr>
+            <w:r>
+              <w:rPr>
+                <w:b/>
+              </w:rPr>
+              <w:t>N</w:t>
+            </w:r>
+          </w:p>
+        </w:tc>
+        <w:tc>
+          <w:tcPr>
+            <w:tcW w:w="861" w:type="dxa"/>
+          </w:tcPr>
+          <w:p>
+            <w:pPr>
+              <w:jc w:val="center"/>
+              <w:rPr>
+                <w:b/>
+              </w:rPr>
+            </w:pPr>
+            <w:r>
+              <w:rPr>
+                <w:b/>
+              </w:rPr>
+              <w:t>28</w:t>
+            </w:r>
+          </w:p>
+        </w:tc>
+        <w:tc>
+          <w:tcPr>
+            <w:tcW w:w="860" w:type="dxa"/>
+          </w:tcPr>
+          <w:p>
+            <w:pPr>
+              <w:jc w:val="center"/>
+              <w:rPr>
+                <w:b/>
+              </w:rPr>
+            </w:pPr>
+            <w:r>
+              <w:rPr>
+                <w:b/>
+              </w:rPr>
+              <w:t>30</w:t>
+            </w:r>
+          </w:p>
+        </w:tc>
+        <w:tc>
+          <w:tcPr>
+            <w:tcW w:w="861" w:type="dxa"/>
+          </w:tcPr>
+          <w:p>
+            <w:pPr>
+              <w:jc w:val="center"/>
+              <w:rPr>
+                <w:b/>
+              </w:rPr>
+            </w:pPr>
+            <w:r>
+              <w:rPr>
+                <w:b/>
+              </w:rPr>
+              <w:t>32</w:t>
+            </w:r>
+          </w:p>
+        </w:tc>
+        <w:tc>
+          <w:tcPr>
+            <w:tcW w:w="862" w:type="dxa"/>
+          </w:tcPr>
+          <w:p>
+            <w:pPr>
+              <w:jc w:val="center"/>
+              <w:rPr>
+                <w:b/>
+              </w:rPr>
+            </w:pPr>
+            <w:r>
+              <w:rPr>
+                <w:b/>
+              </w:rPr>
+              <w:t>34</w:t>
+            </w:r>
+          </w:p>
+        </w:tc>
+        <w:tc>
+          <w:tcPr>
+            <w:tcW w:w="862" w:type="dxa"/>
+          </w:tcPr>
+          <w:p>
+            <w:pPr>
+              <w:jc w:val="center"/>
+              <w:rPr>
+                <w:b/>
+              </w:rPr>
+            </w:pPr>
+            <w:r>
+              <w:rPr>
+                <w:b/>
+              </w:rPr>
+              <w:t>36</w:t>
+            </w:r>
+          </w:p>
+        </w:tc>
+        <w:tc>
+          <w:tcPr>
+            <w:tcW w:w="862" w:type="dxa"/>
+          </w:tcPr>
+          <w:p>
+            <w:pPr>
+              <w:jc w:val="center"/>
+              <w:rPr>
+                <w:b/>
+              </w:rPr>
+            </w:pPr>
+            <w:r>
+              <w:rPr>
+                <w:b/>
+              </w:rPr>
+              <w:t>38</w:t>
+            </w:r>
+          </w:p>
+        </w:tc>
+        <w:tc>
+          <w:tcPr>
+            <w:tcW w:w="826" w:type="dxa"/>
+          </w:tcPr>
+          <w:p>
+            <w:pPr>
+              <w:jc w:val="center"/>
+              <w:rPr>
+                <w:b/>
+              </w:rPr>
+            </w:pPr>
+            <w:r>
+              <w:rPr>
+                <w:b/>
+              </w:rPr>
+              <w:t>40</w:t>
+            </w:r>
+          </w:p>
+        </w:tc>
+        <w:tc>
+          <w:tcPr>
+            <w:tcW w:w="826" w:type="dxa"/>
+          </w:tcPr>
+          <w:p>
+            <w:pPr>
+              <w:jc w:val="center"/>
+              <w:rPr>
+                <w:b/>
+              </w:rPr>
+            </w:pPr>
+            <w:r>
+              <w:rPr>
+                <w:b/>
+              </w:rPr>
+              <w:t>42</w:t>
+            </w:r>
+          </w:p>
+        </w:tc>
+        <w:tc>
+          <w:tcPr>
+            <w:tcW w:w="826" w:type="dxa"/>
+          </w:tcPr>
+          <w:p>
+            <w:pPr>
+              <w:jc w:val="center"/>
+              <w:rPr>
+                <w:b/>
+              </w:rPr>
+            </w:pPr>
+            <w:r>
+              <w:rPr>
+                <w:b/>
+              </w:rPr>
+              <w:t>44</w:t>
+            </w:r>
+          </w:p>
+        </w:tc>
+      </w:tr>
+      <w:tr>
+        <w:tc>
+          <w:tcPr>
+            <w:tcW w:w="848" w:type="dxa"/>
+          </w:tcPr>
+          <w:p>
+            <w:pPr>
+              <w:jc w:val="center"/>
+              <w:rPr>
+                <w:b/>
+              </w:rPr>
+            </w:pPr>
+            <w:r>
+              <w:rPr>
+                <w:b/>
+              </w:rPr>
+              <w:lastRenderedPageBreak/>
+              <w:t>T</w:t>
+            </w:r>
+          </w:p>
+        </w:tc>
+        <w:tc>
+          <w:tcPr>
+            <w:tcW w:w="861" w:type="dxa"/>
+          </w:tcPr>
+          <w:p>
+            <w:pPr>
+              <w:jc w:val="center"/>
+              <w:rPr>
+                <w:b/>
+              </w:rPr>
+            </w:pPr>
+            <w:r>
+              <w:rPr>
+                <w:b/>
+              </w:rPr>
+              <w:t>174</w:t>
+            </w:r>
+          </w:p>
+        </w:tc>
+        <w:tc>
+          <w:tcPr>
+            <w:tcW w:w="860" w:type="dxa"/>
+          </w:tcPr>
+          <w:p>
+            <w:pPr>
+              <w:jc w:val="center"/>
+              <w:rPr>
+                <w:b/>
+              </w:rPr>
+            </w:pPr>
+            <w:r>
+              <w:rPr>
+                <w:b/>
+              </w:rPr>
+              <w:t>517</w:t>
+            </w:r>
+          </w:p>
+        </w:tc>
+        <w:tc>
+          <w:tcPr>
+            <w:tcW w:w="861" w:type="dxa"/>
+          </w:tcPr>
+          <w:p>
+            <w:pPr>
+              <w:jc w:val="center"/>
+              <w:rPr>
+                <w:b/>
+              </w:rPr>
+            </w:pPr>
+            <w:r>
+              <w:rPr>
+                <w:b/>
+              </w:rPr>
+              <w:t>1549</w:t>
+            </w:r>
+          </w:p>
+        </w:tc>
+        <w:tc>
+          <w:tcPr>
+            <w:tcW w:w="862" w:type="dxa"/>
+          </w:tcPr>
+          <w:p>
+            <w:pPr>
+              <w:jc w:val="center"/>
+              <w:rPr>
+                <w:b/>
+              </w:rPr>
+            </w:pPr>
+            <w:r>
+              <w:rPr>
+                <w:b/>
+              </w:rPr>
+              <w:t>4788</w:t>
+            </w:r>
+          </w:p>
+        </w:tc>
+        <w:tc>
+          <w:tcPr>
+            <w:tcW w:w="862" w:type="dxa"/>
+          </w:tcPr>
+          <w:p>
+            <w:pPr>
+              <w:jc w:val="center"/>
+              <w:rPr>
+                <w:b/>
+              </w:rPr>
+            </w:pPr>
+            <w:r>
+              <w:rPr>
+                <w:b/>
+              </w:rPr>
+              <w:t>14263</w:t>
+            </w:r>
+          </w:p>
+        </w:tc>
+        <w:tc>
+          <w:tcPr>
+            <w:tcW w:w="862" w:type="dxa"/>
+          </w:tcPr>
+          <w:p>
+            <w:pPr>
+              <w:jc w:val="center"/>
+              <w:rPr>
+                <w:b/>
+              </w:rPr>
+            </w:pPr>
+            <w:r>
+              <w:rPr>
+                <w:b/>
+              </w:rPr>
+              <w:t>43154</w:t>
+            </w:r>
+          </w:p>
+        </w:tc>
+        <w:tc>
+          <w:tcPr>
+            <w:tcW w:w="826" w:type="dxa"/>
+          </w:tcPr>
+          <w:p>
+            <w:pPr>
+              <w:jc w:val="center"/>
+              <w:rPr>
+                <w:b/>
+              </w:rPr>
+            </w:pPr>
+            <w:r>
+              <w:rPr>
+                <w:b/>
+              </w:rPr>
+              <w:t>387460</w:t>
+            </w:r>
+          </w:p>
+        </w:tc>
+        <w:tc>
+          <w:tcPr>
+            <w:tcW w:w="826" w:type="dxa"/>
+          </w:tcPr>
+          <w:p>
+            <w:pPr>
+              <w:jc w:val="center"/>
+              <w:rPr>
+                <w:b/>
+              </w:rPr>
+            </w:pPr>
+            <w:r>
+              <w:rPr>
+                <w:b/>
+              </w:rPr>
+              <w:t>fdt</w:t>
+            </w:r>
+          </w:p>
+        </w:tc>
+        <w:tc>
+          <w:tcPr>
+            <w:tcW w:w="826" w:type="dxa"/>
+          </w:tcPr>
+          <w:p>
+            <w:pPr>
+              <w:jc w:val="center"/>
+              <w:rPr>
+                <w:b/>
+              </w:rPr>
+            </w:pPr>
+            <w:r>
+              <w:rPr>
+                <w:b/>
+              </w:rPr>
+              <w:t>fdt</w:t>
+            </w:r>
+          </w:p>
+        </w:tc>
+      </w:tr>
+    </w:tbl>
     <w:p>
       <w:pPr>
         <w:jc w:val="center"/>
@@ -3953,15 +4960,269 @@
           <w:b/>
         </w:rPr>
       </w:pPr>
-      <w:r>
-        <w:rPr>
-          <w:b/>
-        </w:rPr>
+    </w:p>
+    <w:p>
+      <w:pPr>
+        <w:jc w:val="center"/>
+        <w:rPr>
+          <w:b/>
+          <w:sz w:val="24"/>
+          <w:szCs w:val="24"/>
+        </w:rPr>
+      </w:pPr>
+    </w:p>
+    <w:p>
+      <w:pPr>
+        <w:rPr>
+          <w:b/>
+          <w:sz w:val="24"/>
+          <w:szCs w:val="24"/>
+        </w:rPr>
+      </w:pPr>
+      <w:r>
+        <w:rPr>
+          <w:b/>
+          <w:sz w:val="24"/>
+          <w:szCs w:val="24"/>
+        </w:rPr>
+        <w:t>Calcular: ¿cuántos años tardaría en finalizar la ejecución Sustracción5 para n=80? Razonar la respuesta</w:t>
+      </w:r>
+    </w:p>
+    <w:p>
+      <w:pPr>
+        <w:rPr>
+          <w:b/>
+          <w:sz w:val="24"/>
+          <w:szCs w:val="24"/>
+        </w:rPr>
+      </w:pPr>
+      <w:r>
+        <w:rPr>
+          <w:b/>
+          <w:sz w:val="24"/>
+          <w:szCs w:val="24"/>
+        </w:rPr>
+        <w:t xml:space="preserve">T para n = 36 -&gt; </w:t>
+      </w:r>
+      <w:r>
+        <w:rPr>
+          <w:b/>
+          <w:sz w:val="24"/>
+          <w:szCs w:val="24"/>
+        </w:rPr>
+        <w:t>14,263</w:t>
+      </w:r>
+      <w:r>
+        <w:rPr>
+          <w:b/>
+          <w:sz w:val="24"/>
+          <w:szCs w:val="24"/>
+        </w:rPr>
+        <w:t xml:space="preserve"> s</w:t>
+      </w:r>
+    </w:p>
+    <w:p>
+      <w:pPr>
+        <w:rPr>
+          <w:b/>
+          <w:sz w:val="24"/>
+          <w:szCs w:val="24"/>
+          <w:u w:val="single"/>
+        </w:rPr>
+      </w:pPr>
+      <w:r>
+        <w:rPr>
+          <w:b/>
+          <w:sz w:val="24"/>
+          <w:szCs w:val="24"/>
+        </w:rPr>
+        <w:t>O(3 ^ (80 - 36) / 2) * T para n= 36 -&gt; O(3 ^ (80 - 36) / 2) * 14,263 s</w:t>
+      </w:r>
+      <w:r>
+        <w:rPr>
+          <w:b/>
+          <w:sz w:val="24"/>
+          <w:szCs w:val="24"/>
+        </w:rPr>
+        <w:t xml:space="preserve"> = 447588053203167 segundos </w:t>
+      </w:r>
+      <w:r>
+        <w:rPr>
+          <w:b/>
+          <w:sz w:val="24"/>
+          <w:szCs w:val="24"/>
+        </w:rPr>
+        <w:tab/>
+        <w:t>447588053203167 / 3153600 = 14192924,06 años</w:t>
+      </w:r>
+    </w:p>
+    <w:p>
+      <w:pPr>
+        <w:rPr>
+          <w:b/>
+        </w:rPr>
+      </w:pPr>
+    </w:p>
+    <w:p>
+      <w:pPr>
+        <w:rPr>
+          <w:b/>
+        </w:rPr>
+      </w:pPr>
+    </w:p>
+    <w:p>
+      <w:pPr>
+        <w:rPr>
+          <w:b/>
+        </w:rPr>
+      </w:pPr>
+    </w:p>
+    <w:p>
+      <w:pPr>
+        <w:rPr>
+          <w:b/>
+        </w:rPr>
+      </w:pPr>
+    </w:p>
+    <w:p>
+      <w:pPr>
+        <w:jc w:val="both"/>
+        <w:rPr>
+          <w:b/>
+          <w:i/>
+          <w:sz w:val="24"/>
+          <w:szCs w:val="24"/>
+        </w:rPr>
+      </w:pPr>
+      <w:r>
+        <w:rPr>
+          <w:b/>
+          <w:i/>
+          <w:sz w:val="24"/>
+          <w:szCs w:val="24"/>
+        </w:rPr>
+        <w:t>2)DyV por DIVISIÓN</w:t>
+      </w:r>
+    </w:p>
+    <w:p>
+      <w:pPr>
+        <w:jc w:val="both"/>
+        <w:rPr>
+          <w:b/>
+          <w:sz w:val="24"/>
+          <w:szCs w:val="24"/>
+        </w:rPr>
+      </w:pPr>
+      <w:r>
+        <w:rPr>
+          <w:b/>
+          <w:sz w:val="24"/>
+          <w:szCs w:val="24"/>
+        </w:rPr>
+        <w:t>Tras analizar la complejidad de las tres clases anteriores, no se le pide hacer sus tablas de tiempos, pero sí razonar si los tiempos coinciden o no la complejidad temporal de cada algoritmo</w:t>
+      </w:r>
+    </w:p>
+    <w:p>
+      <w:pPr>
+        <w:jc w:val="both"/>
+        <w:rPr>
+          <w:sz w:val="24"/>
+          <w:szCs w:val="24"/>
+        </w:rPr>
+      </w:pPr>
+      <w:r>
+        <w:rPr>
+          <w:sz w:val="24"/>
+          <w:szCs w:val="24"/>
+        </w:rPr>
+        <w:t>Division 1 O(n) -&gt; a = 1, b = 3, k = 1</w:t>
+      </w:r>
+    </w:p>
+    <w:p>
+      <w:pPr>
+        <w:jc w:val="both"/>
+        <w:rPr>
+          <w:sz w:val="24"/>
+          <w:szCs w:val="24"/>
+        </w:rPr>
+      </w:pPr>
+      <w:r>
+        <w:rPr>
+          <w:sz w:val="24"/>
+          <w:szCs w:val="24"/>
+        </w:rPr>
+        <w:t>Division 2 O(n * log n) -&gt; a = 2, b = 2, k = 1</w:t>
+      </w:r>
+    </w:p>
+    <w:p>
+      <w:pPr>
+        <w:jc w:val="both"/>
+        <w:rPr>
+          <w:sz w:val="24"/>
+          <w:szCs w:val="24"/>
+        </w:rPr>
+      </w:pPr>
+      <w:r>
+        <w:rPr>
+          <w:sz w:val="24"/>
+          <w:szCs w:val="24"/>
+        </w:rPr>
+        <w:t>Division 3 O(n^log_2 2) -&gt; a = 2, b = 2, k = 0</w:t>
+      </w:r>
+    </w:p>
+    <w:p>
+      <w:pPr>
+        <w:jc w:val="both"/>
+        <w:rPr>
+          <w:sz w:val="24"/>
+          <w:szCs w:val="24"/>
+          <w:u w:val="single"/>
+        </w:rPr>
+      </w:pPr>
+      <w:r>
+        <w:rPr>
+          <w:sz w:val="24"/>
+          <w:szCs w:val="24"/>
+        </w:rPr>
+        <w:t>La complejidad coincide con los tiempos y ha sido calculado a través del teorema maestro</w:t>
+      </w:r>
+    </w:p>
+    <w:p>
+      <w:pPr>
+        <w:jc w:val="both"/>
+        <w:rPr>
+          <w:b/>
+          <w:sz w:val="24"/>
+          <w:szCs w:val="24"/>
+        </w:rPr>
+      </w:pPr>
+      <w:r>
+        <w:rPr>
+          <w:b/>
+          <w:sz w:val="24"/>
+          <w:szCs w:val="24"/>
+        </w:rPr>
+        <w:t>Implementar una clase Division4.java con una complejidad O(n2 ) y la pertinente toma de tiempos. Después rellenar una tabla en la que se muestre el tiempo (en milisg.) para n=1000, 2000, 4000, 8000, … (hasta FdT)</w:t>
+      </w:r>
+    </w:p>
+    <w:p>
+      <w:pPr>
+        <w:jc w:val="center"/>
+        <w:rPr>
+          <w:b/>
+        </w:rPr>
+      </w:pPr>
+      <w:r>
+        <w:rPr>
+          <w:b/>
+          <w:noProof/>
+        </w:rPr>
+        <w:lastRenderedPageBreak/>
         <w:drawing>
-          <wp:inline distT="0" distB="0" distL="0" distR="0" wp14:anchorId="5E03B37A" wp14:editId="4F0936CC">
-            <wp:extent cx="2781688" cy="2048161"/>
-            <wp:effectExtent l="0" t="0" r="0" b="9525"/>
-            <wp:docPr id="4" name="Imagen 4"/>
+          <wp:inline distT="0" distB="0" distL="0" distR="0" wp14:anchorId="4C03FC3A" wp14:editId="47B7654F">
+            <wp:extent cx="3238952" cy="2915057"/>
+            <wp:effectExtent l="0" t="0" r="0" b="0"/>
+            <wp:docPr id="1961435921" name="Imagen 1" descr="Pantalla de computadora con letras&#10;&#10;El contenido generado por IA puede ser incorrecto."/>
             <wp:cNvGraphicFramePr>
               <a:graphicFrameLocks xmlns:a="http://schemas.openxmlformats.org/drawingml/2006/main" noChangeAspect="1"/>
             </wp:cNvGraphicFramePr>
@@ -3969,7 +5230,7 @@
               <a:graphicData uri="http://schemas.openxmlformats.org/drawingml/2006/picture">
                 <pic:pic xmlns:pic="http://schemas.openxmlformats.org/drawingml/2006/picture">
                   <pic:nvPicPr>
-                    <pic:cNvPr id="1" name=""/>
+                    <pic:cNvPr id="1961435921" name="Imagen 1" descr="Pantalla de computadora con letras&#10;&#10;El contenido generado por IA puede ser incorrecto."/>
                     <pic:cNvPicPr/>
                   </pic:nvPicPr>
                   <pic:blipFill>
@@ -3981,7 +5242,7 @@
                   <pic:spPr>
                     <a:xfrm>
                       <a:off x="0" y="0"/>
-                      <a:ext cx="2781688" cy="2048161"/>
+                      <a:ext cx="3238952" cy="2915057"/>
                     </a:xfrm>
                     <a:prstGeom prst="rect">
                       <a:avLst/>
@@ -3994,6 +5255,470 @@
         </w:drawing>
       </w:r>
     </w:p>
+    <w:tbl>
+      <w:tblPr>
+        <w:tblStyle w:val="Tablaconcuadrcula"/>
+        <w:tblW w:w="0" w:type="auto"/>
+        <w:tblLook w:val="04A0" w:firstRow="1" w:lastRow="0" w:firstColumn="1" w:lastColumn="0" w:noHBand="0" w:noVBand="1"/>
+      </w:tblPr>
+      <w:tblGrid>
+        <w:gridCol w:w="4247"/>
+        <w:gridCol w:w="4247"/>
+      </w:tblGrid>
+      <w:tr>
+        <w:tc>
+          <w:tcPr>
+            <w:tcW w:w="4247" w:type="dxa"/>
+          </w:tcPr>
+          <w:p>
+            <w:pPr>
+              <w:rPr>
+                <w:b/>
+              </w:rPr>
+            </w:pPr>
+            <w:r>
+              <w:rPr>
+                <w:b/>
+              </w:rPr>
+              <w:t>N</w:t>
+            </w:r>
+          </w:p>
+        </w:tc>
+        <w:tc>
+          <w:tcPr>
+            <w:tcW w:w="4247" w:type="dxa"/>
+          </w:tcPr>
+          <w:p>
+            <w:pPr>
+              <w:rPr>
+                <w:b/>
+              </w:rPr>
+            </w:pPr>
+            <w:r>
+              <w:rPr>
+                <w:b/>
+              </w:rPr>
+              <w:t>T</w:t>
+            </w:r>
+          </w:p>
+        </w:tc>
+      </w:tr>
+      <w:tr>
+        <w:tc>
+          <w:tcPr>
+            <w:tcW w:w="4247" w:type="dxa"/>
+          </w:tcPr>
+          <w:p>
+            <w:pPr>
+              <w:rPr>
+                <w:b/>
+              </w:rPr>
+            </w:pPr>
+            <w:r>
+              <w:rPr>
+                <w:b/>
+              </w:rPr>
+              <w:t>100</w:t>
+            </w:r>
+            <w:r>
+              <w:rPr>
+                <w:b/>
+              </w:rPr>
+              <w:t>0</w:t>
+            </w:r>
+          </w:p>
+        </w:tc>
+        <w:tc>
+          <w:tcPr>
+            <w:tcW w:w="4247" w:type="dxa"/>
+          </w:tcPr>
+          <w:p>
+            <w:pPr>
+              <w:rPr>
+                <w:b/>
+              </w:rPr>
+            </w:pPr>
+            <w:r>
+              <w:rPr>
+                <w:b/>
+              </w:rPr>
+              <w:t>2</w:t>
+            </w:r>
+            <w:r>
+              <w:rPr>
+                <w:b/>
+              </w:rPr>
+              <w:t>0</w:t>
+            </w:r>
+          </w:p>
+        </w:tc>
+      </w:tr>
+      <w:tr>
+        <w:tc>
+          <w:tcPr>
+            <w:tcW w:w="4247" w:type="dxa"/>
+          </w:tcPr>
+          <w:p>
+            <w:pPr>
+              <w:rPr>
+                <w:b/>
+              </w:rPr>
+            </w:pPr>
+            <w:r>
+              <w:rPr>
+                <w:b/>
+              </w:rPr>
+              <w:t>200</w:t>
+            </w:r>
+            <w:r>
+              <w:rPr>
+                <w:b/>
+              </w:rPr>
+              <w:t>0</w:t>
+            </w:r>
+          </w:p>
+        </w:tc>
+        <w:tc>
+          <w:tcPr>
+            <w:tcW w:w="4247" w:type="dxa"/>
+          </w:tcPr>
+          <w:p>
+            <w:pPr>
+              <w:rPr>
+                <w:b/>
+              </w:rPr>
+            </w:pPr>
+            <w:r>
+              <w:rPr>
+                <w:b/>
+              </w:rPr>
+              <w:t>74</w:t>
+            </w:r>
+          </w:p>
+        </w:tc>
+      </w:tr>
+      <w:tr>
+        <w:tc>
+          <w:tcPr>
+            <w:tcW w:w="4247" w:type="dxa"/>
+          </w:tcPr>
+          <w:p>
+            <w:pPr>
+              <w:rPr>
+                <w:b/>
+              </w:rPr>
+            </w:pPr>
+            <w:r>
+              <w:rPr>
+                <w:b/>
+              </w:rPr>
+              <w:t>400</w:t>
+            </w:r>
+            <w:r>
+              <w:rPr>
+                <w:b/>
+              </w:rPr>
+              <w:t>0</w:t>
+            </w:r>
+          </w:p>
+        </w:tc>
+        <w:tc>
+          <w:tcPr>
+            <w:tcW w:w="4247" w:type="dxa"/>
+          </w:tcPr>
+          <w:p>
+            <w:pPr>
+              <w:rPr>
+                <w:b/>
+              </w:rPr>
+            </w:pPr>
+            <w:r>
+              <w:rPr>
+                <w:b/>
+              </w:rPr>
+              <w:t>296</w:t>
+            </w:r>
+          </w:p>
+        </w:tc>
+      </w:tr>
+      <w:tr>
+        <w:tc>
+          <w:tcPr>
+            <w:tcW w:w="4247" w:type="dxa"/>
+          </w:tcPr>
+          <w:p>
+            <w:pPr>
+              <w:rPr>
+                <w:b/>
+              </w:rPr>
+            </w:pPr>
+            <w:r>
+              <w:rPr>
+                <w:b/>
+              </w:rPr>
+              <w:t>800</w:t>
+            </w:r>
+            <w:r>
+              <w:rPr>
+                <w:b/>
+              </w:rPr>
+              <w:t>0</w:t>
+            </w:r>
+          </w:p>
+        </w:tc>
+        <w:tc>
+          <w:tcPr>
+            <w:tcW w:w="4247" w:type="dxa"/>
+          </w:tcPr>
+          <w:p>
+            <w:pPr>
+              <w:rPr>
+                <w:b/>
+              </w:rPr>
+            </w:pPr>
+            <w:r>
+              <w:rPr>
+                <w:b/>
+              </w:rPr>
+              <w:t>1189</w:t>
+            </w:r>
+          </w:p>
+        </w:tc>
+      </w:tr>
+      <w:tr>
+        <w:tc>
+          <w:tcPr>
+            <w:tcW w:w="4247" w:type="dxa"/>
+          </w:tcPr>
+          <w:p>
+            <w:pPr>
+              <w:rPr>
+                <w:b/>
+              </w:rPr>
+            </w:pPr>
+            <w:r>
+              <w:rPr>
+                <w:b/>
+              </w:rPr>
+              <w:t>1600</w:t>
+            </w:r>
+            <w:r>
+              <w:rPr>
+                <w:b/>
+              </w:rPr>
+              <w:t>0</w:t>
+            </w:r>
+          </w:p>
+        </w:tc>
+        <w:tc>
+          <w:tcPr>
+            <w:tcW w:w="4247" w:type="dxa"/>
+          </w:tcPr>
+          <w:p>
+            <w:pPr>
+              <w:rPr>
+                <w:b/>
+              </w:rPr>
+            </w:pPr>
+            <w:r>
+              <w:rPr>
+                <w:b/>
+              </w:rPr>
+              <w:t>4821</w:t>
+            </w:r>
+          </w:p>
+        </w:tc>
+      </w:tr>
+      <w:tr>
+        <w:tc>
+          <w:tcPr>
+            <w:tcW w:w="4247" w:type="dxa"/>
+          </w:tcPr>
+          <w:p>
+            <w:pPr>
+              <w:rPr>
+                <w:b/>
+              </w:rPr>
+            </w:pPr>
+            <w:r>
+              <w:rPr>
+                <w:b/>
+              </w:rPr>
+              <w:t>3200</w:t>
+            </w:r>
+            <w:r>
+              <w:rPr>
+                <w:b/>
+              </w:rPr>
+              <w:t>0</w:t>
+            </w:r>
+          </w:p>
+        </w:tc>
+        <w:tc>
+          <w:tcPr>
+            <w:tcW w:w="4247" w:type="dxa"/>
+          </w:tcPr>
+          <w:p>
+            <w:pPr>
+              <w:rPr>
+                <w:b/>
+              </w:rPr>
+            </w:pPr>
+            <w:r>
+              <w:rPr>
+                <w:b/>
+              </w:rPr>
+              <w:t>19294</w:t>
+            </w:r>
+          </w:p>
+        </w:tc>
+      </w:tr>
+      <w:tr>
+        <w:tc>
+          <w:tcPr>
+            <w:tcW w:w="4247" w:type="dxa"/>
+          </w:tcPr>
+          <w:p>
+            <w:pPr>
+              <w:rPr>
+                <w:b/>
+              </w:rPr>
+            </w:pPr>
+            <w:r>
+              <w:rPr>
+                <w:b/>
+              </w:rPr>
+              <w:t>6400</w:t>
+            </w:r>
+            <w:r>
+              <w:rPr>
+                <w:b/>
+              </w:rPr>
+              <w:t>0</w:t>
+            </w:r>
+          </w:p>
+        </w:tc>
+        <w:tc>
+          <w:tcPr>
+            <w:tcW w:w="4247" w:type="dxa"/>
+          </w:tcPr>
+          <w:p>
+            <w:pPr>
+              <w:rPr>
+                <w:b/>
+              </w:rPr>
+            </w:pPr>
+            <w:r>
+              <w:rPr>
+                <w:b/>
+              </w:rPr>
+              <w:t>77523</w:t>
+            </w:r>
+          </w:p>
+        </w:tc>
+      </w:tr>
+      <w:tr>
+        <w:tc>
+          <w:tcPr>
+            <w:tcW w:w="4247" w:type="dxa"/>
+          </w:tcPr>
+          <w:p>
+            <w:pPr>
+              <w:rPr>
+                <w:b/>
+              </w:rPr>
+            </w:pPr>
+            <w:r>
+              <w:rPr>
+                <w:b/>
+              </w:rPr>
+              <w:t>128000</w:t>
+            </w:r>
+          </w:p>
+        </w:tc>
+        <w:tc>
+          <w:tcPr>
+            <w:tcW w:w="4247" w:type="dxa"/>
+          </w:tcPr>
+          <w:p>
+            <w:pPr>
+              <w:rPr>
+                <w:b/>
+              </w:rPr>
+            </w:pPr>
+            <w:r>
+              <w:rPr>
+                <w:b/>
+              </w:rPr>
+              <w:t>FDT</w:t>
+            </w:r>
+          </w:p>
+        </w:tc>
+      </w:tr>
+      <w:tr>
+        <w:tc>
+          <w:tcPr>
+            <w:tcW w:w="4247" w:type="dxa"/>
+          </w:tcPr>
+          <w:p>
+            <w:pPr>
+              <w:rPr>
+                <w:b/>
+                <w:u w:val="single"/>
+              </w:rPr>
+            </w:pPr>
+            <w:r>
+              <w:rPr>
+                <w:b/>
+              </w:rPr>
+              <w:t>256000</w:t>
+            </w:r>
+          </w:p>
+        </w:tc>
+        <w:tc>
+          <w:tcPr>
+            <w:tcW w:w="4247" w:type="dxa"/>
+          </w:tcPr>
+          <w:p>
+            <w:pPr>
+              <w:rPr>
+                <w:b/>
+              </w:rPr>
+            </w:pPr>
+            <w:r>
+              <w:rPr>
+                <w:b/>
+              </w:rPr>
+              <w:t>FDT</w:t>
+            </w:r>
+          </w:p>
+        </w:tc>
+      </w:tr>
+    </w:tbl>
+    <w:p>
+      <w:pPr>
+        <w:rPr>
+          <w:b/>
+        </w:rPr>
+      </w:pPr>
+    </w:p>
+    <w:p>
+      <w:pPr>
+        <w:rPr>
+          <w:b/>
+          <w:sz w:val="24"/>
+          <w:szCs w:val="24"/>
+        </w:rPr>
+      </w:pPr>
+      <w:r>
+        <w:rPr>
+          <w:b/>
+          <w:sz w:val="24"/>
+          <w:szCs w:val="24"/>
+        </w:rPr>
+        <w:t>Implementar una clase Division5.java con una complejidad O(n2 ) (con a&gt;bk ) y la pertinente toma de tiempos. Después rellenar una tabla en la que se muestre el tiempo (en milisg.) para n=1000, 2000, 4000, 8000, … (hasta FdT).</w:t>
+      </w:r>
+    </w:p>
     <w:p>
       <w:pPr>
         <w:jc w:val="center"/>
@@ -4001,233 +5726,16 @@
           <w:b/>
         </w:rPr>
       </w:pPr>
-    </w:p>
-    <w:p>
-      <w:pPr>
-        <w:rPr>
-          <w:b/>
-        </w:rPr>
-      </w:pPr>
-      <w:r>
-        <w:rPr>
-          <w:b/>
-        </w:rPr>
-        <w:t>Calcular: ¿cuántos años tardaría en finalizar la ejecución Sustracción5 para n=80? Razonar la respuesta</w:t>
-      </w:r>
-    </w:p>
-    <w:p>
-      <w:pPr>
-        <w:rPr>
-          <w:b/>
-        </w:rPr>
-      </w:pPr>
-      <w:r>
-        <w:rPr>
-          <w:b/>
-        </w:rPr>
-        <w:t>T para n = 36 -&gt; 9,675 s</w:t>
-      </w:r>
-    </w:p>
-    <w:p>
-      <w:pPr>
-        <w:rPr>
-          <w:b/>
-        </w:rPr>
-      </w:pPr>
-    </w:p>
-    <w:p>
-      <w:pPr>
-        <w:rPr>
-          <w:b/>
-        </w:rPr>
-      </w:pPr>
-    </w:p>
-    <w:p>
-      <w:pPr>
-        <w:jc w:val="both"/>
-        <w:rPr>
-          <w:b/>
-          <w:i/>
-        </w:rPr>
-      </w:pPr>
-      <w:r>
-        <w:rPr>
-          <w:b/>
-          <w:i/>
-        </w:rPr>
-        <w:lastRenderedPageBreak/>
-        <w:t>2)</w:t>
-      </w:r>
-      <w:proofErr w:type="spellStart"/>
-      <w:r>
-        <w:rPr>
-          <w:b/>
-          <w:i/>
-        </w:rPr>
-        <w:t>DyV</w:t>
-      </w:r>
-      <w:proofErr w:type="spellEnd"/>
-      <w:r>
-        <w:rPr>
-          <w:b/>
-          <w:i/>
-        </w:rPr>
-        <w:t xml:space="preserve"> por DIVISIÓN</w:t>
-      </w:r>
-    </w:p>
-    <w:p>
-      <w:pPr>
-        <w:jc w:val="both"/>
-        <w:rPr>
-          <w:b/>
-        </w:rPr>
-      </w:pPr>
-      <w:r>
-        <w:rPr>
-          <w:b/>
-        </w:rPr>
-        <w:t>Tras analizar la complejidad de las tres clases anteriores, no se le pide hacer sus tablas de tiempos, pero sí razonar si los tiempos coinciden o no la complejidad temporal de cada algoritmo</w:t>
-      </w:r>
-    </w:p>
-    <w:p>
-      <w:pPr>
-        <w:jc w:val="both"/>
-      </w:pPr>
-      <w:proofErr w:type="spellStart"/>
-      <w:r>
-        <w:t>Division</w:t>
-      </w:r>
-      <w:proofErr w:type="spellEnd"/>
-      <w:r>
-        <w:t xml:space="preserve"> 1 O(n) -&gt; a = 1, b = 3, k = 1</w:t>
-      </w:r>
-    </w:p>
-    <w:p>
-      <w:pPr>
-        <w:jc w:val="both"/>
-      </w:pPr>
-      <w:proofErr w:type="spellStart"/>
-      <w:r>
-        <w:t>Division</w:t>
-      </w:r>
-      <w:proofErr w:type="spellEnd"/>
-      <w:r>
-        <w:t xml:space="preserve"> 2 </w:t>
-      </w:r>
-      <w:proofErr w:type="gramStart"/>
-      <w:r>
-        <w:t>O(</w:t>
-      </w:r>
-      <w:proofErr w:type="gramEnd"/>
-      <w:r>
-        <w:t>n * log n) -&gt; a = 2, b = 2, k = 1</w:t>
-      </w:r>
-    </w:p>
-    <w:p>
-      <w:pPr>
-        <w:jc w:val="both"/>
-      </w:pPr>
-      <w:proofErr w:type="spellStart"/>
-      <w:r>
-        <w:t>Division</w:t>
-      </w:r>
-      <w:proofErr w:type="spellEnd"/>
-      <w:r>
-        <w:t xml:space="preserve"> 3 </w:t>
-      </w:r>
-      <w:proofErr w:type="gramStart"/>
-      <w:r>
-        <w:t>O(</w:t>
-      </w:r>
-      <w:proofErr w:type="gramEnd"/>
-      <w:r>
-        <w:t>n^log_2 2) -&gt; a = 2, b = 2, k = 0</w:t>
-      </w:r>
-    </w:p>
-    <w:p>
-      <w:pPr>
-        <w:jc w:val="both"/>
-        <w:rPr>
-          <w:b/>
-        </w:rPr>
-      </w:pPr>
-      <w:r>
-        <w:rPr>
-          <w:b/>
-        </w:rPr>
-        <w:t>Implementar una clase Division4.j</w:t>
-      </w:r>
-      <w:r>
-        <w:rPr>
-          <w:b/>
-        </w:rPr>
-        <w:t xml:space="preserve">ava con una complejidad </w:t>
-      </w:r>
-      <w:proofErr w:type="gramStart"/>
-      <w:r>
-        <w:rPr>
-          <w:b/>
-        </w:rPr>
-        <w:t>O(</w:t>
-      </w:r>
-      <w:proofErr w:type="gramEnd"/>
-      <w:r>
-        <w:rPr>
-          <w:b/>
-        </w:rPr>
-        <w:t xml:space="preserve">n2 ) </w:t>
-      </w:r>
-      <w:r>
-        <w:rPr>
-          <w:b/>
-        </w:rPr>
-        <w:t xml:space="preserve">y la pertinente toma de tiempos. Después rellenar una tabla en la que se muestre el tiempo (en </w:t>
-      </w:r>
-      <w:proofErr w:type="spellStart"/>
-      <w:r>
-        <w:rPr>
-          <w:b/>
-        </w:rPr>
-        <w:t>milisg</w:t>
-      </w:r>
-      <w:proofErr w:type="spellEnd"/>
-      <w:r>
-        <w:rPr>
-          <w:b/>
-        </w:rPr>
-        <w:t xml:space="preserve">.) para n=1000, 2000, 4000, 8000, … (hasta </w:t>
-      </w:r>
-      <w:proofErr w:type="spellStart"/>
-      <w:r>
-        <w:rPr>
-          <w:b/>
-        </w:rPr>
-        <w:t>FdT</w:t>
-      </w:r>
-      <w:proofErr w:type="spellEnd"/>
-      <w:r>
-        <w:rPr>
-          <w:b/>
-        </w:rPr>
-        <w:t>)</w:t>
-      </w:r>
-    </w:p>
-    <w:p>
-      <w:pPr>
-        <w:jc w:val="center"/>
-        <w:rPr>
-          <w:b/>
-        </w:rPr>
-      </w:pPr>
-      <w:r>
-        <w:rPr>
-          <w:b/>
+      <w:r>
+        <w:rPr>
+          <w:b/>
+          <w:noProof/>
         </w:rPr>
         <w:drawing>
-          <wp:inline distT="0" distB="0" distL="0" distR="0" wp14:anchorId="5D2A9A00" wp14:editId="4662DC40">
-            <wp:extent cx="4039164" cy="2267266"/>
+          <wp:inline distT="0" distB="0" distL="0" distR="0" wp14:anchorId="533D183F" wp14:editId="69D80592">
+            <wp:extent cx="2457793" cy="2114845"/>
             <wp:effectExtent l="0" t="0" r="0" b="0"/>
-            <wp:docPr id="5" name="Imagen 5"/>
+            <wp:docPr id="6" name="Imagen 6"/>
             <wp:cNvGraphicFramePr>
               <a:graphicFrameLocks xmlns:a="http://schemas.openxmlformats.org/drawingml/2006/main" noChangeAspect="1"/>
             </wp:cNvGraphicFramePr>
@@ -4247,424 +5755,6 @@
                   <pic:spPr>
                     <a:xfrm>
                       <a:off x="0" y="0"/>
-                      <a:ext cx="4039164" cy="2267266"/>
-                    </a:xfrm>
-                    <a:prstGeom prst="rect">
-                      <a:avLst/>
-                    </a:prstGeom>
-                  </pic:spPr>
-                </pic:pic>
-              </a:graphicData>
-            </a:graphic>
-          </wp:inline>
-        </w:drawing>
-      </w:r>
-    </w:p>
-    <w:tbl>
-      <w:tblPr>
-        <w:tblStyle w:val="Tablaconcuadrcula"/>
-        <w:tblW w:w="0" w:type="auto"/>
-        <w:tblLook w:val="04A0" w:firstRow="1" w:lastRow="0" w:firstColumn="1" w:lastColumn="0" w:noHBand="0" w:noVBand="1"/>
-      </w:tblPr>
-      <w:tblGrid>
-        <w:gridCol w:w="4247"/>
-        <w:gridCol w:w="4247"/>
-      </w:tblGrid>
-      <w:tr>
-        <w:tc>
-          <w:tcPr>
-            <w:tcW w:w="4247" w:type="dxa"/>
-          </w:tcPr>
-          <w:p>
-            <w:pPr>
-              <w:rPr>
-                <w:b/>
-              </w:rPr>
-            </w:pPr>
-            <w:r>
-              <w:rPr>
-                <w:b/>
-              </w:rPr>
-              <w:t>N</w:t>
-            </w:r>
-          </w:p>
-        </w:tc>
-        <w:tc>
-          <w:tcPr>
-            <w:tcW w:w="4247" w:type="dxa"/>
-          </w:tcPr>
-          <w:p>
-            <w:pPr>
-              <w:rPr>
-                <w:b/>
-              </w:rPr>
-            </w:pPr>
-            <w:r>
-              <w:rPr>
-                <w:b/>
-              </w:rPr>
-              <w:t>T</w:t>
-            </w:r>
-          </w:p>
-        </w:tc>
-      </w:tr>
-      <w:tr>
-        <w:tc>
-          <w:tcPr>
-            <w:tcW w:w="4247" w:type="dxa"/>
-          </w:tcPr>
-          <w:p>
-            <w:pPr>
-              <w:rPr>
-                <w:b/>
-              </w:rPr>
-            </w:pPr>
-            <w:r>
-              <w:rPr>
-                <w:b/>
-              </w:rPr>
-              <w:t>100</w:t>
-            </w:r>
-          </w:p>
-        </w:tc>
-        <w:tc>
-          <w:tcPr>
-            <w:tcW w:w="4247" w:type="dxa"/>
-          </w:tcPr>
-          <w:p>
-            <w:pPr>
-              <w:rPr>
-                <w:b/>
-              </w:rPr>
-            </w:pPr>
-            <w:r>
-              <w:rPr>
-                <w:b/>
-              </w:rPr>
-              <w:t>23</w:t>
-            </w:r>
-          </w:p>
-        </w:tc>
-      </w:tr>
-      <w:tr>
-        <w:tc>
-          <w:tcPr>
-            <w:tcW w:w="4247" w:type="dxa"/>
-          </w:tcPr>
-          <w:p>
-            <w:pPr>
-              <w:rPr>
-                <w:b/>
-              </w:rPr>
-            </w:pPr>
-            <w:r>
-              <w:rPr>
-                <w:b/>
-              </w:rPr>
-              <w:t>200</w:t>
-            </w:r>
-          </w:p>
-        </w:tc>
-        <w:tc>
-          <w:tcPr>
-            <w:tcW w:w="4247" w:type="dxa"/>
-          </w:tcPr>
-          <w:p>
-            <w:pPr>
-              <w:rPr>
-                <w:b/>
-              </w:rPr>
-            </w:pPr>
-            <w:r>
-              <w:rPr>
-                <w:b/>
-              </w:rPr>
-              <w:t>183</w:t>
-            </w:r>
-          </w:p>
-        </w:tc>
-      </w:tr>
-      <w:tr>
-        <w:tc>
-          <w:tcPr>
-            <w:tcW w:w="4247" w:type="dxa"/>
-          </w:tcPr>
-          <w:p>
-            <w:pPr>
-              <w:rPr>
-                <w:b/>
-              </w:rPr>
-            </w:pPr>
-            <w:r>
-              <w:rPr>
-                <w:b/>
-              </w:rPr>
-              <w:t>400</w:t>
-            </w:r>
-          </w:p>
-        </w:tc>
-        <w:tc>
-          <w:tcPr>
-            <w:tcW w:w="4247" w:type="dxa"/>
-          </w:tcPr>
-          <w:p>
-            <w:pPr>
-              <w:rPr>
-                <w:b/>
-              </w:rPr>
-            </w:pPr>
-            <w:r>
-              <w:rPr>
-                <w:b/>
-              </w:rPr>
-              <w:t>1405</w:t>
-            </w:r>
-            <w:bookmarkStart w:id="0" w:name="_GoBack"/>
-            <w:bookmarkEnd w:id="0"/>
-          </w:p>
-        </w:tc>
-      </w:tr>
-      <w:tr>
-        <w:tc>
-          <w:tcPr>
-            <w:tcW w:w="4247" w:type="dxa"/>
-          </w:tcPr>
-          <w:p>
-            <w:pPr>
-              <w:rPr>
-                <w:b/>
-              </w:rPr>
-            </w:pPr>
-            <w:r>
-              <w:rPr>
-                <w:b/>
-              </w:rPr>
-              <w:t>800</w:t>
-            </w:r>
-          </w:p>
-        </w:tc>
-        <w:tc>
-          <w:tcPr>
-            <w:tcW w:w="4247" w:type="dxa"/>
-          </w:tcPr>
-          <w:p>
-            <w:pPr>
-              <w:rPr>
-                <w:b/>
-              </w:rPr>
-            </w:pPr>
-          </w:p>
-        </w:tc>
-      </w:tr>
-      <w:tr>
-        <w:tc>
-          <w:tcPr>
-            <w:tcW w:w="4247" w:type="dxa"/>
-          </w:tcPr>
-          <w:p>
-            <w:pPr>
-              <w:rPr>
-                <w:b/>
-              </w:rPr>
-            </w:pPr>
-            <w:r>
-              <w:rPr>
-                <w:b/>
-              </w:rPr>
-              <w:t>1600</w:t>
-            </w:r>
-          </w:p>
-        </w:tc>
-        <w:tc>
-          <w:tcPr>
-            <w:tcW w:w="4247" w:type="dxa"/>
-          </w:tcPr>
-          <w:p>
-            <w:pPr>
-              <w:rPr>
-                <w:b/>
-              </w:rPr>
-            </w:pPr>
-          </w:p>
-        </w:tc>
-      </w:tr>
-      <w:tr>
-        <w:tc>
-          <w:tcPr>
-            <w:tcW w:w="4247" w:type="dxa"/>
-          </w:tcPr>
-          <w:p>
-            <w:pPr>
-              <w:rPr>
-                <w:b/>
-              </w:rPr>
-            </w:pPr>
-            <w:r>
-              <w:rPr>
-                <w:b/>
-              </w:rPr>
-              <w:t>3200</w:t>
-            </w:r>
-          </w:p>
-        </w:tc>
-        <w:tc>
-          <w:tcPr>
-            <w:tcW w:w="4247" w:type="dxa"/>
-          </w:tcPr>
-          <w:p>
-            <w:pPr>
-              <w:rPr>
-                <w:b/>
-              </w:rPr>
-            </w:pPr>
-          </w:p>
-        </w:tc>
-      </w:tr>
-      <w:tr>
-        <w:tc>
-          <w:tcPr>
-            <w:tcW w:w="4247" w:type="dxa"/>
-          </w:tcPr>
-          <w:p>
-            <w:pPr>
-              <w:rPr>
-                <w:b/>
-              </w:rPr>
-            </w:pPr>
-            <w:r>
-              <w:rPr>
-                <w:b/>
-              </w:rPr>
-              <w:t>6400</w:t>
-            </w:r>
-          </w:p>
-        </w:tc>
-        <w:tc>
-          <w:tcPr>
-            <w:tcW w:w="4247" w:type="dxa"/>
-          </w:tcPr>
-          <w:p>
-            <w:pPr>
-              <w:rPr>
-                <w:b/>
-              </w:rPr>
-            </w:pPr>
-          </w:p>
-        </w:tc>
-      </w:tr>
-    </w:tbl>
-    <w:p>
-      <w:pPr>
-        <w:rPr>
-          <w:b/>
-        </w:rPr>
-      </w:pPr>
-    </w:p>
-    <w:p>
-      <w:pPr>
-        <w:rPr>
-          <w:b/>
-        </w:rPr>
-      </w:pPr>
-      <w:r>
-        <w:rPr>
-          <w:b/>
-        </w:rPr>
-        <w:t xml:space="preserve">Implementar una clase Division5.java con una complejidad </w:t>
-      </w:r>
-      <w:proofErr w:type="gramStart"/>
-      <w:r>
-        <w:rPr>
-          <w:b/>
-        </w:rPr>
-        <w:t>O(</w:t>
-      </w:r>
-      <w:proofErr w:type="gramEnd"/>
-      <w:r>
-        <w:rPr>
-          <w:b/>
-        </w:rPr>
-        <w:t>n2 ) (con a&gt;</w:t>
-      </w:r>
-      <w:proofErr w:type="spellStart"/>
-      <w:r>
-        <w:rPr>
-          <w:b/>
-        </w:rPr>
-        <w:t>bk</w:t>
-      </w:r>
-      <w:proofErr w:type="spellEnd"/>
-      <w:r>
-        <w:rPr>
-          <w:b/>
-        </w:rPr>
-        <w:t xml:space="preserve"> ) y la pertinente toma de tiempos. Después rellenar una tabla en la que se muestre el tiempo (en </w:t>
-      </w:r>
-      <w:proofErr w:type="spellStart"/>
-      <w:r>
-        <w:rPr>
-          <w:b/>
-        </w:rPr>
-        <w:t>milisg</w:t>
-      </w:r>
-      <w:proofErr w:type="spellEnd"/>
-      <w:r>
-        <w:rPr>
-          <w:b/>
-        </w:rPr>
-        <w:t xml:space="preserve">.) para n=1000, 2000, 4000, 8000, … (hasta </w:t>
-      </w:r>
-      <w:proofErr w:type="spellStart"/>
-      <w:r>
-        <w:rPr>
-          <w:b/>
-        </w:rPr>
-        <w:t>FdT</w:t>
-      </w:r>
-      <w:proofErr w:type="spellEnd"/>
-      <w:r>
-        <w:rPr>
-          <w:b/>
-        </w:rPr>
-        <w:t>).</w:t>
-      </w:r>
-    </w:p>
-    <w:p>
-      <w:pPr>
-        <w:jc w:val="center"/>
-        <w:rPr>
-          <w:b/>
-        </w:rPr>
-      </w:pPr>
-      <w:r>
-        <w:rPr>
-          <w:b/>
-        </w:rPr>
-        <w:lastRenderedPageBreak/>
-        <w:drawing>
-          <wp:inline distT="0" distB="0" distL="0" distR="0" wp14:anchorId="533D183F" wp14:editId="69D80592">
-            <wp:extent cx="2457793" cy="2114845"/>
-            <wp:effectExtent l="0" t="0" r="0" b="0"/>
-            <wp:docPr id="6" name="Imagen 6"/>
-            <wp:cNvGraphicFramePr>
-              <a:graphicFrameLocks xmlns:a="http://schemas.openxmlformats.org/drawingml/2006/main" noChangeAspect="1"/>
-            </wp:cNvGraphicFramePr>
-            <a:graphic xmlns:a="http://schemas.openxmlformats.org/drawingml/2006/main">
-              <a:graphicData uri="http://schemas.openxmlformats.org/drawingml/2006/picture">
-                <pic:pic xmlns:pic="http://schemas.openxmlformats.org/drawingml/2006/picture">
-                  <pic:nvPicPr>
-                    <pic:cNvPr id="1" name=""/>
-                    <pic:cNvPicPr/>
-                  </pic:nvPicPr>
-                  <pic:blipFill>
-                    <a:blip r:embed="rId10"/>
-                    <a:stretch>
-                      <a:fillRect/>
-                    </a:stretch>
-                  </pic:blipFill>
-                  <pic:spPr>
-                    <a:xfrm>
-                      <a:off x="0" y="0"/>
                       <a:ext cx="2457793" cy="2114845"/>
                     </a:xfrm>
                     <a:prstGeom prst="rect">
@@ -4678,10 +5768,2435 @@
         </w:drawing>
       </w:r>
     </w:p>
-    <w:p>
-      <w:pPr>
-        <w:rPr>
-          <w:b/>
+    <w:tbl>
+      <w:tblPr>
+        <w:tblStyle w:val="Tablaconcuadrcula"/>
+        <w:tblW w:w="0" w:type="auto"/>
+        <w:tblLook w:val="04A0" w:firstRow="1" w:lastRow="0" w:firstColumn="1" w:lastColumn="0" w:noHBand="0" w:noVBand="1"/>
+      </w:tblPr>
+      <w:tblGrid>
+        <w:gridCol w:w="4247"/>
+        <w:gridCol w:w="4247"/>
+      </w:tblGrid>
+      <w:tr>
+        <w:tc>
+          <w:tcPr>
+            <w:tcW w:w="4247" w:type="dxa"/>
+          </w:tcPr>
+          <w:p>
+            <w:pPr>
+              <w:rPr>
+                <w:b/>
+              </w:rPr>
+            </w:pPr>
+            <w:r>
+              <w:rPr>
+                <w:b/>
+              </w:rPr>
+              <w:t>N</w:t>
+            </w:r>
+          </w:p>
+        </w:tc>
+        <w:tc>
+          <w:tcPr>
+            <w:tcW w:w="4247" w:type="dxa"/>
+          </w:tcPr>
+          <w:p>
+            <w:pPr>
+              <w:rPr>
+                <w:b/>
+              </w:rPr>
+            </w:pPr>
+            <w:r>
+              <w:rPr>
+                <w:b/>
+              </w:rPr>
+              <w:t>T</w:t>
+            </w:r>
+          </w:p>
+        </w:tc>
+      </w:tr>
+      <w:tr>
+        <w:tc>
+          <w:tcPr>
+            <w:tcW w:w="4247" w:type="dxa"/>
+          </w:tcPr>
+          <w:p>
+            <w:pPr>
+              <w:rPr>
+                <w:b/>
+              </w:rPr>
+            </w:pPr>
+            <w:r>
+              <w:rPr>
+                <w:b/>
+              </w:rPr>
+              <w:t>1000</w:t>
+            </w:r>
+          </w:p>
+        </w:tc>
+        <w:tc>
+          <w:tcPr>
+            <w:tcW w:w="4247" w:type="dxa"/>
+          </w:tcPr>
+          <w:p>
+            <w:pPr>
+              <w:rPr>
+                <w:b/>
+              </w:rPr>
+            </w:pPr>
+            <w:r>
+              <w:rPr>
+                <w:b/>
+              </w:rPr>
+              <w:t>0</w:t>
+            </w:r>
+          </w:p>
+        </w:tc>
+      </w:tr>
+      <w:tr>
+        <w:tc>
+          <w:tcPr>
+            <w:tcW w:w="4247" w:type="dxa"/>
+          </w:tcPr>
+          <w:p>
+            <w:pPr>
+              <w:rPr>
+                <w:b/>
+              </w:rPr>
+            </w:pPr>
+            <w:r>
+              <w:rPr>
+                <w:b/>
+              </w:rPr>
+              <w:t>2000</w:t>
+            </w:r>
+          </w:p>
+        </w:tc>
+        <w:tc>
+          <w:tcPr>
+            <w:tcW w:w="4247" w:type="dxa"/>
+          </w:tcPr>
+          <w:p>
+            <w:pPr>
+              <w:rPr>
+                <w:b/>
+              </w:rPr>
+            </w:pPr>
+            <w:r>
+              <w:rPr>
+                <w:b/>
+              </w:rPr>
+              <w:t>0</w:t>
+            </w:r>
+          </w:p>
+        </w:tc>
+      </w:tr>
+      <w:tr>
+        <w:tc>
+          <w:tcPr>
+            <w:tcW w:w="4247" w:type="dxa"/>
+          </w:tcPr>
+          <w:p>
+            <w:pPr>
+              <w:rPr>
+                <w:b/>
+              </w:rPr>
+            </w:pPr>
+            <w:r>
+              <w:rPr>
+                <w:b/>
+              </w:rPr>
+              <w:t>4000</w:t>
+            </w:r>
+          </w:p>
+        </w:tc>
+        <w:tc>
+          <w:tcPr>
+            <w:tcW w:w="4247" w:type="dxa"/>
+          </w:tcPr>
+          <w:p>
+            <w:pPr>
+              <w:rPr>
+                <w:b/>
+              </w:rPr>
+            </w:pPr>
+            <w:r>
+              <w:rPr>
+                <w:b/>
+              </w:rPr>
+              <w:t>0</w:t>
+            </w:r>
+          </w:p>
+        </w:tc>
+      </w:tr>
+      <w:tr>
+        <w:tc>
+          <w:tcPr>
+            <w:tcW w:w="4247" w:type="dxa"/>
+          </w:tcPr>
+          <w:p>
+            <w:pPr>
+              <w:rPr>
+                <w:b/>
+              </w:rPr>
+            </w:pPr>
+            <w:r>
+              <w:rPr>
+                <w:b/>
+              </w:rPr>
+              <w:lastRenderedPageBreak/>
+              <w:t>8000</w:t>
+            </w:r>
+          </w:p>
+        </w:tc>
+        <w:tc>
+          <w:tcPr>
+            <w:tcW w:w="4247" w:type="dxa"/>
+          </w:tcPr>
+          <w:p>
+            <w:pPr>
+              <w:rPr>
+                <w:b/>
+              </w:rPr>
+            </w:pPr>
+            <w:r>
+              <w:rPr>
+                <w:b/>
+              </w:rPr>
+              <w:t>1</w:t>
+            </w:r>
+          </w:p>
+        </w:tc>
+      </w:tr>
+      <w:tr>
+        <w:tc>
+          <w:tcPr>
+            <w:tcW w:w="4247" w:type="dxa"/>
+          </w:tcPr>
+          <w:p>
+            <w:pPr>
+              <w:rPr>
+                <w:b/>
+              </w:rPr>
+            </w:pPr>
+            <w:r>
+              <w:rPr>
+                <w:b/>
+              </w:rPr>
+              <w:t>16000</w:t>
+            </w:r>
+          </w:p>
+        </w:tc>
+        <w:tc>
+          <w:tcPr>
+            <w:tcW w:w="4247" w:type="dxa"/>
+          </w:tcPr>
+          <w:p>
+            <w:pPr>
+              <w:rPr>
+                <w:b/>
+              </w:rPr>
+            </w:pPr>
+            <w:r>
+              <w:rPr>
+                <w:b/>
+              </w:rPr>
+              <w:t>1</w:t>
+            </w:r>
+          </w:p>
+        </w:tc>
+      </w:tr>
+      <w:tr>
+        <w:tc>
+          <w:tcPr>
+            <w:tcW w:w="4247" w:type="dxa"/>
+          </w:tcPr>
+          <w:p>
+            <w:pPr>
+              <w:rPr>
+                <w:b/>
+              </w:rPr>
+            </w:pPr>
+            <w:r>
+              <w:rPr>
+                <w:b/>
+              </w:rPr>
+              <w:t>32000</w:t>
+            </w:r>
+          </w:p>
+        </w:tc>
+        <w:tc>
+          <w:tcPr>
+            <w:tcW w:w="4247" w:type="dxa"/>
+          </w:tcPr>
+          <w:p>
+            <w:pPr>
+              <w:rPr>
+                <w:b/>
+              </w:rPr>
+            </w:pPr>
+            <w:r>
+              <w:rPr>
+                <w:b/>
+              </w:rPr>
+              <w:t>2</w:t>
+            </w:r>
+          </w:p>
+        </w:tc>
+      </w:tr>
+      <w:tr>
+        <w:tc>
+          <w:tcPr>
+            <w:tcW w:w="4247" w:type="dxa"/>
+          </w:tcPr>
+          <w:p>
+            <w:pPr>
+              <w:rPr>
+                <w:b/>
+              </w:rPr>
+            </w:pPr>
+            <w:r>
+              <w:rPr>
+                <w:b/>
+              </w:rPr>
+              <w:t>64000</w:t>
+            </w:r>
+          </w:p>
+        </w:tc>
+        <w:tc>
+          <w:tcPr>
+            <w:tcW w:w="4247" w:type="dxa"/>
+          </w:tcPr>
+          <w:p>
+            <w:pPr>
+              <w:rPr>
+                <w:b/>
+              </w:rPr>
+            </w:pPr>
+            <w:r>
+              <w:rPr>
+                <w:b/>
+              </w:rPr>
+              <w:t>4</w:t>
+            </w:r>
+          </w:p>
+        </w:tc>
+      </w:tr>
+      <w:tr>
+        <w:tc>
+          <w:tcPr>
+            <w:tcW w:w="4247" w:type="dxa"/>
+          </w:tcPr>
+          <w:p>
+            <w:pPr>
+              <w:rPr>
+                <w:b/>
+              </w:rPr>
+            </w:pPr>
+            <w:r>
+              <w:rPr>
+                <w:b/>
+              </w:rPr>
+              <w:t>128000</w:t>
+            </w:r>
+          </w:p>
+        </w:tc>
+        <w:tc>
+          <w:tcPr>
+            <w:tcW w:w="4247" w:type="dxa"/>
+          </w:tcPr>
+          <w:p>
+            <w:pPr>
+              <w:rPr>
+                <w:b/>
+              </w:rPr>
+            </w:pPr>
+            <w:r>
+              <w:rPr>
+                <w:b/>
+              </w:rPr>
+              <w:t>8</w:t>
+            </w:r>
+          </w:p>
+        </w:tc>
+      </w:tr>
+      <w:tr>
+        <w:tc>
+          <w:tcPr>
+            <w:tcW w:w="4247" w:type="dxa"/>
+          </w:tcPr>
+          <w:p>
+            <w:pPr>
+              <w:rPr>
+                <w:b/>
+                <w:u w:val="single"/>
+              </w:rPr>
+            </w:pPr>
+            <w:r>
+              <w:rPr>
+                <w:b/>
+              </w:rPr>
+              <w:t>256000</w:t>
+            </w:r>
+          </w:p>
+        </w:tc>
+        <w:tc>
+          <w:tcPr>
+            <w:tcW w:w="4247" w:type="dxa"/>
+          </w:tcPr>
+          <w:p>
+            <w:pPr>
+              <w:rPr>
+                <w:b/>
+              </w:rPr>
+            </w:pPr>
+            <w:r>
+              <w:rPr>
+                <w:b/>
+              </w:rPr>
+              <w:t>15</w:t>
+            </w:r>
+          </w:p>
+        </w:tc>
+      </w:tr>
+      <w:tr>
+        <w:tc>
+          <w:tcPr>
+            <w:tcW w:w="4247" w:type="dxa"/>
+          </w:tcPr>
+          <w:p>
+            <w:pPr>
+              <w:rPr>
+                <w:b/>
+              </w:rPr>
+            </w:pPr>
+            <w:r>
+              <w:rPr>
+                <w:b/>
+              </w:rPr>
+              <w:t>512000</w:t>
+            </w:r>
+          </w:p>
+        </w:tc>
+        <w:tc>
+          <w:tcPr>
+            <w:tcW w:w="4247" w:type="dxa"/>
+          </w:tcPr>
+          <w:p>
+            <w:pPr>
+              <w:rPr>
+                <w:b/>
+              </w:rPr>
+            </w:pPr>
+            <w:r>
+              <w:rPr>
+                <w:b/>
+              </w:rPr>
+              <w:t>29</w:t>
+            </w:r>
+          </w:p>
+        </w:tc>
+      </w:tr>
+      <w:tr>
+        <w:tc>
+          <w:tcPr>
+            <w:tcW w:w="4247" w:type="dxa"/>
+          </w:tcPr>
+          <w:p>
+            <w:pPr>
+              <w:rPr>
+                <w:b/>
+              </w:rPr>
+            </w:pPr>
+            <w:r>
+              <w:rPr>
+                <w:b/>
+              </w:rPr>
+              <w:t>1024000</w:t>
+            </w:r>
+          </w:p>
+        </w:tc>
+        <w:tc>
+          <w:tcPr>
+            <w:tcW w:w="4247" w:type="dxa"/>
+          </w:tcPr>
+          <w:p>
+            <w:pPr>
+              <w:rPr>
+                <w:b/>
+              </w:rPr>
+            </w:pPr>
+            <w:r>
+              <w:rPr>
+                <w:b/>
+              </w:rPr>
+              <w:t>62</w:t>
+            </w:r>
+          </w:p>
+        </w:tc>
+      </w:tr>
+      <w:tr>
+        <w:tc>
+          <w:tcPr>
+            <w:tcW w:w="4247" w:type="dxa"/>
+          </w:tcPr>
+          <w:p>
+            <w:pPr>
+              <w:rPr>
+                <w:b/>
+              </w:rPr>
+            </w:pPr>
+            <w:r>
+              <w:rPr>
+                <w:b/>
+              </w:rPr>
+              <w:t>2048000</w:t>
+            </w:r>
+          </w:p>
+        </w:tc>
+        <w:tc>
+          <w:tcPr>
+            <w:tcW w:w="4247" w:type="dxa"/>
+          </w:tcPr>
+          <w:p>
+            <w:pPr>
+              <w:rPr>
+                <w:b/>
+              </w:rPr>
+            </w:pPr>
+            <w:r>
+              <w:rPr>
+                <w:b/>
+              </w:rPr>
+              <w:t>121</w:t>
+            </w:r>
+          </w:p>
+        </w:tc>
+      </w:tr>
+      <w:tr>
+        <w:tc>
+          <w:tcPr>
+            <w:tcW w:w="4247" w:type="dxa"/>
+          </w:tcPr>
+          <w:p>
+            <w:pPr>
+              <w:rPr>
+                <w:b/>
+              </w:rPr>
+            </w:pPr>
+            <w:r>
+              <w:rPr>
+                <w:b/>
+              </w:rPr>
+              <w:t>4096000</w:t>
+            </w:r>
+          </w:p>
+        </w:tc>
+        <w:tc>
+          <w:tcPr>
+            <w:tcW w:w="4247" w:type="dxa"/>
+          </w:tcPr>
+          <w:p>
+            <w:pPr>
+              <w:rPr>
+                <w:b/>
+              </w:rPr>
+            </w:pPr>
+            <w:r>
+              <w:rPr>
+                <w:b/>
+              </w:rPr>
+              <w:t>242</w:t>
+            </w:r>
+          </w:p>
+        </w:tc>
+      </w:tr>
+      <w:tr>
+        <w:tc>
+          <w:tcPr>
+            <w:tcW w:w="4247" w:type="dxa"/>
+          </w:tcPr>
+          <w:p>
+            <w:pPr>
+              <w:rPr>
+                <w:b/>
+              </w:rPr>
+            </w:pPr>
+            <w:r>
+              <w:rPr>
+                <w:b/>
+              </w:rPr>
+              <w:t>8192000</w:t>
+            </w:r>
+          </w:p>
+        </w:tc>
+        <w:tc>
+          <w:tcPr>
+            <w:tcW w:w="4247" w:type="dxa"/>
+          </w:tcPr>
+          <w:p>
+            <w:pPr>
+              <w:rPr>
+                <w:b/>
+                <w:u w:val="single"/>
+              </w:rPr>
+            </w:pPr>
+            <w:r>
+              <w:rPr>
+                <w:b/>
+              </w:rPr>
+              <w:t>482</w:t>
+            </w:r>
+          </w:p>
+        </w:tc>
+      </w:tr>
+    </w:tbl>
+    <w:p>
+      <w:pPr>
+        <w:rPr>
+          <w:b/>
+        </w:rPr>
+      </w:pPr>
+    </w:p>
+    <w:p>
+      <w:pPr>
+        <w:rPr>
+          <w:b/>
+          <w:sz w:val="24"/>
+          <w:szCs w:val="24"/>
+        </w:rPr>
+      </w:pPr>
+      <w:r>
+        <w:rPr>
+          <w:b/>
+          <w:sz w:val="24"/>
+          <w:szCs w:val="24"/>
+        </w:rPr>
+        <w:t>3)DOS EJEMPLOS BÁSICOS</w:t>
+      </w:r>
+    </w:p>
+    <w:p>
+      <w:pPr>
+        <w:rPr>
+          <w:b/>
+          <w:sz w:val="24"/>
+          <w:szCs w:val="24"/>
+        </w:rPr>
+      </w:pPr>
+      <w:r>
+        <w:rPr>
+          <w:b/>
+          <w:sz w:val="24"/>
+          <w:szCs w:val="24"/>
+        </w:rPr>
+        <w:t>VectorSuma:</w:t>
+      </w:r>
+      <w:r>
+        <w:rPr>
+          <w:b/>
+          <w:sz w:val="24"/>
+          <w:szCs w:val="24"/>
+        </w:rPr>
+        <w:t xml:space="preserve"> (Realizado para n = 10)</w:t>
+      </w:r>
+    </w:p>
+    <w:p>
+      <w:pPr>
+        <w:rPr>
+          <w:b/>
+          <w:sz w:val="24"/>
+          <w:szCs w:val="24"/>
+        </w:rPr>
+      </w:pPr>
+      <w:r>
+        <w:rPr>
+          <w:b/>
+          <w:sz w:val="24"/>
+          <w:szCs w:val="24"/>
+        </w:rPr>
+        <w:t>Sum1 – O(n)</w:t>
+      </w:r>
+    </w:p>
+    <w:p>
+      <w:pPr>
+        <w:rPr>
+          <w:b/>
+          <w:sz w:val="24"/>
+          <w:szCs w:val="24"/>
+        </w:rPr>
+      </w:pPr>
+      <w:r>
+        <w:rPr>
+          <w:b/>
+          <w:sz w:val="24"/>
+          <w:szCs w:val="24"/>
+        </w:rPr>
+        <w:t>Sum2 – (a=1;b=1;k=0)=&gt;O(n)</w:t>
+      </w:r>
+    </w:p>
+    <w:p>
+      <w:pPr>
+        <w:rPr>
+          <w:b/>
+          <w:sz w:val="24"/>
+          <w:szCs w:val="24"/>
+        </w:rPr>
+      </w:pPr>
+      <w:r>
+        <w:rPr>
+          <w:b/>
+          <w:sz w:val="24"/>
+          <w:szCs w:val="24"/>
+        </w:rPr>
+        <w:t>Sum3 – (a=2;b=2;k=0)=&gt;O(n)</w:t>
+      </w:r>
+    </w:p>
+    <w:tbl>
+      <w:tblPr>
+        <w:tblStyle w:val="Tablaconcuadrcula"/>
+        <w:tblW w:w="0" w:type="auto"/>
+        <w:tblLook w:val="04A0" w:firstRow="1" w:lastRow="0" w:firstColumn="1" w:lastColumn="0" w:noHBand="0" w:noVBand="1"/>
+      </w:tblPr>
+      <w:tblGrid>
+        <w:gridCol w:w="2831"/>
+        <w:gridCol w:w="2831"/>
+        <w:gridCol w:w="2832"/>
+      </w:tblGrid>
+      <w:tr>
+        <w:tc>
+          <w:tcPr>
+            <w:tcW w:w="2831" w:type="dxa"/>
+          </w:tcPr>
+          <w:p>
+            <w:pPr>
+              <w:rPr>
+                <w:b/>
+              </w:rPr>
+            </w:pPr>
+            <w:r>
+              <w:rPr>
+                <w:b/>
+              </w:rPr>
+              <w:t>Sum1</w:t>
+            </w:r>
+          </w:p>
+        </w:tc>
+        <w:tc>
+          <w:tcPr>
+            <w:tcW w:w="2831" w:type="dxa"/>
+          </w:tcPr>
+          <w:p>
+            <w:pPr>
+              <w:rPr>
+                <w:b/>
+              </w:rPr>
+            </w:pPr>
+            <w:r>
+              <w:rPr>
+                <w:b/>
+              </w:rPr>
+              <w:t>Sum2</w:t>
+            </w:r>
+          </w:p>
+        </w:tc>
+        <w:tc>
+          <w:tcPr>
+            <w:tcW w:w="2832" w:type="dxa"/>
+          </w:tcPr>
+          <w:p>
+            <w:pPr>
+              <w:rPr>
+                <w:b/>
+              </w:rPr>
+            </w:pPr>
+            <w:r>
+              <w:rPr>
+                <w:b/>
+              </w:rPr>
+              <w:t>Sum3</w:t>
+            </w:r>
+          </w:p>
+        </w:tc>
+      </w:tr>
+      <w:tr>
+        <w:tc>
+          <w:tcPr>
+            <w:tcW w:w="2831" w:type="dxa"/>
+          </w:tcPr>
+          <w:p>
+            <w:pPr>
+              <w:rPr>
+                <w:b/>
+              </w:rPr>
+            </w:pPr>
+            <w:r>
+              <w:rPr>
+                <w:b/>
+              </w:rPr>
+              <w:t>888 NANOSEGUNDOS</w:t>
+            </w:r>
+          </w:p>
+        </w:tc>
+        <w:tc>
+          <w:tcPr>
+            <w:tcW w:w="2831" w:type="dxa"/>
+          </w:tcPr>
+          <w:p>
+            <w:pPr>
+              <w:rPr>
+                <w:b/>
+              </w:rPr>
+            </w:pPr>
+            <w:r>
+              <w:rPr>
+                <w:b/>
+              </w:rPr>
+              <w:t>2192 NANOSEGUNDOS</w:t>
+            </w:r>
+          </w:p>
+        </w:tc>
+        <w:tc>
+          <w:tcPr>
+            <w:tcW w:w="2832" w:type="dxa"/>
+          </w:tcPr>
+          <w:p>
+            <w:pPr>
+              <w:rPr>
+                <w:b/>
+              </w:rPr>
+            </w:pPr>
+            <w:r>
+              <w:rPr>
+                <w:b/>
+              </w:rPr>
+              <w:t>4575 NANOSEGUNDOS</w:t>
+            </w:r>
+          </w:p>
+        </w:tc>
+      </w:tr>
+    </w:tbl>
+    <w:p>
+      <w:pPr>
+        <w:rPr>
+          <w:b/>
+        </w:rPr>
+      </w:pPr>
+    </w:p>
+    <w:p>
+      <w:pPr>
+        <w:rPr>
+          <w:b/>
+        </w:rPr>
+      </w:pPr>
+    </w:p>
+    <w:p>
+      <w:pPr>
+        <w:rPr>
+          <w:b/>
+          <w:sz w:val="24"/>
+          <w:szCs w:val="24"/>
+        </w:rPr>
+      </w:pPr>
+      <w:r>
+        <w:rPr>
+          <w:b/>
+          <w:sz w:val="24"/>
+          <w:szCs w:val="24"/>
+        </w:rPr>
+        <w:t>Fibonacci:</w:t>
+      </w:r>
+    </w:p>
+    <w:p>
+      <w:pPr>
+        <w:rPr>
+          <w:b/>
+          <w:sz w:val="24"/>
+          <w:szCs w:val="24"/>
+        </w:rPr>
+      </w:pPr>
+      <w:r>
+        <w:rPr>
+          <w:b/>
+          <w:sz w:val="24"/>
+          <w:szCs w:val="24"/>
+        </w:rPr>
+        <w:t>Fib1 – 0(n)</w:t>
+      </w:r>
+    </w:p>
+    <w:p>
+      <w:pPr>
+        <w:rPr>
+          <w:b/>
+          <w:sz w:val="24"/>
+          <w:szCs w:val="24"/>
+        </w:rPr>
+      </w:pPr>
+      <w:r>
+        <w:rPr>
+          <w:b/>
+          <w:sz w:val="24"/>
+          <w:szCs w:val="24"/>
+        </w:rPr>
+        <w:t xml:space="preserve">Fib2 – O(n) </w:t>
+      </w:r>
+    </w:p>
+    <w:p>
+      <w:pPr>
+        <w:rPr>
+          <w:b/>
+          <w:sz w:val="24"/>
+          <w:szCs w:val="24"/>
+        </w:rPr>
+      </w:pPr>
+      <w:r>
+        <w:rPr>
+          <w:b/>
+          <w:sz w:val="24"/>
+          <w:szCs w:val="24"/>
+        </w:rPr>
+        <w:t>Fib3 – /* recursiva Sustraccion (a=1;b=1;k=0)=&gt;O(n) */</w:t>
+      </w:r>
+    </w:p>
+    <w:p>
+      <w:pPr>
+        <w:rPr>
+          <w:b/>
+          <w:sz w:val="24"/>
+          <w:szCs w:val="24"/>
+        </w:rPr>
+      </w:pPr>
+      <w:r>
+        <w:rPr>
+          <w:b/>
+          <w:sz w:val="24"/>
+          <w:szCs w:val="24"/>
+        </w:rPr>
+        <w:t xml:space="preserve">Fib4 - /* recursiva Sustraccion (a=2;b=1 o b=2;k=0)=&gt;O(1.6**n) </w:t>
+      </w:r>
+    </w:p>
+    <w:p>
+      <w:pPr>
+        <w:rPr>
+          <w:b/>
+          <w:sz w:val="24"/>
+          <w:szCs w:val="24"/>
+        </w:rPr>
+      </w:pPr>
+      <w:r>
+        <w:rPr>
+          <w:b/>
+          <w:sz w:val="24"/>
+          <w:szCs w:val="24"/>
+        </w:rPr>
+        <w:t xml:space="preserve">   es intratable por exponencial  */</w:t>
+      </w:r>
+    </w:p>
+    <w:tbl>
+      <w:tblPr>
+        <w:tblStyle w:val="Tablaconcuadrcula"/>
+        <w:tblW w:w="0" w:type="auto"/>
+        <w:tblLook w:val="04A0" w:firstRow="1" w:lastRow="0" w:firstColumn="1" w:lastColumn="0" w:noHBand="0" w:noVBand="1"/>
+      </w:tblPr>
+      <w:tblGrid>
+        <w:gridCol w:w="2123"/>
+        <w:gridCol w:w="2123"/>
+        <w:gridCol w:w="2124"/>
+        <w:gridCol w:w="2124"/>
+      </w:tblGrid>
+      <w:tr>
+        <w:tc>
+          <w:tcPr>
+            <w:tcW w:w="2123" w:type="dxa"/>
+          </w:tcPr>
+          <w:p>
+            <w:pPr>
+              <w:rPr>
+                <w:b/>
+              </w:rPr>
+            </w:pPr>
+            <w:r>
+              <w:rPr>
+                <w:b/>
+              </w:rPr>
+              <w:t>Fib1</w:t>
+            </w:r>
+          </w:p>
+        </w:tc>
+        <w:tc>
+          <w:tcPr>
+            <w:tcW w:w="2123" w:type="dxa"/>
+          </w:tcPr>
+          <w:p>
+            <w:pPr>
+              <w:rPr>
+                <w:b/>
+              </w:rPr>
+            </w:pPr>
+            <w:r>
+              <w:rPr>
+                <w:b/>
+              </w:rPr>
+              <w:t>Fib2</w:t>
+            </w:r>
+          </w:p>
+        </w:tc>
+        <w:tc>
+          <w:tcPr>
+            <w:tcW w:w="2124" w:type="dxa"/>
+          </w:tcPr>
+          <w:p>
+            <w:pPr>
+              <w:rPr>
+                <w:b/>
+              </w:rPr>
+            </w:pPr>
+            <w:r>
+              <w:rPr>
+                <w:b/>
+              </w:rPr>
+              <w:t>Fib3</w:t>
+            </w:r>
+          </w:p>
+        </w:tc>
+        <w:tc>
+          <w:tcPr>
+            <w:tcW w:w="2124" w:type="dxa"/>
+          </w:tcPr>
+          <w:p>
+            <w:pPr>
+              <w:rPr>
+                <w:b/>
+              </w:rPr>
+            </w:pPr>
+            <w:r>
+              <w:rPr>
+                <w:b/>
+              </w:rPr>
+              <w:t>Fib4</w:t>
+            </w:r>
+          </w:p>
+        </w:tc>
+      </w:tr>
+      <w:tr>
+        <w:tc>
+          <w:tcPr>
+            <w:tcW w:w="2123" w:type="dxa"/>
+          </w:tcPr>
+          <w:p>
+            <w:pPr>
+              <w:rPr>
+                <w:b/>
+              </w:rPr>
+            </w:pPr>
+            <w:r>
+              <w:rPr>
+                <w:b/>
+              </w:rPr>
+              <w:t>428 NANOSEGUNDOS</w:t>
+            </w:r>
+          </w:p>
+        </w:tc>
+        <w:tc>
+          <w:tcPr>
+            <w:tcW w:w="2123" w:type="dxa"/>
+          </w:tcPr>
+          <w:p>
+            <w:pPr>
+              <w:rPr>
+                <w:b/>
+              </w:rPr>
+            </w:pPr>
+            <w:r>
+              <w:rPr>
+                <w:b/>
+              </w:rPr>
+              <w:t>580 NANOSEGUNDOS</w:t>
+            </w:r>
+          </w:p>
+        </w:tc>
+        <w:tc>
+          <w:tcPr>
+            <w:tcW w:w="2124" w:type="dxa"/>
+          </w:tcPr>
+          <w:p>
+            <w:pPr>
+              <w:rPr>
+                <w:b/>
+              </w:rPr>
+            </w:pPr>
+            <w:r>
+              <w:rPr>
+                <w:b/>
+              </w:rPr>
+              <w:t>868 NANOSEGUNDOS</w:t>
+            </w:r>
+          </w:p>
+        </w:tc>
+        <w:tc>
+          <w:tcPr>
+            <w:tcW w:w="2124" w:type="dxa"/>
+          </w:tcPr>
+          <w:p>
+            <w:pPr>
+              <w:rPr>
+                <w:b/>
+                <w:u w:val="single"/>
+              </w:rPr>
+            </w:pPr>
+            <w:r>
+              <w:rPr>
+                <w:b/>
+              </w:rPr>
+              <w:t>6192 MILISEGUNDOS</w:t>
+            </w:r>
+          </w:p>
+        </w:tc>
+      </w:tr>
+    </w:tbl>
+    <w:p>
+      <w:pPr>
+        <w:rPr>
+          <w:b/>
+        </w:rPr>
+      </w:pPr>
+    </w:p>
+    <w:p>
+      <w:pPr>
+        <w:rPr>
+          <w:b/>
+          <w:sz w:val="24"/>
+          <w:szCs w:val="24"/>
+        </w:rPr>
+      </w:pPr>
+    </w:p>
+    <w:p>
+      <w:pPr>
+        <w:rPr>
+          <w:b/>
+          <w:sz w:val="24"/>
+          <w:szCs w:val="24"/>
+        </w:rPr>
+      </w:pPr>
+    </w:p>
+    <w:p>
+      <w:pPr>
+        <w:rPr>
+          <w:b/>
+          <w:sz w:val="24"/>
+          <w:szCs w:val="24"/>
+        </w:rPr>
+      </w:pPr>
+    </w:p>
+    <w:p>
+      <w:pPr>
+        <w:rPr>
+          <w:b/>
+          <w:sz w:val="24"/>
+          <w:szCs w:val="24"/>
+        </w:rPr>
+      </w:pPr>
+    </w:p>
+    <w:p>
+      <w:pPr>
+        <w:rPr>
+          <w:b/>
+          <w:sz w:val="24"/>
+          <w:szCs w:val="24"/>
+        </w:rPr>
+      </w:pPr>
+    </w:p>
+    <w:p>
+      <w:pPr>
+        <w:rPr>
+          <w:b/>
+          <w:sz w:val="24"/>
+          <w:szCs w:val="24"/>
+        </w:rPr>
+      </w:pPr>
+      <w:r>
+        <w:rPr>
+          <w:b/>
+          <w:sz w:val="24"/>
+          <w:szCs w:val="24"/>
+        </w:rPr>
+        <w:lastRenderedPageBreak/>
+        <w:t>4)PRÁCTICA DyV</w:t>
+      </w:r>
+    </w:p>
+    <w:p>
+      <w:pPr>
+        <w:rPr>
+          <w:b/>
+          <w:sz w:val="24"/>
+          <w:szCs w:val="24"/>
+        </w:rPr>
+      </w:pPr>
+      <w:r>
+        <w:rPr>
+          <w:b/>
+          <w:sz w:val="24"/>
+          <w:szCs w:val="24"/>
+        </w:rPr>
+        <w:t>p3p.PuntosTrivialTiempos.java</w:t>
+      </w:r>
+    </w:p>
+    <w:tbl>
+      <w:tblPr>
+        <w:tblStyle w:val="Tablaconcuadrcula"/>
+        <w:tblW w:w="0" w:type="auto"/>
+        <w:tblLook w:val="04A0" w:firstRow="1" w:lastRow="0" w:firstColumn="1" w:lastColumn="0" w:noHBand="0" w:noVBand="1"/>
+      </w:tblPr>
+      <w:tblGrid>
+        <w:gridCol w:w="4247"/>
+        <w:gridCol w:w="4247"/>
+      </w:tblGrid>
+      <w:tr>
+        <w:tc>
+          <w:tcPr>
+            <w:tcW w:w="4247" w:type="dxa"/>
+          </w:tcPr>
+          <w:p>
+            <w:pPr>
+              <w:rPr>
+                <w:b/>
+              </w:rPr>
+            </w:pPr>
+            <w:r>
+              <w:rPr>
+                <w:b/>
+              </w:rPr>
+              <w:t>N</w:t>
+            </w:r>
+          </w:p>
+        </w:tc>
+        <w:tc>
+          <w:tcPr>
+            <w:tcW w:w="4247" w:type="dxa"/>
+          </w:tcPr>
+          <w:p>
+            <w:pPr>
+              <w:rPr>
+                <w:b/>
+              </w:rPr>
+            </w:pPr>
+            <w:r>
+              <w:rPr>
+                <w:b/>
+              </w:rPr>
+              <w:t>T (ms)</w:t>
+            </w:r>
+          </w:p>
+        </w:tc>
+      </w:tr>
+      <w:tr>
+        <w:tc>
+          <w:tcPr>
+            <w:tcW w:w="4247" w:type="dxa"/>
+          </w:tcPr>
+          <w:p>
+            <w:pPr>
+              <w:rPr>
+                <w:b/>
+              </w:rPr>
+            </w:pPr>
+            <w:r>
+              <w:rPr>
+                <w:b/>
+              </w:rPr>
+              <w:t>1024</w:t>
+            </w:r>
+          </w:p>
+        </w:tc>
+        <w:tc>
+          <w:tcPr>
+            <w:tcW w:w="4247" w:type="dxa"/>
+          </w:tcPr>
+          <w:p>
+            <w:pPr>
+              <w:rPr>
+                <w:b/>
+              </w:rPr>
+            </w:pPr>
+            <w:r>
+              <w:rPr>
+                <w:b/>
+              </w:rPr>
+              <w:t>10</w:t>
+            </w:r>
+          </w:p>
+        </w:tc>
+      </w:tr>
+      <w:tr>
+        <w:tc>
+          <w:tcPr>
+            <w:tcW w:w="4247" w:type="dxa"/>
+          </w:tcPr>
+          <w:p>
+            <w:pPr>
+              <w:rPr>
+                <w:b/>
+              </w:rPr>
+            </w:pPr>
+            <w:r>
+              <w:rPr>
+                <w:b/>
+              </w:rPr>
+              <w:t>2048</w:t>
+            </w:r>
+          </w:p>
+        </w:tc>
+        <w:tc>
+          <w:tcPr>
+            <w:tcW w:w="4247" w:type="dxa"/>
+          </w:tcPr>
+          <w:p>
+            <w:pPr>
+              <w:rPr>
+                <w:b/>
+              </w:rPr>
+            </w:pPr>
+            <w:r>
+              <w:rPr>
+                <w:b/>
+              </w:rPr>
+              <w:t>10</w:t>
+            </w:r>
+          </w:p>
+        </w:tc>
+      </w:tr>
+      <w:tr>
+        <w:tc>
+          <w:tcPr>
+            <w:tcW w:w="4247" w:type="dxa"/>
+          </w:tcPr>
+          <w:p>
+            <w:pPr>
+              <w:rPr>
+                <w:b/>
+              </w:rPr>
+            </w:pPr>
+            <w:r>
+              <w:rPr>
+                <w:b/>
+              </w:rPr>
+              <w:t>4096</w:t>
+            </w:r>
+          </w:p>
+        </w:tc>
+        <w:tc>
+          <w:tcPr>
+            <w:tcW w:w="4247" w:type="dxa"/>
+          </w:tcPr>
+          <w:p>
+            <w:pPr>
+              <w:rPr>
+                <w:b/>
+              </w:rPr>
+            </w:pPr>
+            <w:r>
+              <w:rPr>
+                <w:b/>
+              </w:rPr>
+              <w:t>14</w:t>
+            </w:r>
+          </w:p>
+        </w:tc>
+      </w:tr>
+      <w:tr>
+        <w:tc>
+          <w:tcPr>
+            <w:tcW w:w="4247" w:type="dxa"/>
+          </w:tcPr>
+          <w:p>
+            <w:pPr>
+              <w:rPr>
+                <w:b/>
+              </w:rPr>
+            </w:pPr>
+            <w:r>
+              <w:rPr>
+                <w:b/>
+              </w:rPr>
+              <w:t>8192</w:t>
+            </w:r>
+          </w:p>
+        </w:tc>
+        <w:tc>
+          <w:tcPr>
+            <w:tcW w:w="4247" w:type="dxa"/>
+          </w:tcPr>
+          <w:p>
+            <w:pPr>
+              <w:rPr>
+                <w:b/>
+              </w:rPr>
+            </w:pPr>
+            <w:r>
+              <w:rPr>
+                <w:b/>
+              </w:rPr>
+              <w:t>59</w:t>
+            </w:r>
+          </w:p>
+        </w:tc>
+      </w:tr>
+      <w:tr>
+        <w:tc>
+          <w:tcPr>
+            <w:tcW w:w="4247" w:type="dxa"/>
+          </w:tcPr>
+          <w:p>
+            <w:pPr>
+              <w:rPr>
+                <w:b/>
+              </w:rPr>
+            </w:pPr>
+            <w:r>
+              <w:rPr>
+                <w:b/>
+              </w:rPr>
+              <w:t>16384</w:t>
+            </w:r>
+          </w:p>
+        </w:tc>
+        <w:tc>
+          <w:tcPr>
+            <w:tcW w:w="4247" w:type="dxa"/>
+          </w:tcPr>
+          <w:p>
+            <w:pPr>
+              <w:rPr>
+                <w:b/>
+              </w:rPr>
+            </w:pPr>
+            <w:r>
+              <w:rPr>
+                <w:b/>
+              </w:rPr>
+              <w:t>229</w:t>
+            </w:r>
+          </w:p>
+        </w:tc>
+      </w:tr>
+      <w:tr>
+        <w:tc>
+          <w:tcPr>
+            <w:tcW w:w="4247" w:type="dxa"/>
+          </w:tcPr>
+          <w:p>
+            <w:pPr>
+              <w:rPr>
+                <w:b/>
+              </w:rPr>
+            </w:pPr>
+            <w:r>
+              <w:rPr>
+                <w:b/>
+              </w:rPr>
+              <w:t>32768</w:t>
+            </w:r>
+          </w:p>
+        </w:tc>
+        <w:tc>
+          <w:tcPr>
+            <w:tcW w:w="4247" w:type="dxa"/>
+          </w:tcPr>
+          <w:p>
+            <w:pPr>
+              <w:rPr>
+                <w:b/>
+              </w:rPr>
+            </w:pPr>
+            <w:r>
+              <w:rPr>
+                <w:b/>
+              </w:rPr>
+              <w:t>923</w:t>
+            </w:r>
+          </w:p>
+        </w:tc>
+      </w:tr>
+      <w:tr>
+        <w:tc>
+          <w:tcPr>
+            <w:tcW w:w="4247" w:type="dxa"/>
+          </w:tcPr>
+          <w:p>
+            <w:pPr>
+              <w:rPr>
+                <w:b/>
+              </w:rPr>
+            </w:pPr>
+            <w:r>
+              <w:rPr>
+                <w:b/>
+              </w:rPr>
+              <w:t>65536</w:t>
+            </w:r>
+          </w:p>
+        </w:tc>
+        <w:tc>
+          <w:tcPr>
+            <w:tcW w:w="4247" w:type="dxa"/>
+          </w:tcPr>
+          <w:p>
+            <w:pPr>
+              <w:rPr>
+                <w:b/>
+              </w:rPr>
+            </w:pPr>
+            <w:r>
+              <w:rPr>
+                <w:b/>
+              </w:rPr>
+              <w:t>3361</w:t>
+            </w:r>
+          </w:p>
+        </w:tc>
+      </w:tr>
+      <w:tr>
+        <w:tc>
+          <w:tcPr>
+            <w:tcW w:w="4247" w:type="dxa"/>
+          </w:tcPr>
+          <w:p>
+            <w:pPr>
+              <w:rPr>
+                <w:b/>
+              </w:rPr>
+            </w:pPr>
+            <w:r>
+              <w:rPr>
+                <w:b/>
+              </w:rPr>
+              <w:t>131072</w:t>
+            </w:r>
+          </w:p>
+        </w:tc>
+        <w:tc>
+          <w:tcPr>
+            <w:tcW w:w="4247" w:type="dxa"/>
+          </w:tcPr>
+          <w:p>
+            <w:pPr>
+              <w:rPr>
+                <w:b/>
+              </w:rPr>
+            </w:pPr>
+            <w:r>
+              <w:rPr>
+                <w:b/>
+              </w:rPr>
+              <w:t>13283</w:t>
+            </w:r>
+          </w:p>
+        </w:tc>
+      </w:tr>
+      <w:tr>
+        <w:tc>
+          <w:tcPr>
+            <w:tcW w:w="4247" w:type="dxa"/>
+          </w:tcPr>
+          <w:p>
+            <w:pPr>
+              <w:rPr>
+                <w:b/>
+              </w:rPr>
+            </w:pPr>
+            <w:r>
+              <w:rPr>
+                <w:b/>
+              </w:rPr>
+              <w:t>262144</w:t>
+            </w:r>
+          </w:p>
+        </w:tc>
+        <w:tc>
+          <w:tcPr>
+            <w:tcW w:w="4247" w:type="dxa"/>
+          </w:tcPr>
+          <w:p>
+            <w:pPr>
+              <w:rPr>
+                <w:b/>
+              </w:rPr>
+            </w:pPr>
+            <w:r>
+              <w:rPr>
+                <w:b/>
+              </w:rPr>
+              <w:t>55112</w:t>
+            </w:r>
+          </w:p>
+        </w:tc>
+      </w:tr>
+      <w:tr>
+        <w:tc>
+          <w:tcPr>
+            <w:tcW w:w="4247" w:type="dxa"/>
+          </w:tcPr>
+          <w:p>
+            <w:pPr>
+              <w:rPr>
+                <w:b/>
+              </w:rPr>
+            </w:pPr>
+            <w:r>
+              <w:rPr>
+                <w:b/>
+              </w:rPr>
+              <w:t>524288</w:t>
+            </w:r>
+          </w:p>
+        </w:tc>
+        <w:tc>
+          <w:tcPr>
+            <w:tcW w:w="4247" w:type="dxa"/>
+          </w:tcPr>
+          <w:p>
+            <w:pPr>
+              <w:rPr>
+                <w:b/>
+              </w:rPr>
+            </w:pPr>
+            <w:r>
+              <w:rPr>
+                <w:b/>
+              </w:rPr>
+              <w:t>225367</w:t>
+            </w:r>
+          </w:p>
+        </w:tc>
+      </w:tr>
+    </w:tbl>
+    <w:p>
+      <w:pPr>
+        <w:rPr>
+          <w:b/>
+        </w:rPr>
+      </w:pPr>
+    </w:p>
+    <w:p>
+      <w:pPr>
+        <w:rPr>
+          <w:b/>
+          <w:sz w:val="24"/>
+          <w:szCs w:val="24"/>
+        </w:rPr>
+      </w:pPr>
+      <w:r>
+        <w:rPr>
+          <w:b/>
+          <w:sz w:val="24"/>
+          <w:szCs w:val="24"/>
+        </w:rPr>
+        <w:t>Razone si sintonizan los tiempos obtenidos con la complejidad del algoritmo.</w:t>
+      </w:r>
+    </w:p>
+    <w:p>
+      <w:pPr>
+        <w:rPr>
+          <w:bCs/>
+          <w:sz w:val="24"/>
+          <w:szCs w:val="24"/>
+        </w:rPr>
+      </w:pPr>
+      <w:r>
+        <w:rPr>
+          <w:bCs/>
+          <w:sz w:val="24"/>
+          <w:szCs w:val="24"/>
+        </w:rPr>
+        <w:t>Si que tienen sentido los resultados ya que la complejidad es O(n</w:t>
+      </w:r>
+      <w:r>
+        <w:rPr>
+          <w:bCs/>
+          <w:sz w:val="24"/>
+          <w:szCs w:val="24"/>
+        </w:rPr>
+        <w:t>^2</w:t>
+      </w:r>
+      <w:r>
+        <w:rPr>
+          <w:bCs/>
+          <w:sz w:val="24"/>
+          <w:szCs w:val="24"/>
+        </w:rPr>
+        <w:t>) y se corresponde.</w:t>
+      </w:r>
+    </w:p>
+    <w:p>
+      <w:pPr>
+        <w:rPr>
+          <w:b/>
+        </w:rPr>
+      </w:pPr>
+    </w:p>
+    <w:p>
+      <w:pPr>
+        <w:rPr>
+          <w:b/>
+        </w:rPr>
+      </w:pPr>
+    </w:p>
+    <w:p>
+      <w:pPr>
+        <w:rPr>
+          <w:b/>
+          <w:sz w:val="24"/>
+          <w:szCs w:val="24"/>
+        </w:rPr>
+      </w:pPr>
+      <w:r>
+        <w:rPr>
+          <w:b/>
+          <w:sz w:val="24"/>
+          <w:szCs w:val="24"/>
+        </w:rPr>
+        <w:t>p3p</w:t>
+      </w:r>
+      <w:r>
+        <w:rPr>
+          <w:b/>
+          <w:sz w:val="24"/>
+          <w:szCs w:val="24"/>
+        </w:rPr>
+        <w:t>.</w:t>
+      </w:r>
+      <w:r>
+        <w:rPr>
+          <w:b/>
+          <w:sz w:val="24"/>
+          <w:szCs w:val="24"/>
+        </w:rPr>
+        <w:t>PuntosDyVTiempos</w:t>
+      </w:r>
+      <w:r>
+        <w:rPr>
+          <w:b/>
+          <w:sz w:val="24"/>
+          <w:szCs w:val="24"/>
+        </w:rPr>
+        <w:t>.java</w:t>
+      </w:r>
+    </w:p>
+    <w:tbl>
+      <w:tblPr>
+        <w:tblStyle w:val="Tablaconcuadrcula"/>
+        <w:tblW w:w="0" w:type="auto"/>
+        <w:tblLook w:val="04A0" w:firstRow="1" w:lastRow="0" w:firstColumn="1" w:lastColumn="0" w:noHBand="0" w:noVBand="1"/>
+      </w:tblPr>
+      <w:tblGrid>
+        <w:gridCol w:w="4247"/>
+        <w:gridCol w:w="4247"/>
+      </w:tblGrid>
+      <w:tr>
+        <w:tc>
+          <w:tcPr>
+            <w:tcW w:w="4247" w:type="dxa"/>
+          </w:tcPr>
+          <w:p>
+            <w:pPr>
+              <w:rPr>
+                <w:b/>
+              </w:rPr>
+            </w:pPr>
+            <w:r>
+              <w:rPr>
+                <w:b/>
+              </w:rPr>
+              <w:t>N</w:t>
+            </w:r>
+          </w:p>
+        </w:tc>
+        <w:tc>
+          <w:tcPr>
+            <w:tcW w:w="4247" w:type="dxa"/>
+          </w:tcPr>
+          <w:p>
+            <w:pPr>
+              <w:rPr>
+                <w:b/>
+              </w:rPr>
+            </w:pPr>
+            <w:r>
+              <w:rPr>
+                <w:b/>
+              </w:rPr>
+              <w:t>T (ms)</w:t>
+            </w:r>
+          </w:p>
+        </w:tc>
+      </w:tr>
+      <w:tr>
+        <w:tc>
+          <w:tcPr>
+            <w:tcW w:w="4247" w:type="dxa"/>
+          </w:tcPr>
+          <w:p>
+            <w:pPr>
+              <w:rPr>
+                <w:b/>
+              </w:rPr>
+            </w:pPr>
+            <w:r>
+              <w:rPr>
+                <w:b/>
+              </w:rPr>
+              <w:t>1024</w:t>
+            </w:r>
+          </w:p>
+        </w:tc>
+        <w:tc>
+          <w:tcPr>
+            <w:tcW w:w="4247" w:type="dxa"/>
+          </w:tcPr>
+          <w:p>
+            <w:pPr>
+              <w:rPr>
+                <w:b/>
+              </w:rPr>
+            </w:pPr>
+            <w:r>
+              <w:rPr>
+                <w:b/>
+              </w:rPr>
+              <w:t>5</w:t>
+            </w:r>
+          </w:p>
+        </w:tc>
+      </w:tr>
+      <w:tr>
+        <w:tc>
+          <w:tcPr>
+            <w:tcW w:w="4247" w:type="dxa"/>
+          </w:tcPr>
+          <w:p>
+            <w:pPr>
+              <w:rPr>
+                <w:b/>
+              </w:rPr>
+            </w:pPr>
+            <w:r>
+              <w:rPr>
+                <w:b/>
+              </w:rPr>
+              <w:t>2048</w:t>
+            </w:r>
+          </w:p>
+        </w:tc>
+        <w:tc>
+          <w:tcPr>
+            <w:tcW w:w="4247" w:type="dxa"/>
+          </w:tcPr>
+          <w:p>
+            <w:pPr>
+              <w:rPr>
+                <w:b/>
+              </w:rPr>
+            </w:pPr>
+            <w:r>
+              <w:rPr>
+                <w:b/>
+              </w:rPr>
+              <w:t>2</w:t>
+            </w:r>
+          </w:p>
+        </w:tc>
+      </w:tr>
+      <w:tr>
+        <w:tc>
+          <w:tcPr>
+            <w:tcW w:w="4247" w:type="dxa"/>
+          </w:tcPr>
+          <w:p>
+            <w:pPr>
+              <w:rPr>
+                <w:b/>
+              </w:rPr>
+            </w:pPr>
+            <w:r>
+              <w:rPr>
+                <w:b/>
+              </w:rPr>
+              <w:t>4096</w:t>
+            </w:r>
+          </w:p>
+        </w:tc>
+        <w:tc>
+          <w:tcPr>
+            <w:tcW w:w="4247" w:type="dxa"/>
+          </w:tcPr>
+          <w:p>
+            <w:pPr>
+              <w:rPr>
+                <w:b/>
+              </w:rPr>
+            </w:pPr>
+            <w:r>
+              <w:rPr>
+                <w:b/>
+              </w:rPr>
+              <w:t>2</w:t>
+            </w:r>
+          </w:p>
+        </w:tc>
+      </w:tr>
+      <w:tr>
+        <w:tc>
+          <w:tcPr>
+            <w:tcW w:w="4247" w:type="dxa"/>
+          </w:tcPr>
+          <w:p>
+            <w:pPr>
+              <w:rPr>
+                <w:b/>
+              </w:rPr>
+            </w:pPr>
+            <w:r>
+              <w:rPr>
+                <w:b/>
+              </w:rPr>
+              <w:t>8192</w:t>
+            </w:r>
+          </w:p>
+        </w:tc>
+        <w:tc>
+          <w:tcPr>
+            <w:tcW w:w="4247" w:type="dxa"/>
+          </w:tcPr>
+          <w:p>
+            <w:pPr>
+              <w:rPr>
+                <w:b/>
+              </w:rPr>
+            </w:pPr>
+            <w:r>
+              <w:rPr>
+                <w:b/>
+              </w:rPr>
+              <w:t>4</w:t>
+            </w:r>
+          </w:p>
+        </w:tc>
+      </w:tr>
+      <w:tr>
+        <w:tc>
+          <w:tcPr>
+            <w:tcW w:w="4247" w:type="dxa"/>
+          </w:tcPr>
+          <w:p>
+            <w:pPr>
+              <w:rPr>
+                <w:b/>
+              </w:rPr>
+            </w:pPr>
+            <w:r>
+              <w:rPr>
+                <w:b/>
+              </w:rPr>
+              <w:t>16384</w:t>
+            </w:r>
+          </w:p>
+        </w:tc>
+        <w:tc>
+          <w:tcPr>
+            <w:tcW w:w="4247" w:type="dxa"/>
+          </w:tcPr>
+          <w:p>
+            <w:pPr>
+              <w:rPr>
+                <w:b/>
+              </w:rPr>
+            </w:pPr>
+            <w:r>
+              <w:rPr>
+                <w:b/>
+              </w:rPr>
+              <w:t>12</w:t>
+            </w:r>
+          </w:p>
+        </w:tc>
+      </w:tr>
+      <w:tr>
+        <w:tc>
+          <w:tcPr>
+            <w:tcW w:w="4247" w:type="dxa"/>
+          </w:tcPr>
+          <w:p>
+            <w:pPr>
+              <w:rPr>
+                <w:b/>
+              </w:rPr>
+            </w:pPr>
+            <w:r>
+              <w:rPr>
+                <w:b/>
+              </w:rPr>
+              <w:t>32768</w:t>
+            </w:r>
+          </w:p>
+        </w:tc>
+        <w:tc>
+          <w:tcPr>
+            <w:tcW w:w="4247" w:type="dxa"/>
+          </w:tcPr>
+          <w:p>
+            <w:pPr>
+              <w:rPr>
+                <w:b/>
+              </w:rPr>
+            </w:pPr>
+            <w:r>
+              <w:rPr>
+                <w:b/>
+              </w:rPr>
+              <w:t>31</w:t>
+            </w:r>
+          </w:p>
+        </w:tc>
+      </w:tr>
+      <w:tr>
+        <w:tc>
+          <w:tcPr>
+            <w:tcW w:w="4247" w:type="dxa"/>
+          </w:tcPr>
+          <w:p>
+            <w:pPr>
+              <w:rPr>
+                <w:b/>
+              </w:rPr>
+            </w:pPr>
+            <w:r>
+              <w:rPr>
+                <w:b/>
+              </w:rPr>
+              <w:t>65536</w:t>
+            </w:r>
+          </w:p>
+        </w:tc>
+        <w:tc>
+          <w:tcPr>
+            <w:tcW w:w="4247" w:type="dxa"/>
+          </w:tcPr>
+          <w:p>
+            <w:pPr>
+              <w:rPr>
+                <w:b/>
+              </w:rPr>
+            </w:pPr>
+            <w:r>
+              <w:rPr>
+                <w:b/>
+              </w:rPr>
+              <w:t>73</w:t>
+            </w:r>
+          </w:p>
+        </w:tc>
+      </w:tr>
+      <w:tr>
+        <w:tc>
+          <w:tcPr>
+            <w:tcW w:w="4247" w:type="dxa"/>
+          </w:tcPr>
+          <w:p>
+            <w:pPr>
+              <w:rPr>
+                <w:b/>
+              </w:rPr>
+            </w:pPr>
+            <w:r>
+              <w:rPr>
+                <w:b/>
+              </w:rPr>
+              <w:t>131072</w:t>
+            </w:r>
+          </w:p>
+        </w:tc>
+        <w:tc>
+          <w:tcPr>
+            <w:tcW w:w="4247" w:type="dxa"/>
+          </w:tcPr>
+          <w:p>
+            <w:pPr>
+              <w:rPr>
+                <w:b/>
+              </w:rPr>
+            </w:pPr>
+            <w:r>
+              <w:rPr>
+                <w:b/>
+              </w:rPr>
+              <w:t>119</w:t>
+            </w:r>
+          </w:p>
+        </w:tc>
+      </w:tr>
+      <w:tr>
+        <w:tc>
+          <w:tcPr>
+            <w:tcW w:w="4247" w:type="dxa"/>
+          </w:tcPr>
+          <w:p>
+            <w:pPr>
+              <w:rPr>
+                <w:b/>
+              </w:rPr>
+            </w:pPr>
+            <w:r>
+              <w:rPr>
+                <w:b/>
+              </w:rPr>
+              <w:t>262144</w:t>
+            </w:r>
+          </w:p>
+        </w:tc>
+        <w:tc>
+          <w:tcPr>
+            <w:tcW w:w="4247" w:type="dxa"/>
+          </w:tcPr>
+          <w:p>
+            <w:pPr>
+              <w:rPr>
+                <w:b/>
+              </w:rPr>
+            </w:pPr>
+            <w:r>
+              <w:rPr>
+                <w:b/>
+              </w:rPr>
+              <w:t>137</w:t>
+            </w:r>
+          </w:p>
+        </w:tc>
+      </w:tr>
+      <w:tr>
+        <w:tc>
+          <w:tcPr>
+            <w:tcW w:w="4247" w:type="dxa"/>
+          </w:tcPr>
+          <w:p>
+            <w:pPr>
+              <w:rPr>
+                <w:b/>
+              </w:rPr>
+            </w:pPr>
+            <w:r>
+              <w:rPr>
+                <w:b/>
+              </w:rPr>
+              <w:t>524288</w:t>
+            </w:r>
+          </w:p>
+        </w:tc>
+        <w:tc>
+          <w:tcPr>
+            <w:tcW w:w="4247" w:type="dxa"/>
+          </w:tcPr>
+          <w:p>
+            <w:pPr>
+              <w:rPr>
+                <w:b/>
+              </w:rPr>
+            </w:pPr>
+            <w:r>
+              <w:rPr>
+                <w:b/>
+              </w:rPr>
+              <w:t>305</w:t>
+            </w:r>
+          </w:p>
+        </w:tc>
+      </w:tr>
+      <w:tr>
+        <w:tc>
+          <w:tcPr>
+            <w:tcW w:w="4247" w:type="dxa"/>
+          </w:tcPr>
+          <w:p>
+            <w:pPr>
+              <w:rPr>
+                <w:b/>
+              </w:rPr>
+            </w:pPr>
+            <w:r>
+              <w:rPr>
+                <w:b/>
+              </w:rPr>
+              <w:t>1048576</w:t>
+            </w:r>
+          </w:p>
+        </w:tc>
+        <w:tc>
+          <w:tcPr>
+            <w:tcW w:w="4247" w:type="dxa"/>
+          </w:tcPr>
+          <w:p>
+            <w:pPr>
+              <w:rPr>
+                <w:b/>
+              </w:rPr>
+            </w:pPr>
+            <w:r>
+              <w:rPr>
+                <w:b/>
+              </w:rPr>
+              <w:t>688</w:t>
+            </w:r>
+          </w:p>
+        </w:tc>
+      </w:tr>
+      <w:tr>
+        <w:tc>
+          <w:tcPr>
+            <w:tcW w:w="4247" w:type="dxa"/>
+          </w:tcPr>
+          <w:p>
+            <w:pPr>
+              <w:rPr>
+                <w:b/>
+              </w:rPr>
+            </w:pPr>
+            <w:r>
+              <w:rPr>
+                <w:b/>
+              </w:rPr>
+              <w:t>2097152</w:t>
+            </w:r>
+          </w:p>
+        </w:tc>
+        <w:tc>
+          <w:tcPr>
+            <w:tcW w:w="4247" w:type="dxa"/>
+          </w:tcPr>
+          <w:p>
+            <w:pPr>
+              <w:rPr>
+                <w:b/>
+              </w:rPr>
+            </w:pPr>
+            <w:r>
+              <w:rPr>
+                <w:b/>
+              </w:rPr>
+              <w:t>1318</w:t>
+            </w:r>
+          </w:p>
+        </w:tc>
+      </w:tr>
+      <w:tr>
+        <w:tc>
+          <w:tcPr>
+            <w:tcW w:w="4247" w:type="dxa"/>
+          </w:tcPr>
+          <w:p>
+            <w:pPr>
+              <w:rPr>
+                <w:b/>
+              </w:rPr>
+            </w:pPr>
+            <w:r>
+              <w:rPr>
+                <w:b/>
+              </w:rPr>
+              <w:t>4194304</w:t>
+            </w:r>
+          </w:p>
+        </w:tc>
+        <w:tc>
+          <w:tcPr>
+            <w:tcW w:w="4247" w:type="dxa"/>
+          </w:tcPr>
+          <w:p>
+            <w:pPr>
+              <w:rPr>
+                <w:b/>
+              </w:rPr>
+            </w:pPr>
+            <w:r>
+              <w:rPr>
+                <w:b/>
+              </w:rPr>
+              <w:t>3369</w:t>
+            </w:r>
+          </w:p>
+        </w:tc>
+      </w:tr>
+      <w:tr>
+        <w:tc>
+          <w:tcPr>
+            <w:tcW w:w="4247" w:type="dxa"/>
+          </w:tcPr>
+          <w:p>
+            <w:pPr>
+              <w:rPr>
+                <w:b/>
+              </w:rPr>
+            </w:pPr>
+            <w:r>
+              <w:rPr>
+                <w:b/>
+              </w:rPr>
+              <w:t>8388608</w:t>
+            </w:r>
+          </w:p>
+        </w:tc>
+        <w:tc>
+          <w:tcPr>
+            <w:tcW w:w="4247" w:type="dxa"/>
+          </w:tcPr>
+          <w:p>
+            <w:pPr>
+              <w:rPr>
+                <w:b/>
+              </w:rPr>
+            </w:pPr>
+            <w:r>
+              <w:rPr>
+                <w:b/>
+              </w:rPr>
+              <w:t>8238</w:t>
+            </w:r>
+          </w:p>
+        </w:tc>
+      </w:tr>
+      <w:tr>
+        <w:tc>
+          <w:tcPr>
+            <w:tcW w:w="4247" w:type="dxa"/>
+          </w:tcPr>
+          <w:p>
+            <w:pPr>
+              <w:rPr>
+                <w:b/>
+              </w:rPr>
+            </w:pPr>
+            <w:r>
+              <w:rPr>
+                <w:b/>
+              </w:rPr>
+              <w:t>16777216</w:t>
+            </w:r>
+          </w:p>
+        </w:tc>
+        <w:tc>
+          <w:tcPr>
+            <w:tcW w:w="4247" w:type="dxa"/>
+          </w:tcPr>
+          <w:p>
+            <w:pPr>
+              <w:rPr>
+                <w:b/>
+              </w:rPr>
+            </w:pPr>
+            <w:r>
+              <w:rPr>
+                <w:b/>
+              </w:rPr>
+              <w:t>19454</w:t>
+            </w:r>
+          </w:p>
+        </w:tc>
+      </w:tr>
+      <w:tr>
+        <w:tc>
+          <w:tcPr>
+            <w:tcW w:w="4247" w:type="dxa"/>
+          </w:tcPr>
+          <w:p>
+            <w:pPr>
+              <w:rPr>
+                <w:b/>
+              </w:rPr>
+            </w:pPr>
+            <w:r>
+              <w:rPr>
+                <w:b/>
+              </w:rPr>
+              <w:t>33554432</w:t>
+            </w:r>
+          </w:p>
+        </w:tc>
+        <w:tc>
+          <w:tcPr>
+            <w:tcW w:w="4247" w:type="dxa"/>
+          </w:tcPr>
+          <w:p>
+            <w:pPr>
+              <w:rPr>
+                <w:b/>
+              </w:rPr>
+            </w:pPr>
+            <w:r>
+              <w:rPr>
+                <w:b/>
+              </w:rPr>
+              <w:t>45582</w:t>
+            </w:r>
+          </w:p>
+        </w:tc>
+      </w:tr>
+    </w:tbl>
+    <w:p>
+      <w:pPr>
+        <w:rPr>
+          <w:b/>
+          <w:sz w:val="24"/>
+          <w:szCs w:val="24"/>
+        </w:rPr>
+      </w:pPr>
+    </w:p>
+    <w:p>
+      <w:pPr>
+        <w:rPr>
+          <w:b/>
+          <w:sz w:val="24"/>
+          <w:szCs w:val="24"/>
+        </w:rPr>
+      </w:pPr>
+      <w:r>
+        <w:rPr>
+          <w:b/>
+          <w:sz w:val="24"/>
+          <w:szCs w:val="24"/>
+        </w:rPr>
+        <w:t>Razone si sintonizan los tiempos obtenidos con la complejidad del algoritmo.</w:t>
+      </w:r>
+    </w:p>
+    <w:p>
+      <w:pPr>
+        <w:rPr>
+          <w:bCs/>
+          <w:sz w:val="24"/>
+          <w:szCs w:val="24"/>
+        </w:rPr>
+      </w:pPr>
+      <w:r>
+        <w:rPr>
+          <w:bCs/>
+          <w:sz w:val="24"/>
+          <w:szCs w:val="24"/>
+        </w:rPr>
+        <w:t>Si que tienen sentido los resultados ya que la complejidad es O(n*logn) y se corresponde.</w:t>
+      </w:r>
+    </w:p>
+    <w:p>
+      <w:pPr>
+        <w:rPr>
+          <w:b/>
+          <w:sz w:val="24"/>
+          <w:szCs w:val="24"/>
+        </w:rPr>
+      </w:pPr>
+    </w:p>
+    <w:p>
+      <w:pPr>
+        <w:rPr>
+          <w:b/>
+          <w:sz w:val="24"/>
+          <w:szCs w:val="24"/>
         </w:rPr>
       </w:pPr>
     </w:p>
@@ -4696,7 +8211,7 @@
 </file>
 
 <file path=word/numbering.xml><?xml version="1.0" encoding="utf-8"?>
-<w:numbering xmlns:wpc="http://schemas.microsoft.com/office/word/2010/wordprocessingCanvas" xmlns:cx="http://schemas.microsoft.com/office/drawing/2014/chartex" xmlns:cx1="http://schemas.microsoft.com/office/drawing/2015/9/8/chartex" xmlns:mc="http://schemas.openxmlformats.org/markup-compatibility/2006" xmlns:o="urn:schemas-microsoft-com:office:office" xmlns:r="http://schemas.openxmlformats.org/officeDocument/2006/relationships" xmlns:m="http://schemas.openxmlformats.org/officeDocument/2006/math" xmlns:v="urn:schemas-microsoft-com:vml" xmlns:wp14="http://schemas.microsoft.com/office/word/2010/wordprocessingDrawing" xmlns:wp="http://schemas.openxmlformats.org/drawingml/2006/wordprocessingDrawing" xmlns:w10="urn:schemas-microsoft-com:office:word" xmlns:w="http://schemas.openxmlformats.org/wordprocessingml/2006/main" xmlns:w14="http://schemas.microsoft.com/office/word/2010/wordml" xmlns:w15="http://schemas.microsoft.com/office/word/2012/wordml" xmlns:w16se="http://schemas.microsoft.com/office/word/2015/wordml/symex" xmlns:wpg="http://schemas.microsoft.com/office/word/2010/wordprocessingGroup" xmlns:wpi="http://schemas.microsoft.com/office/word/2010/wordprocessingInk" xmlns:wne="http://schemas.microsoft.com/office/word/2006/wordml" xmlns:wps="http://schemas.microsoft.com/office/word/2010/wordprocessingShape" mc:Ignorable="w14 w15 w16se wp14">
+<w:numbering xmlns:wpc="http://schemas.microsoft.com/office/word/2010/wordprocessingCanvas" xmlns:cx="http://schemas.microsoft.com/office/drawing/2014/chartex" xmlns:cx1="http://schemas.microsoft.com/office/drawing/2015/9/8/chartex" xmlns:cx2="http://schemas.microsoft.com/office/drawing/2015/10/21/chartex" xmlns:cx3="http://schemas.microsoft.com/office/drawing/2016/5/9/chartex" xmlns:cx4="http://schemas.microsoft.com/office/drawing/2016/5/10/chartex" xmlns:cx5="http://schemas.microsoft.com/office/drawing/2016/5/11/chartex" xmlns:cx6="http://schemas.microsoft.com/office/drawing/2016/5/12/chartex" xmlns:cx7="http://schemas.microsoft.com/office/drawing/2016/5/13/chartex" xmlns:cx8="http://schemas.microsoft.com/office/drawing/2016/5/14/chartex" xmlns:mc="http://schemas.openxmlformats.org/markup-compatibility/2006" xmlns:aink="http://schemas.microsoft.com/office/drawing/2016/ink" xmlns:am3d="http://schemas.microsoft.com/office/drawing/2017/model3d" xmlns:o="urn:schemas-microsoft-com:office:office" xmlns:oel="http://schemas.microsoft.com/office/2019/extlst" xmlns:r="http://schemas.openxmlformats.org/officeDocument/2006/relationships" xmlns:m="http://schemas.openxmlformats.org/officeDocument/2006/math" xmlns:v="urn:schemas-microsoft-com:vml" xmlns:wp14="http://schemas.microsoft.com/office/word/2010/wordprocessingDrawing" xmlns:wp="http://schemas.openxmlformats.org/drawingml/2006/wordprocessingDrawing" xmlns:w10="urn:schemas-microsoft-com:office:word" xmlns:w="http://schemas.openxmlformats.org/wordprocessingml/2006/main" xmlns:w14="http://schemas.microsoft.com/office/word/2010/wordml" xmlns:w15="http://schemas.microsoft.com/office/word/2012/wordml" xmlns:w16cex="http://schemas.microsoft.com/office/word/2018/wordml/cex" xmlns:w16cid="http://schemas.microsoft.com/office/word/2016/wordml/cid" xmlns:w16="http://schemas.microsoft.com/office/word/2018/wordml" xmlns:w16du="http://schemas.microsoft.com/office/word/2023/wordml/word16du" xmlns:w16sdtdh="http://schemas.microsoft.com/office/word/2020/wordml/sdtdatahash" xmlns:w16sdtfl="http://schemas.microsoft.com/office/word/2024/wordml/sdtformatlock" xmlns:w16se="http://schemas.microsoft.com/office/word/2015/wordml/symex" xmlns:wpg="http://schemas.microsoft.com/office/word/2010/wordprocessingGroup" xmlns:wpi="http://schemas.microsoft.com/office/word/2010/wordprocessingInk" xmlns:wne="http://schemas.microsoft.com/office/word/2006/wordml" xmlns:wps="http://schemas.microsoft.com/office/word/2010/wordprocessingShape" mc:Ignorable="w14 w15 w16se w16cid w16 w16cex w16sdtdh w16sdtfl w16du wp14">
   <w:abstractNum w:abstractNumId="0" w15:restartNumberingAfterBreak="0">
     <w:nsid w:val="4E8452EA"/>
     <w:multiLevelType w:val="multilevel"/>
@@ -4995,17 +8510,17 @@
       </w:rPr>
     </w:lvl>
   </w:abstractNum>
-  <w:num w:numId="1">
+  <w:num w:numId="1" w16cid:durableId="941456598">
     <w:abstractNumId w:val="0"/>
   </w:num>
-  <w:num w:numId="2">
+  <w:num w:numId="2" w16cid:durableId="1113014800">
     <w:abstractNumId w:val="1"/>
   </w:num>
 </w:numbering>
 </file>
 
 <file path=word/styles.xml><?xml version="1.0" encoding="utf-8"?>
-<w:styles xmlns:mc="http://schemas.openxmlformats.org/markup-compatibility/2006" xmlns:r="http://schemas.openxmlformats.org/officeDocument/2006/relationships" xmlns:w="http://schemas.openxmlformats.org/wordprocessingml/2006/main" xmlns:w14="http://schemas.microsoft.com/office/word/2010/wordml" xmlns:w15="http://schemas.microsoft.com/office/word/2012/wordml" xmlns:w16se="http://schemas.microsoft.com/office/word/2015/wordml/symex" mc:Ignorable="w14 w15 w16se">
+<w:styles xmlns:mc="http://schemas.openxmlformats.org/markup-compatibility/2006" xmlns:r="http://schemas.openxmlformats.org/officeDocument/2006/relationships" xmlns:w="http://schemas.openxmlformats.org/wordprocessingml/2006/main" xmlns:w14="http://schemas.microsoft.com/office/word/2010/wordml" xmlns:w15="http://schemas.microsoft.com/office/word/2012/wordml" xmlns:w16cex="http://schemas.microsoft.com/office/word/2018/wordml/cex" xmlns:w16cid="http://schemas.microsoft.com/office/word/2016/wordml/cid" xmlns:w16="http://schemas.microsoft.com/office/word/2018/wordml" xmlns:w16du="http://schemas.microsoft.com/office/word/2023/wordml/word16du" xmlns:w16sdtdh="http://schemas.microsoft.com/office/word/2020/wordml/sdtdatahash" xmlns:w16sdtfl="http://schemas.microsoft.com/office/word/2024/wordml/sdtformatlock" xmlns:w16se="http://schemas.microsoft.com/office/word/2015/wordml/symex" mc:Ignorable="w14 w15 w16se w16cid w16 w16cex w16sdtdh w16sdtfl w16du">
   <w:docDefaults>
     <w:rPrDefault>
       <w:rPr>
@@ -5021,7 +8536,7 @@
       </w:pPr>
     </w:pPrDefault>
   </w:docDefaults>
-  <w:latentStyles w:defLockedState="0" w:defUIPriority="99" w:defSemiHidden="0" w:defUnhideWhenUsed="0" w:defQFormat="0" w:count="371">
+  <w:latentStyles w:defLockedState="0" w:defUIPriority="99" w:defSemiHidden="0" w:defUnhideWhenUsed="0" w:defQFormat="0" w:count="376">
     <w:lsdException w:name="Normal" w:uiPriority="0" w:qFormat="1"/>
     <w:lsdException w:name="heading 1" w:uiPriority="9" w:qFormat="1"/>
     <w:lsdException w:name="heading 2" w:semiHidden="1" w:uiPriority="9" w:unhideWhenUsed="1" w:qFormat="1"/>
@@ -5393,6 +8908,11 @@
     <w:lsdException w:name="List Table 5 Dark Accent 6" w:uiPriority="50"/>
     <w:lsdException w:name="List Table 6 Colorful Accent 6" w:uiPriority="51"/>
     <w:lsdException w:name="List Table 7 Colorful Accent 6" w:uiPriority="52"/>
+    <w:lsdException w:name="Mention" w:semiHidden="1" w:unhideWhenUsed="1"/>
+    <w:lsdException w:name="Smart Hyperlink" w:semiHidden="1" w:unhideWhenUsed="1"/>
+    <w:lsdException w:name="Hashtag" w:semiHidden="1" w:unhideWhenUsed="1"/>
+    <w:lsdException w:name="Unresolved Mention" w:semiHidden="1" w:unhideWhenUsed="1"/>
+    <w:lsdException w:name="Smart Link" w:semiHidden="1" w:unhideWhenUsed="1"/>
   </w:latentStyles>
   <w:style w:type="paragraph" w:default="1" w:styleId="Normal">
     <w:name w:val="Normal"/>
@@ -5401,7 +8921,6 @@
   <w:style w:type="character" w:default="1" w:styleId="Fuentedeprrafopredeter">
     <w:name w:val="Default Paragraph Font"/>
     <w:uiPriority w:val="1"/>
-    <w:semiHidden/>
     <w:unhideWhenUsed/>
   </w:style>
   <w:style w:type="table" w:default="1" w:styleId="Tablanormal">
